--- a/phase-0/docs/phase 0.docx
+++ b/phase-0/docs/phase 0.docx
@@ -675,41 +675,44 @@
     </w:p>
     <w:tbl>
       <w:tblPr>
-        <w:tblStyle w:val="GridTable5Dark-Accent3"/>
+        <w:tblStyle w:val="GridTable5Dark-Accent1"/>
         <w:tblW w:w="0" w:type="auto"/>
+        <w:tblInd w:w="-815" w:type="dxa"/>
         <w:tblLook w:val="04A0" w:firstRow="1" w:lastRow="0" w:firstColumn="1" w:lastColumn="0" w:noHBand="0" w:noVBand="1"/>
       </w:tblPr>
       <w:tblGrid>
-        <w:gridCol w:w="1870"/>
-        <w:gridCol w:w="1870"/>
-        <w:gridCol w:w="1870"/>
-        <w:gridCol w:w="1870"/>
-        <w:gridCol w:w="1870"/>
+        <w:gridCol w:w="3960"/>
+        <w:gridCol w:w="1800"/>
+        <w:gridCol w:w="900"/>
+        <w:gridCol w:w="1980"/>
+        <w:gridCol w:w="1525"/>
       </w:tblGrid>
       <w:tr>
         <w:trPr>
           <w:cnfStyle w:val="100000000000" w:firstRow="1" w:lastRow="0" w:firstColumn="0" w:lastColumn="0" w:oddVBand="0" w:evenVBand="0" w:oddHBand="0" w:evenHBand="0" w:firstRowFirstColumn="0" w:firstRowLastColumn="0" w:lastRowFirstColumn="0" w:lastRowLastColumn="0"/>
+          <w:trHeight w:val="728"/>
         </w:trPr>
         <w:tc>
           <w:tcPr>
             <w:cnfStyle w:val="001000000000" w:firstRow="0" w:lastRow="0" w:firstColumn="1" w:lastColumn="0" w:oddVBand="0" w:evenVBand="0" w:oddHBand="0" w:evenHBand="0" w:firstRowFirstColumn="0" w:firstRowLastColumn="0" w:lastRowFirstColumn="0" w:lastRowLastColumn="0"/>
-            <w:tcW w:w="1870" w:type="dxa"/>
-          </w:tcPr>
-          <w:p>
-            <w:pPr>
-              <w:jc w:val="center"/>
-              <w:rPr>
-                <w:rFonts w:ascii="Dubai" w:hAnsi="Dubai" w:cs="Dubai"/>
-                <w:sz w:val="28"/>
-                <w:szCs w:val="28"/>
-                <w:lang w:bidi="fa-IR"/>
-              </w:rPr>
-            </w:pPr>
-            <w:r>
-              <w:rPr>
-                <w:rFonts w:ascii="Dubai" w:hAnsi="Dubai" w:cs="Dubai"/>
-                <w:sz w:val="28"/>
-                <w:szCs w:val="28"/>
+            <w:tcW w:w="3960" w:type="dxa"/>
+          </w:tcPr>
+          <w:p>
+            <w:pPr>
+              <w:bidi/>
+              <w:jc w:val="center"/>
+              <w:rPr>
+                <w:rFonts w:ascii="Dubai" w:hAnsi="Dubai" w:cs="Dubai"/>
+                <w:sz w:val="20"/>
+                <w:szCs w:val="20"/>
+                <w:lang w:bidi="fa-IR"/>
+              </w:rPr>
+            </w:pPr>
+            <w:r>
+              <w:rPr>
+                <w:rFonts w:ascii="Dubai" w:hAnsi="Dubai" w:cs="Dubai"/>
+                <w:sz w:val="20"/>
+                <w:szCs w:val="20"/>
                 <w:rtl/>
                 <w:lang w:bidi="fa-IR"/>
               </w:rPr>
@@ -718,8 +721,8 @@
             <w:r>
               <w:rPr>
                 <w:rFonts w:ascii="Dubai" w:hAnsi="Dubai" w:cs="Dubai"/>
-                <w:sz w:val="28"/>
-                <w:szCs w:val="28"/>
+                <w:sz w:val="20"/>
+                <w:szCs w:val="20"/>
                 <w:rtl/>
                 <w:lang w:bidi="fa-IR"/>
               </w:rPr>
@@ -728,8 +731,8 @@
             <w:r>
               <w:rPr>
                 <w:rFonts w:ascii="Dubai" w:hAnsi="Dubai" w:cs="Dubai"/>
-                <w:sz w:val="28"/>
-                <w:szCs w:val="28"/>
+                <w:sz w:val="20"/>
+                <w:szCs w:val="20"/>
                 <w:rtl/>
                 <w:lang w:bidi="fa-IR"/>
               </w:rPr>
@@ -739,7 +742,7 @@
         </w:tc>
         <w:tc>
           <w:tcPr>
-            <w:tcW w:w="1870" w:type="dxa"/>
+            <w:tcW w:w="1800" w:type="dxa"/>
           </w:tcPr>
           <w:p>
             <w:pPr>
@@ -767,7 +770,7 @@
         </w:tc>
         <w:tc>
           <w:tcPr>
-            <w:tcW w:w="1870" w:type="dxa"/>
+            <w:tcW w:w="900" w:type="dxa"/>
           </w:tcPr>
           <w:p>
             <w:pPr>
@@ -795,7 +798,7 @@
         </w:tc>
         <w:tc>
           <w:tcPr>
-            <w:tcW w:w="1870" w:type="dxa"/>
+            <w:tcW w:w="1980" w:type="dxa"/>
           </w:tcPr>
           <w:p>
             <w:pPr>
@@ -823,7 +826,7 @@
         </w:tc>
         <w:tc>
           <w:tcPr>
-            <w:tcW w:w="1870" w:type="dxa"/>
+            <w:tcW w:w="1525" w:type="dxa"/>
           </w:tcPr>
           <w:p>
             <w:pPr>
@@ -848,6 +851,402 @@
               </w:rPr>
               <w:t>نام</w:t>
             </w:r>
+          </w:p>
+        </w:tc>
+      </w:tr>
+      <w:tr>
+        <w:trPr>
+          <w:cnfStyle w:val="000000100000" w:firstRow="0" w:lastRow="0" w:firstColumn="0" w:lastColumn="0" w:oddVBand="0" w:evenVBand="0" w:oddHBand="1" w:evenHBand="0" w:firstRowFirstColumn="0" w:firstRowLastColumn="0" w:lastRowFirstColumn="0" w:lastRowLastColumn="0"/>
+          <w:trHeight w:val="584"/>
+        </w:trPr>
+        <w:tc>
+          <w:tcPr>
+            <w:cnfStyle w:val="001000000000" w:firstRow="0" w:lastRow="0" w:firstColumn="1" w:lastColumn="0" w:oddVBand="0" w:evenVBand="0" w:oddHBand="0" w:evenHBand="0" w:firstRowFirstColumn="0" w:firstRowLastColumn="0" w:lastRowFirstColumn="0" w:lastRowLastColumn="0"/>
+            <w:tcW w:w="3960" w:type="dxa"/>
+          </w:tcPr>
+          <w:p>
+            <w:pPr>
+              <w:bidi/>
+              <w:rPr>
+                <w:rFonts w:ascii="Dubai" w:hAnsi="Dubai" w:cs="Dubai"/>
+                <w:b w:val="0"/>
+                <w:bCs w:val="0"/>
+                <w:sz w:val="20"/>
+                <w:szCs w:val="20"/>
+                <w:lang w:bidi="fa-IR"/>
+              </w:rPr>
+            </w:pPr>
+            <w:r>
+              <w:rPr>
+                <w:rFonts w:ascii="Dubai" w:hAnsi="Dubai" w:cs="Dubai"/>
+                <w:b w:val="0"/>
+                <w:bCs w:val="0"/>
+                <w:sz w:val="20"/>
+                <w:szCs w:val="20"/>
+                <w:rtl/>
+                <w:lang w:bidi="fa-IR"/>
+              </w:rPr>
+              <w:t>مدیریت پروژه تقسیم وظایف تنظیم زمانبندی تهیه گانت چار</w:t>
+            </w:r>
+            <w:r>
+              <w:rPr>
+                <w:rFonts w:ascii="Dubai" w:hAnsi="Dubai" w:cs="Dubai" w:hint="cs"/>
+                <w:b w:val="0"/>
+                <w:bCs w:val="0"/>
+                <w:sz w:val="20"/>
+                <w:szCs w:val="20"/>
+                <w:rtl/>
+                <w:lang w:bidi="fa-IR"/>
+              </w:rPr>
+              <w:t>ت</w:t>
+            </w:r>
+            <w:r>
+              <w:rPr>
+                <w:rFonts w:ascii="Dubai" w:hAnsi="Dubai" w:cs="Dubai"/>
+                <w:b w:val="0"/>
+                <w:bCs w:val="0"/>
+                <w:sz w:val="20"/>
+                <w:szCs w:val="20"/>
+                <w:rtl/>
+                <w:lang w:bidi="fa-IR"/>
+              </w:rPr>
+              <w:t xml:space="preserve"> </w:t>
+            </w:r>
+            <w:r>
+              <w:rPr>
+                <w:rFonts w:ascii="Dubai" w:hAnsi="Dubai" w:cs="Dubai" w:hint="cs"/>
+                <w:b w:val="0"/>
+                <w:bCs w:val="0"/>
+                <w:sz w:val="20"/>
+                <w:szCs w:val="20"/>
+                <w:rtl/>
+                <w:lang w:bidi="fa-IR"/>
+              </w:rPr>
+              <w:t>و</w:t>
+            </w:r>
+            <w:r>
+              <w:rPr>
+                <w:rFonts w:ascii="Dubai" w:hAnsi="Dubai" w:cs="Dubai"/>
+                <w:b w:val="0"/>
+                <w:bCs w:val="0"/>
+                <w:sz w:val="20"/>
+                <w:szCs w:val="20"/>
+                <w:lang w:bidi="fa-IR"/>
+              </w:rPr>
+              <w:t>WBS</w:t>
+            </w:r>
+          </w:p>
+        </w:tc>
+        <w:tc>
+          <w:tcPr>
+            <w:tcW w:w="1800" w:type="dxa"/>
+          </w:tcPr>
+          <w:p>
+            <w:pPr>
+              <w:bidi/>
+              <w:jc w:val="center"/>
+              <w:cnfStyle w:val="000000100000" w:firstRow="0" w:lastRow="0" w:firstColumn="0" w:lastColumn="0" w:oddVBand="0" w:evenVBand="0" w:oddHBand="1" w:evenHBand="0" w:firstRowFirstColumn="0" w:firstRowLastColumn="0" w:lastRowFirstColumn="0" w:lastRowLastColumn="0"/>
+              <w:rPr>
+                <w:rFonts w:ascii="Dubai" w:hAnsi="Dubai" w:cs="Dubai"/>
+                <w:sz w:val="22"/>
+                <w:szCs w:val="22"/>
+                <w:lang w:bidi="fa-IR"/>
+              </w:rPr>
+            </w:pPr>
+            <w:r>
+              <w:rPr>
+                <w:rFonts w:ascii="Dubai" w:hAnsi="Dubai" w:cs="Dubai"/>
+                <w:sz w:val="22"/>
+                <w:szCs w:val="22"/>
+                <w:rtl/>
+                <w:lang w:bidi="fa-IR"/>
+              </w:rPr>
+              <w:t>مدیر پروژه</w:t>
+            </w:r>
+          </w:p>
+        </w:tc>
+        <w:tc>
+          <w:tcPr>
+            <w:tcW w:w="900" w:type="dxa"/>
+          </w:tcPr>
+          <w:p>
+            <w:pPr>
+              <w:bidi/>
+              <w:jc w:val="center"/>
+              <w:cnfStyle w:val="000000100000" w:firstRow="0" w:lastRow="0" w:firstColumn="0" w:lastColumn="0" w:oddVBand="0" w:evenVBand="0" w:oddHBand="1" w:evenHBand="0" w:firstRowFirstColumn="0" w:firstRowLastColumn="0" w:lastRowFirstColumn="0" w:lastRowLastColumn="0"/>
+              <w:rPr>
+                <w:rFonts w:ascii="Dubai" w:hAnsi="Dubai" w:cs="Dubai"/>
+                <w:sz w:val="28"/>
+                <w:szCs w:val="28"/>
+                <w:lang w:bidi="fa-IR"/>
+              </w:rPr>
+            </w:pPr>
+            <w:r>
+              <w:rPr>
+                <w:rFonts w:ascii="Dubai" w:hAnsi="Dubai" w:cs="Dubai"/>
+                <w:sz w:val="28"/>
+                <w:szCs w:val="28"/>
+                <w:rtl/>
+                <w:lang w:bidi="fa-IR"/>
+              </w:rPr>
+              <w:t>فاز ۰</w:t>
+            </w:r>
+          </w:p>
+        </w:tc>
+        <w:tc>
+          <w:tcPr>
+            <w:tcW w:w="1980" w:type="dxa"/>
+            <w:tcBorders>
+              <w:bottom w:val="nil"/>
+            </w:tcBorders>
+          </w:tcPr>
+          <w:p>
+            <w:pPr>
+              <w:bidi/>
+              <w:jc w:val="center"/>
+              <w:cnfStyle w:val="000000100000" w:firstRow="0" w:lastRow="0" w:firstColumn="0" w:lastColumn="0" w:oddVBand="0" w:evenVBand="0" w:oddHBand="1" w:evenHBand="0" w:firstRowFirstColumn="0" w:firstRowLastColumn="0" w:lastRowFirstColumn="0" w:lastRowLastColumn="0"/>
+              <w:rPr>
+                <w:rFonts w:ascii="Dubai" w:hAnsi="Dubai" w:cs="Dubai"/>
+                <w:sz w:val="28"/>
+                <w:szCs w:val="28"/>
+                <w:lang w:bidi="fa-IR"/>
+              </w:rPr>
+            </w:pPr>
+            <w:r>
+              <w:rPr>
+                <w:rFonts w:ascii="Dubai" w:hAnsi="Dubai" w:cs="Dubai"/>
+                <w:sz w:val="28"/>
+                <w:szCs w:val="28"/>
+                <w:rtl/>
+                <w:lang w:bidi="fa-IR"/>
+              </w:rPr>
+              <w:t>۲۵۲۸۰۲۱۸۴</w:t>
+            </w:r>
+          </w:p>
+        </w:tc>
+        <w:tc>
+          <w:tcPr>
+            <w:tcW w:w="1525" w:type="dxa"/>
+            <w:tcBorders>
+              <w:bottom w:val="nil"/>
+            </w:tcBorders>
+          </w:tcPr>
+          <w:p>
+            <w:pPr>
+              <w:bidi/>
+              <w:jc w:val="center"/>
+              <w:cnfStyle w:val="000000100000" w:firstRow="0" w:lastRow="0" w:firstColumn="0" w:lastColumn="0" w:oddVBand="0" w:evenVBand="0" w:oddHBand="1" w:evenHBand="0" w:firstRowFirstColumn="0" w:firstRowLastColumn="0" w:lastRowFirstColumn="0" w:lastRowLastColumn="0"/>
+              <w:rPr>
+                <w:rFonts w:ascii="Dubai" w:hAnsi="Dubai" w:cs="Dubai"/>
+                <w:sz w:val="28"/>
+                <w:szCs w:val="28"/>
+                <w:lang w:bidi="fa-IR"/>
+              </w:rPr>
+            </w:pPr>
+            <w:r>
+              <w:rPr>
+                <w:rFonts w:ascii="Dubai" w:hAnsi="Dubai" w:cs="Dubai"/>
+                <w:sz w:val="28"/>
+                <w:szCs w:val="28"/>
+                <w:rtl/>
+                <w:lang w:bidi="fa-IR"/>
+              </w:rPr>
+              <w:t>مدیا مختاری</w:t>
+            </w:r>
+          </w:p>
+        </w:tc>
+      </w:tr>
+      <w:tr>
+        <w:tc>
+          <w:tcPr>
+            <w:cnfStyle w:val="001000000000" w:firstRow="0" w:lastRow="0" w:firstColumn="1" w:lastColumn="0" w:oddVBand="0" w:evenVBand="0" w:oddHBand="0" w:evenHBand="0" w:firstRowFirstColumn="0" w:firstRowLastColumn="0" w:lastRowFirstColumn="0" w:lastRowLastColumn="0"/>
+            <w:tcW w:w="3960" w:type="dxa"/>
+          </w:tcPr>
+          <w:p>
+            <w:pPr>
+              <w:bidi/>
+              <w:rPr>
+                <w:rFonts w:ascii="Dubai" w:hAnsi="Dubai" w:cs="Dubai"/>
+                <w:b w:val="0"/>
+                <w:bCs w:val="0"/>
+                <w:sz w:val="20"/>
+                <w:szCs w:val="20"/>
+                <w:lang w:bidi="fa-IR"/>
+              </w:rPr>
+            </w:pPr>
+            <w:r>
+              <w:rPr>
+                <w:rFonts w:ascii="Dubai" w:hAnsi="Dubai" w:cs="Dubai" w:hint="cs"/>
+                <w:b w:val="0"/>
+                <w:bCs w:val="0"/>
+                <w:sz w:val="20"/>
+                <w:szCs w:val="20"/>
+                <w:rtl/>
+                <w:lang w:bidi="fa-IR"/>
+              </w:rPr>
+              <w:t xml:space="preserve">شناسایی ذی نفعان و تحلیل دیدگاه های آنها </w:t>
+            </w:r>
+            <w:r>
+              <w:rPr>
+                <w:rFonts w:ascii="Dubai" w:hAnsi="Dubai" w:cs="Dubai"/>
+                <w:b w:val="0"/>
+                <w:bCs w:val="0"/>
+                <w:sz w:val="20"/>
+                <w:szCs w:val="20"/>
+                <w:lang w:bidi="fa-IR"/>
+              </w:rPr>
+              <w:t>(Stakeholder Analysis)</w:t>
+            </w:r>
+            <w:r>
+              <w:rPr>
+                <w:rFonts w:ascii="Dubai" w:hAnsi="Dubai" w:cs="Dubai" w:hint="cs"/>
+                <w:b w:val="0"/>
+                <w:bCs w:val="0"/>
+                <w:sz w:val="20"/>
+                <w:szCs w:val="20"/>
+                <w:rtl/>
+                <w:lang w:bidi="fa-IR"/>
+              </w:rPr>
+              <w:t xml:space="preserve">/ نیازمندی های کارکردی </w:t>
+            </w:r>
+            <w:r>
+              <w:rPr>
+                <w:rFonts w:ascii="Dubai" w:hAnsi="Dubai" w:cs="Dubai"/>
+                <w:b w:val="0"/>
+                <w:bCs w:val="0"/>
+                <w:sz w:val="20"/>
+                <w:szCs w:val="20"/>
+                <w:lang w:bidi="fa-IR"/>
+              </w:rPr>
+              <w:t>FR)</w:t>
+            </w:r>
+            <w:r>
+              <w:rPr>
+                <w:rFonts w:ascii="Dubai" w:hAnsi="Dubai" w:cs="Dubai" w:hint="cs"/>
+                <w:b w:val="0"/>
+                <w:bCs w:val="0"/>
+                <w:sz w:val="20"/>
+                <w:szCs w:val="20"/>
+                <w:rtl/>
+                <w:lang w:bidi="fa-IR"/>
+              </w:rPr>
+              <w:t>)و غیر کارکردی</w:t>
+            </w:r>
+            <w:r>
+              <w:rPr>
+                <w:rFonts w:ascii="Dubai" w:hAnsi="Dubai" w:cs="Dubai"/>
+                <w:b w:val="0"/>
+                <w:bCs w:val="0"/>
+                <w:sz w:val="20"/>
+                <w:szCs w:val="20"/>
+                <w:lang w:bidi="fa-IR"/>
+              </w:rPr>
+              <w:t>(NFR)</w:t>
+            </w:r>
+            <w:r>
+              <w:rPr>
+                <w:rFonts w:ascii="Dubai" w:hAnsi="Dubai" w:cs="Dubai" w:hint="cs"/>
+                <w:b w:val="0"/>
+                <w:bCs w:val="0"/>
+                <w:sz w:val="20"/>
+                <w:szCs w:val="20"/>
+                <w:rtl/>
+                <w:lang w:bidi="fa-IR"/>
+              </w:rPr>
+              <w:t xml:space="preserve"> با الویت</w:t>
+            </w:r>
+            <w:proofErr w:type="spellStart"/>
+            <w:r>
+              <w:rPr>
+                <w:rFonts w:ascii="Dubai" w:hAnsi="Dubai" w:cs="Dubai"/>
+                <w:b w:val="0"/>
+                <w:bCs w:val="0"/>
+                <w:sz w:val="20"/>
+                <w:szCs w:val="20"/>
+                <w:lang w:bidi="fa-IR"/>
+              </w:rPr>
+              <w:t>MoSCoW</w:t>
+            </w:r>
+            <w:proofErr w:type="spellEnd"/>
+          </w:p>
+        </w:tc>
+        <w:tc>
+          <w:tcPr>
+            <w:tcW w:w="1800" w:type="dxa"/>
+          </w:tcPr>
+          <w:p>
+            <w:pPr>
+              <w:bidi/>
+              <w:jc w:val="center"/>
+              <w:cnfStyle w:val="000000000000" w:firstRow="0" w:lastRow="0" w:firstColumn="0" w:lastColumn="0" w:oddVBand="0" w:evenVBand="0" w:oddHBand="0" w:evenHBand="0" w:firstRowFirstColumn="0" w:firstRowLastColumn="0" w:lastRowFirstColumn="0" w:lastRowLastColumn="0"/>
+              <w:rPr>
+                <w:rFonts w:ascii="Dubai" w:hAnsi="Dubai" w:cs="Dubai"/>
+                <w:sz w:val="22"/>
+                <w:szCs w:val="22"/>
+                <w:lang w:bidi="fa-IR"/>
+              </w:rPr>
+            </w:pPr>
+            <w:r>
+              <w:rPr>
+                <w:rFonts w:ascii="Dubai" w:hAnsi="Dubai" w:cs="Dubai" w:hint="cs"/>
+                <w:sz w:val="22"/>
+                <w:szCs w:val="22"/>
+                <w:rtl/>
+                <w:lang w:bidi="fa-IR"/>
+              </w:rPr>
+              <w:t>تحلیل گر</w:t>
+            </w:r>
+          </w:p>
+        </w:tc>
+        <w:tc>
+          <w:tcPr>
+            <w:tcW w:w="900" w:type="dxa"/>
+          </w:tcPr>
+          <w:p>
+            <w:pPr>
+              <w:bidi/>
+              <w:jc w:val="center"/>
+              <w:cnfStyle w:val="000000000000" w:firstRow="0" w:lastRow="0" w:firstColumn="0" w:lastColumn="0" w:oddVBand="0" w:evenVBand="0" w:oddHBand="0" w:evenHBand="0" w:firstRowFirstColumn="0" w:firstRowLastColumn="0" w:lastRowFirstColumn="0" w:lastRowLastColumn="0"/>
+              <w:rPr>
+                <w:rFonts w:ascii="Dubai" w:hAnsi="Dubai" w:cs="Dubai"/>
+                <w:sz w:val="28"/>
+                <w:szCs w:val="28"/>
+                <w:lang w:bidi="fa-IR"/>
+              </w:rPr>
+            </w:pPr>
+            <w:r>
+              <w:rPr>
+                <w:rFonts w:ascii="Dubai" w:hAnsi="Dubai" w:cs="Dubai"/>
+                <w:sz w:val="28"/>
+                <w:szCs w:val="28"/>
+                <w:rtl/>
+                <w:lang w:bidi="fa-IR"/>
+              </w:rPr>
+              <w:t>فاز ۱</w:t>
+            </w:r>
+          </w:p>
+        </w:tc>
+        <w:tc>
+          <w:tcPr>
+            <w:tcW w:w="3505" w:type="dxa"/>
+            <w:gridSpan w:val="2"/>
+            <w:vMerge w:val="restart"/>
+            <w:tcBorders>
+              <w:top w:val="nil"/>
+            </w:tcBorders>
+          </w:tcPr>
+          <w:p>
+            <w:pPr>
+              <w:bidi/>
+              <w:jc w:val="center"/>
+              <w:cnfStyle w:val="000000000000" w:firstRow="0" w:lastRow="0" w:firstColumn="0" w:lastColumn="0" w:oddVBand="0" w:evenVBand="0" w:oddHBand="0" w:evenHBand="0" w:firstRowFirstColumn="0" w:firstRowLastColumn="0" w:lastRowFirstColumn="0" w:lastRowLastColumn="0"/>
+              <w:rPr>
+                <w:rFonts w:ascii="Dubai" w:hAnsi="Dubai" w:cs="Dubai"/>
+                <w:sz w:val="28"/>
+                <w:szCs w:val="28"/>
+                <w:lang w:bidi="fa-IR"/>
+              </w:rPr>
+            </w:pPr>
           </w:p>
         </w:tc>
       </w:tr>
@@ -858,85 +1257,47 @@
         <w:tc>
           <w:tcPr>
             <w:cnfStyle w:val="001000000000" w:firstRow="0" w:lastRow="0" w:firstColumn="1" w:lastColumn="0" w:oddVBand="0" w:evenVBand="0" w:oddHBand="0" w:evenHBand="0" w:firstRowFirstColumn="0" w:firstRowLastColumn="0" w:lastRowFirstColumn="0" w:lastRowLastColumn="0"/>
-            <w:tcW w:w="1870" w:type="dxa"/>
-          </w:tcPr>
-          <w:p>
-            <w:pPr>
-              <w:bidi/>
-              <w:jc w:val="center"/>
-              <w:rPr>
-                <w:rFonts w:ascii="Dubai" w:hAnsi="Dubai" w:cs="Dubai"/>
-                <w:b w:val="0"/>
-                <w:bCs w:val="0"/>
-                <w:sz w:val="28"/>
-                <w:szCs w:val="28"/>
-                <w:lang w:bidi="fa-IR"/>
-              </w:rPr>
-            </w:pPr>
-            <w:r>
-              <w:rPr>
-                <w:rFonts w:ascii="Dubai" w:hAnsi="Dubai" w:cs="Dubai"/>
-                <w:b w:val="0"/>
-                <w:bCs w:val="0"/>
-                <w:sz w:val="28"/>
-                <w:szCs w:val="28"/>
-                <w:rtl/>
-                <w:lang w:bidi="fa-IR"/>
-              </w:rPr>
-              <w:t>مدیریت پروژه تقسیم وظایف تنظیم زمانبندی تهیه گانت چار</w:t>
-            </w:r>
-            <w:r>
-              <w:rPr>
-                <w:rFonts w:ascii="Dubai" w:hAnsi="Dubai" w:cs="Dubai" w:hint="cs"/>
-                <w:b w:val="0"/>
-                <w:bCs w:val="0"/>
-                <w:sz w:val="28"/>
-                <w:szCs w:val="28"/>
-                <w:rtl/>
-                <w:lang w:bidi="fa-IR"/>
-              </w:rPr>
-              <w:t>ت</w:t>
-            </w:r>
-            <w:r>
-              <w:rPr>
-                <w:rFonts w:ascii="Dubai" w:hAnsi="Dubai" w:cs="Dubai"/>
-                <w:b w:val="0"/>
-                <w:bCs w:val="0"/>
-                <w:sz w:val="28"/>
-                <w:szCs w:val="28"/>
-                <w:rtl/>
-                <w:lang w:bidi="fa-IR"/>
-              </w:rPr>
-              <w:t xml:space="preserve"> </w:t>
-            </w:r>
-            <w:r>
-              <w:rPr>
-                <w:rFonts w:ascii="Dubai" w:hAnsi="Dubai" w:cs="Dubai" w:hint="cs"/>
-                <w:b w:val="0"/>
-                <w:bCs w:val="0"/>
-                <w:sz w:val="28"/>
-                <w:szCs w:val="28"/>
-                <w:rtl/>
-                <w:lang w:bidi="fa-IR"/>
-              </w:rPr>
-              <w:t>و</w:t>
-            </w:r>
-            <w:r>
-              <w:rPr>
-                <w:rFonts w:ascii="Dubai" w:hAnsi="Dubai" w:cs="Dubai"/>
-                <w:b w:val="0"/>
-                <w:bCs w:val="0"/>
-                <w:sz w:val="28"/>
-                <w:szCs w:val="28"/>
-                <w:lang w:bidi="fa-IR"/>
-              </w:rPr>
-              <w:t>WBS</w:t>
-            </w:r>
-          </w:p>
-        </w:tc>
-        <w:tc>
-          <w:tcPr>
-            <w:tcW w:w="1870" w:type="dxa"/>
+            <w:tcW w:w="3960" w:type="dxa"/>
+          </w:tcPr>
+          <w:p>
+            <w:pPr>
+              <w:bidi/>
+              <w:rPr>
+                <w:rFonts w:ascii="Dubai" w:hAnsi="Dubai" w:cs="Dubai"/>
+                <w:b w:val="0"/>
+                <w:bCs w:val="0"/>
+                <w:sz w:val="20"/>
+                <w:szCs w:val="20"/>
+                <w:lang w:bidi="fa-IR"/>
+              </w:rPr>
+            </w:pPr>
+            <w:r>
+              <w:rPr>
+                <w:rFonts w:ascii="Dubai" w:hAnsi="Dubai" w:cs="Dubai"/>
+                <w:b w:val="0"/>
+                <w:bCs w:val="0"/>
+                <w:sz w:val="20"/>
+                <w:szCs w:val="20"/>
+                <w:rtl/>
+              </w:rPr>
+              <w:t>سند یکپارچگی</w:t>
+            </w:r>
+            <w:r>
+              <w:rPr>
+                <w:rFonts w:ascii="Dubai" w:hAnsi="Dubai" w:cs="Dubai"/>
+                <w:b w:val="0"/>
+                <w:bCs w:val="0"/>
+                <w:sz w:val="20"/>
+                <w:szCs w:val="20"/>
+                <w:lang w:bidi="fa-IR"/>
+              </w:rPr>
+              <w:t xml:space="preserve"> (Integration Document)</w:t>
+            </w:r>
+          </w:p>
+        </w:tc>
+        <w:tc>
+          <w:tcPr>
+            <w:tcW w:w="1800" w:type="dxa"/>
           </w:tcPr>
           <w:p>
             <w:pPr>
@@ -945,26 +1306,34 @@
               <w:cnfStyle w:val="000000100000" w:firstRow="0" w:lastRow="0" w:firstColumn="0" w:lastColumn="0" w:oddVBand="0" w:evenVBand="0" w:oddHBand="1" w:evenHBand="0" w:firstRowFirstColumn="0" w:firstRowLastColumn="0" w:lastRowFirstColumn="0" w:lastRowLastColumn="0"/>
               <w:rPr>
                 <w:rFonts w:ascii="Dubai" w:hAnsi="Dubai" w:cs="Dubai"/>
-                <w:sz w:val="28"/>
-                <w:szCs w:val="28"/>
-                <w:lang w:bidi="fa-IR"/>
-              </w:rPr>
-            </w:pPr>
-            <w:r>
-              <w:rPr>
-                <w:rFonts w:ascii="Dubai" w:hAnsi="Dubai" w:cs="Dubai"/>
-                <w:sz w:val="28"/>
-                <w:szCs w:val="28"/>
-                <w:rtl/>
-                <w:lang w:bidi="fa-IR"/>
-              </w:rPr>
-              <w:t>مدیر پروژه</w:t>
-            </w:r>
-          </w:p>
-        </w:tc>
-        <w:tc>
-          <w:tcPr>
-            <w:tcW w:w="1870" w:type="dxa"/>
+                <w:sz w:val="22"/>
+                <w:szCs w:val="22"/>
+                <w:lang w:bidi="fa-IR"/>
+              </w:rPr>
+            </w:pPr>
+            <w:r>
+              <w:rPr>
+                <w:rFonts w:ascii="Dubai" w:hAnsi="Dubai" w:cs="Dubai"/>
+                <w:sz w:val="22"/>
+                <w:szCs w:val="22"/>
+                <w:rtl/>
+              </w:rPr>
+              <w:t>معمار سیستم</w:t>
+            </w:r>
+            <w:r>
+              <w:rPr>
+                <w:rFonts w:ascii="Dubai" w:hAnsi="Dubai" w:cs="Dubai"/>
+                <w:sz w:val="22"/>
+                <w:szCs w:val="22"/>
+                <w:lang w:bidi="fa-IR"/>
+              </w:rPr>
+              <w:t xml:space="preserve"> (System Architect)</w:t>
+            </w:r>
+          </w:p>
+        </w:tc>
+        <w:tc>
+          <w:tcPr>
+            <w:tcW w:w="900" w:type="dxa"/>
           </w:tcPr>
           <w:p>
             <w:pPr>
@@ -986,13 +1355,18 @@
                 <w:rtl/>
                 <w:lang w:bidi="fa-IR"/>
               </w:rPr>
-              <w:t>فاز ۰</w:t>
-            </w:r>
-          </w:p>
-        </w:tc>
-        <w:tc>
-          <w:tcPr>
-            <w:tcW w:w="1870" w:type="dxa"/>
+              <w:t>فاز۲</w:t>
+            </w:r>
+          </w:p>
+        </w:tc>
+        <w:tc>
+          <w:tcPr>
+            <w:tcW w:w="3505" w:type="dxa"/>
+            <w:gridSpan w:val="2"/>
+            <w:vMerge/>
+            <w:tcBorders>
+              <w:top w:val="nil"/>
+            </w:tcBorders>
           </w:tcPr>
           <w:p>
             <w:pPr>
@@ -1006,44 +1380,6 @@
                 <w:lang w:bidi="fa-IR"/>
               </w:rPr>
             </w:pPr>
-            <w:r>
-              <w:rPr>
-                <w:rFonts w:ascii="Dubai" w:hAnsi="Dubai" w:cs="Dubai"/>
-                <w:sz w:val="28"/>
-                <w:szCs w:val="28"/>
-                <w:rtl/>
-                <w:lang w:bidi="fa-IR"/>
-              </w:rPr>
-              <w:t>۲۵۲۸۰۲۱۸۴</w:t>
-            </w:r>
-          </w:p>
-        </w:tc>
-        <w:tc>
-          <w:tcPr>
-            <w:tcW w:w="1870" w:type="dxa"/>
-          </w:tcPr>
-          <w:p>
-            <w:pPr>
-              <w:bidi/>
-              <w:jc w:val="center"/>
-              <w:cnfStyle w:val="000000100000" w:firstRow="0" w:lastRow="0" w:firstColumn="0" w:lastColumn="0" w:oddVBand="0" w:evenVBand="0" w:oddHBand="1" w:evenHBand="0" w:firstRowFirstColumn="0" w:firstRowLastColumn="0" w:lastRowFirstColumn="0" w:lastRowLastColumn="0"/>
-              <w:rPr>
-                <w:rFonts w:ascii="Dubai" w:hAnsi="Dubai" w:cs="Dubai"/>
-                <w:sz w:val="28"/>
-                <w:szCs w:val="28"/>
-                <w:lang w:bidi="fa-IR"/>
-              </w:rPr>
-            </w:pPr>
-            <w:r>
-              <w:rPr>
-                <w:rFonts w:ascii="Dubai" w:hAnsi="Dubai" w:cs="Dubai"/>
-                <w:sz w:val="28"/>
-                <w:szCs w:val="28"/>
-                <w:rtl/>
-                <w:lang w:bidi="fa-IR"/>
-              </w:rPr>
-              <w:t>مدیا مختاری</w:t>
-            </w:r>
           </w:p>
         </w:tc>
       </w:tr>
@@ -1051,23 +1387,69 @@
         <w:tc>
           <w:tcPr>
             <w:cnfStyle w:val="001000000000" w:firstRow="0" w:lastRow="0" w:firstColumn="1" w:lastColumn="0" w:oddVBand="0" w:evenVBand="0" w:oddHBand="0" w:evenHBand="0" w:firstRowFirstColumn="0" w:firstRowLastColumn="0" w:lastRowFirstColumn="0" w:lastRowLastColumn="0"/>
-            <w:tcW w:w="1870" w:type="dxa"/>
-          </w:tcPr>
-          <w:p>
-            <w:pPr>
-              <w:jc w:val="center"/>
-              <w:rPr>
-                <w:rFonts w:ascii="Dubai" w:hAnsi="Dubai" w:cs="Dubai"/>
-                <w:sz w:val="28"/>
-                <w:szCs w:val="28"/>
-                <w:lang w:bidi="fa-IR"/>
-              </w:rPr>
-            </w:pPr>
-          </w:p>
-        </w:tc>
-        <w:tc>
-          <w:tcPr>
-            <w:tcW w:w="1870" w:type="dxa"/>
+            <w:tcW w:w="3960" w:type="dxa"/>
+          </w:tcPr>
+          <w:p>
+            <w:pPr>
+              <w:bidi/>
+              <w:rPr>
+                <w:rFonts w:ascii="Dubai" w:hAnsi="Dubai" w:cs="Dubai"/>
+                <w:sz w:val="20"/>
+                <w:szCs w:val="20"/>
+                <w:lang w:bidi="fa-IR"/>
+              </w:rPr>
+            </w:pPr>
+            <w:r>
+              <w:rPr>
+                <w:rFonts w:ascii="Dubai" w:hAnsi="Dubai" w:cs="Dubai"/>
+                <w:b w:val="0"/>
+                <w:bCs w:val="0"/>
+                <w:sz w:val="20"/>
+                <w:szCs w:val="20"/>
+                <w:rtl/>
+              </w:rPr>
+              <w:t>تحلیل وابستگی‌ها</w:t>
+            </w:r>
+            <w:r>
+              <w:rPr>
+                <w:rFonts w:ascii="Dubai" w:hAnsi="Dubai" w:cs="Dubai"/>
+                <w:b w:val="0"/>
+                <w:bCs w:val="0"/>
+                <w:sz w:val="20"/>
+                <w:szCs w:val="20"/>
+                <w:lang w:bidi="fa-IR"/>
+              </w:rPr>
+              <w:t xml:space="preserve"> (Dependency Diagrams)</w:t>
+            </w:r>
+          </w:p>
+          <w:p>
+            <w:pPr>
+              <w:bidi/>
+              <w:rPr>
+                <w:rFonts w:ascii="Dubai" w:hAnsi="Dubai" w:cs="Dubai"/>
+                <w:b w:val="0"/>
+                <w:bCs w:val="0"/>
+                <w:sz w:val="20"/>
+                <w:szCs w:val="20"/>
+                <w:lang w:bidi="fa-IR"/>
+              </w:rPr>
+            </w:pPr>
+            <w:r>
+              <w:rPr>
+                <w:rFonts w:ascii="Dubai" w:hAnsi="Dubai" w:cs="Dubai"/>
+                <w:b w:val="0"/>
+                <w:bCs w:val="0"/>
+                <w:sz w:val="20"/>
+                <w:szCs w:val="20"/>
+                <w:rtl/>
+              </w:rPr>
+              <w:t>ارزیابی ریسک‌های سیستمی</w:t>
+            </w:r>
+          </w:p>
+        </w:tc>
+        <w:tc>
+          <w:tcPr>
+            <w:tcW w:w="1800" w:type="dxa"/>
           </w:tcPr>
           <w:p>
             <w:pPr>
@@ -1075,17 +1457,54 @@
               <w:jc w:val="center"/>
               <w:cnfStyle w:val="000000000000" w:firstRow="0" w:lastRow="0" w:firstColumn="0" w:lastColumn="0" w:oddVBand="0" w:evenVBand="0" w:oddHBand="0" w:evenHBand="0" w:firstRowFirstColumn="0" w:firstRowLastColumn="0" w:lastRowFirstColumn="0" w:lastRowLastColumn="0"/>
               <w:rPr>
-                <w:rFonts w:ascii="Dubai" w:hAnsi="Dubai" w:cs="Dubai"/>
-                <w:sz w:val="28"/>
-                <w:szCs w:val="28"/>
-                <w:lang w:bidi="fa-IR"/>
-              </w:rPr>
-            </w:pPr>
-          </w:p>
-        </w:tc>
-        <w:tc>
-          <w:tcPr>
-            <w:tcW w:w="1870" w:type="dxa"/>
+                <w:rFonts w:ascii="Dubai" w:hAnsi="Dubai" w:cs="Dubai" w:hint="cs"/>
+                <w:sz w:val="22"/>
+                <w:szCs w:val="22"/>
+                <w:lang w:bidi="fa-IR"/>
+              </w:rPr>
+            </w:pPr>
+            <w:r>
+              <w:rPr>
+                <w:rFonts w:ascii="Dubai" w:hAnsi="Dubai" w:cs="Dubai" w:hint="cs"/>
+                <w:sz w:val="22"/>
+                <w:szCs w:val="22"/>
+                <w:rtl/>
+                <w:lang w:bidi="fa-IR"/>
+              </w:rPr>
+              <w:t>تحلیل گر</w:t>
+            </w:r>
+            <w:r>
+              <w:rPr>
+                <w:rFonts w:ascii="Dubai" w:hAnsi="Dubai" w:cs="Dubai"/>
+                <w:sz w:val="22"/>
+                <w:szCs w:val="22"/>
+                <w:lang w:bidi="fa-IR"/>
+              </w:rPr>
+              <w:t>/</w:t>
+            </w:r>
+            <w:r>
+              <w:rPr>
+                <w:rFonts w:ascii="Dubai" w:hAnsi="Dubai" w:cs="Dubai"/>
+                <w:sz w:val="22"/>
+                <w:szCs w:val="22"/>
+                <w:rtl/>
+              </w:rPr>
+              <w:t xml:space="preserve"> </w:t>
+            </w:r>
+            <w:r>
+              <w:rPr>
+                <w:rFonts w:ascii="Dubai" w:hAnsi="Dubai" w:cs="Dubai"/>
+                <w:sz w:val="22"/>
+                <w:szCs w:val="22"/>
+                <w:rtl/>
+              </w:rPr>
+              <w:t>معمار</w:t>
+            </w:r>
+          </w:p>
+        </w:tc>
+        <w:tc>
+          <w:tcPr>
+            <w:tcW w:w="900" w:type="dxa"/>
           </w:tcPr>
           <w:p>
             <w:pPr>
@@ -1107,31 +1526,18 @@
                 <w:rtl/>
                 <w:lang w:bidi="fa-IR"/>
               </w:rPr>
-              <w:t>فاز ۱</w:t>
-            </w:r>
-          </w:p>
-        </w:tc>
-        <w:tc>
-          <w:tcPr>
-            <w:tcW w:w="1870" w:type="dxa"/>
-          </w:tcPr>
-          <w:p>
-            <w:pPr>
-              <w:bidi/>
-              <w:jc w:val="center"/>
-              <w:cnfStyle w:val="000000000000" w:firstRow="0" w:lastRow="0" w:firstColumn="0" w:lastColumn="0" w:oddVBand="0" w:evenVBand="0" w:oddHBand="0" w:evenHBand="0" w:firstRowFirstColumn="0" w:firstRowLastColumn="0" w:lastRowFirstColumn="0" w:lastRowLastColumn="0"/>
-              <w:rPr>
-                <w:rFonts w:ascii="Dubai" w:hAnsi="Dubai" w:cs="Dubai"/>
-                <w:sz w:val="28"/>
-                <w:szCs w:val="28"/>
-                <w:lang w:bidi="fa-IR"/>
-              </w:rPr>
-            </w:pPr>
-          </w:p>
-        </w:tc>
-        <w:tc>
-          <w:tcPr>
-            <w:tcW w:w="1870" w:type="dxa"/>
+              <w:t>فاز۳</w:t>
+            </w:r>
+          </w:p>
+        </w:tc>
+        <w:tc>
+          <w:tcPr>
+            <w:tcW w:w="3505" w:type="dxa"/>
+            <w:gridSpan w:val="2"/>
+            <w:vMerge/>
+            <w:tcBorders>
+              <w:top w:val="nil"/>
+            </w:tcBorders>
           </w:tcPr>
           <w:p>
             <w:pPr>
@@ -1155,23 +1561,35 @@
         <w:tc>
           <w:tcPr>
             <w:cnfStyle w:val="001000000000" w:firstRow="0" w:lastRow="0" w:firstColumn="1" w:lastColumn="0" w:oddVBand="0" w:evenVBand="0" w:oddHBand="0" w:evenHBand="0" w:firstRowFirstColumn="0" w:firstRowLastColumn="0" w:lastRowFirstColumn="0" w:lastRowLastColumn="0"/>
-            <w:tcW w:w="1870" w:type="dxa"/>
-          </w:tcPr>
-          <w:p>
-            <w:pPr>
-              <w:jc w:val="center"/>
-              <w:rPr>
-                <w:rFonts w:ascii="Dubai" w:hAnsi="Dubai" w:cs="Dubai"/>
-                <w:sz w:val="28"/>
-                <w:szCs w:val="28"/>
-                <w:lang w:bidi="fa-IR"/>
-              </w:rPr>
-            </w:pPr>
-          </w:p>
-        </w:tc>
-        <w:tc>
-          <w:tcPr>
-            <w:tcW w:w="1870" w:type="dxa"/>
+            <w:tcW w:w="3960" w:type="dxa"/>
+          </w:tcPr>
+          <w:p>
+            <w:pPr>
+              <w:bidi/>
+              <w:rPr>
+                <w:rFonts w:ascii="Dubai" w:hAnsi="Dubai" w:cs="Dubai"/>
+                <w:b w:val="0"/>
+                <w:bCs w:val="0"/>
+                <w:sz w:val="20"/>
+                <w:szCs w:val="20"/>
+              </w:rPr>
+            </w:pPr>
+            <w:r>
+              <w:rPr>
+                <w:rFonts w:ascii="Dubai" w:hAnsi="Dubai" w:cs="Dubai"/>
+                <w:b w:val="0"/>
+                <w:bCs w:val="0"/>
+                <w:sz w:val="20"/>
+                <w:szCs w:val="20"/>
+                <w:rtl/>
+              </w:rPr>
+              <w:t>مقایسه ساختاریافته رویکردهای سنتی و مدرن آبشاری در مقابل چابک و خدمت‌گرا</w:t>
+            </w:r>
+          </w:p>
+        </w:tc>
+        <w:tc>
+          <w:tcPr>
+            <w:tcW w:w="1800" w:type="dxa"/>
           </w:tcPr>
           <w:p>
             <w:pPr>
@@ -1180,16 +1598,25 @@
               <w:cnfStyle w:val="000000100000" w:firstRow="0" w:lastRow="0" w:firstColumn="0" w:lastColumn="0" w:oddVBand="0" w:evenVBand="0" w:oddHBand="1" w:evenHBand="0" w:firstRowFirstColumn="0" w:firstRowLastColumn="0" w:lastRowFirstColumn="0" w:lastRowLastColumn="0"/>
               <w:rPr>
                 <w:rFonts w:ascii="Dubai" w:hAnsi="Dubai" w:cs="Dubai"/>
-                <w:sz w:val="28"/>
-                <w:szCs w:val="28"/>
-                <w:lang w:bidi="fa-IR"/>
-              </w:rPr>
-            </w:pPr>
-          </w:p>
-        </w:tc>
-        <w:tc>
-          <w:tcPr>
-            <w:tcW w:w="1870" w:type="dxa"/>
+                <w:sz w:val="22"/>
+                <w:szCs w:val="22"/>
+                <w:lang w:bidi="fa-IR"/>
+              </w:rPr>
+            </w:pPr>
+            <w:r>
+              <w:rPr>
+                <w:rFonts w:ascii="Dubai" w:hAnsi="Dubai" w:cs="Dubai"/>
+                <w:sz w:val="22"/>
+                <w:szCs w:val="22"/>
+                <w:rtl/>
+              </w:rPr>
+              <w:t>تحلیلگر</w:t>
+            </w:r>
+          </w:p>
+        </w:tc>
+        <w:tc>
+          <w:tcPr>
+            <w:tcW w:w="900" w:type="dxa"/>
           </w:tcPr>
           <w:p>
             <w:pPr>
@@ -1211,31 +1638,18 @@
                 <w:rtl/>
                 <w:lang w:bidi="fa-IR"/>
               </w:rPr>
-              <w:t>فاز۲</w:t>
-            </w:r>
-          </w:p>
-        </w:tc>
-        <w:tc>
-          <w:tcPr>
-            <w:tcW w:w="1870" w:type="dxa"/>
-          </w:tcPr>
-          <w:p>
-            <w:pPr>
-              <w:bidi/>
-              <w:jc w:val="center"/>
-              <w:cnfStyle w:val="000000100000" w:firstRow="0" w:lastRow="0" w:firstColumn="0" w:lastColumn="0" w:oddVBand="0" w:evenVBand="0" w:oddHBand="1" w:evenHBand="0" w:firstRowFirstColumn="0" w:firstRowLastColumn="0" w:lastRowFirstColumn="0" w:lastRowLastColumn="0"/>
-              <w:rPr>
-                <w:rFonts w:ascii="Dubai" w:hAnsi="Dubai" w:cs="Dubai"/>
-                <w:sz w:val="28"/>
-                <w:szCs w:val="28"/>
-                <w:lang w:bidi="fa-IR"/>
-              </w:rPr>
-            </w:pPr>
-          </w:p>
-        </w:tc>
-        <w:tc>
-          <w:tcPr>
-            <w:tcW w:w="1870" w:type="dxa"/>
+              <w:t>فاز۴</w:t>
+            </w:r>
+          </w:p>
+        </w:tc>
+        <w:tc>
+          <w:tcPr>
+            <w:tcW w:w="3505" w:type="dxa"/>
+            <w:gridSpan w:val="2"/>
+            <w:vMerge/>
+            <w:tcBorders>
+              <w:top w:val="nil"/>
+            </w:tcBorders>
           </w:tcPr>
           <w:p>
             <w:pPr>
@@ -1256,23 +1670,47 @@
         <w:tc>
           <w:tcPr>
             <w:cnfStyle w:val="001000000000" w:firstRow="0" w:lastRow="0" w:firstColumn="1" w:lastColumn="0" w:oddVBand="0" w:evenVBand="0" w:oddHBand="0" w:evenHBand="0" w:firstRowFirstColumn="0" w:firstRowLastColumn="0" w:lastRowFirstColumn="0" w:lastRowLastColumn="0"/>
-            <w:tcW w:w="1870" w:type="dxa"/>
-          </w:tcPr>
-          <w:p>
-            <w:pPr>
-              <w:jc w:val="center"/>
-              <w:rPr>
-                <w:rFonts w:ascii="Dubai" w:hAnsi="Dubai" w:cs="Dubai"/>
-                <w:sz w:val="28"/>
-                <w:szCs w:val="28"/>
-                <w:lang w:bidi="fa-IR"/>
-              </w:rPr>
-            </w:pPr>
-          </w:p>
-        </w:tc>
-        <w:tc>
-          <w:tcPr>
-            <w:tcW w:w="1870" w:type="dxa"/>
+            <w:tcW w:w="3960" w:type="dxa"/>
+          </w:tcPr>
+          <w:p>
+            <w:pPr>
+              <w:bidi/>
+              <w:rPr>
+                <w:rFonts w:ascii="Dubai" w:hAnsi="Dubai" w:cs="Dubai"/>
+                <w:b w:val="0"/>
+                <w:bCs w:val="0"/>
+                <w:sz w:val="20"/>
+                <w:szCs w:val="20"/>
+                <w:lang w:bidi="fa-IR"/>
+              </w:rPr>
+            </w:pPr>
+            <w:r>
+              <w:rPr>
+                <w:rFonts w:ascii="Dubai" w:hAnsi="Dubai" w:cs="Dubai"/>
+                <w:b w:val="0"/>
+                <w:bCs w:val="0"/>
+                <w:sz w:val="20"/>
+                <w:szCs w:val="20"/>
+                <w:rtl/>
+              </w:rPr>
+              <w:t>نمودار کلاس طراحی</w:t>
+            </w:r>
+            <w:r>
+              <w:rPr>
+                <w:rFonts w:ascii="Dubai" w:hAnsi="Dubai" w:cs="Dubai"/>
+                <w:b w:val="0"/>
+                <w:bCs w:val="0"/>
+                <w:sz w:val="20"/>
+                <w:szCs w:val="20"/>
+                <w:lang w:bidi="fa-IR"/>
+              </w:rPr>
+              <w:t xml:space="preserve"> (Design Class Diagram)</w:t>
+            </w:r>
+          </w:p>
+        </w:tc>
+        <w:tc>
+          <w:tcPr>
+            <w:tcW w:w="1800" w:type="dxa"/>
           </w:tcPr>
           <w:p>
             <w:pPr>
@@ -1281,16 +1719,25 @@
               <w:cnfStyle w:val="000000000000" w:firstRow="0" w:lastRow="0" w:firstColumn="0" w:lastColumn="0" w:oddVBand="0" w:evenVBand="0" w:oddHBand="0" w:evenHBand="0" w:firstRowFirstColumn="0" w:firstRowLastColumn="0" w:lastRowFirstColumn="0" w:lastRowLastColumn="0"/>
               <w:rPr>
                 <w:rFonts w:ascii="Dubai" w:hAnsi="Dubai" w:cs="Dubai"/>
-                <w:sz w:val="28"/>
-                <w:szCs w:val="28"/>
-                <w:lang w:bidi="fa-IR"/>
-              </w:rPr>
-            </w:pPr>
-          </w:p>
-        </w:tc>
-        <w:tc>
-          <w:tcPr>
-            <w:tcW w:w="1870" w:type="dxa"/>
+                <w:sz w:val="22"/>
+                <w:szCs w:val="22"/>
+                <w:lang w:bidi="fa-IR"/>
+              </w:rPr>
+            </w:pPr>
+            <w:r>
+              <w:rPr>
+                <w:rFonts w:ascii="Dubai" w:hAnsi="Dubai" w:cs="Dubai"/>
+                <w:sz w:val="22"/>
+                <w:szCs w:val="22"/>
+                <w:rtl/>
+              </w:rPr>
+              <w:t>طراح</w:t>
+            </w:r>
+          </w:p>
+        </w:tc>
+        <w:tc>
+          <w:tcPr>
+            <w:tcW w:w="900" w:type="dxa"/>
           </w:tcPr>
           <w:p>
             <w:pPr>
@@ -1312,31 +1759,18 @@
                 <w:rtl/>
                 <w:lang w:bidi="fa-IR"/>
               </w:rPr>
-              <w:t>فاز۳</w:t>
-            </w:r>
-          </w:p>
-        </w:tc>
-        <w:tc>
-          <w:tcPr>
-            <w:tcW w:w="1870" w:type="dxa"/>
-          </w:tcPr>
-          <w:p>
-            <w:pPr>
-              <w:bidi/>
-              <w:jc w:val="center"/>
-              <w:cnfStyle w:val="000000000000" w:firstRow="0" w:lastRow="0" w:firstColumn="0" w:lastColumn="0" w:oddVBand="0" w:evenVBand="0" w:oddHBand="0" w:evenHBand="0" w:firstRowFirstColumn="0" w:firstRowLastColumn="0" w:lastRowFirstColumn="0" w:lastRowLastColumn="0"/>
-              <w:rPr>
-                <w:rFonts w:ascii="Dubai" w:hAnsi="Dubai" w:cs="Dubai"/>
-                <w:sz w:val="28"/>
-                <w:szCs w:val="28"/>
-                <w:lang w:bidi="fa-IR"/>
-              </w:rPr>
-            </w:pPr>
-          </w:p>
-        </w:tc>
-        <w:tc>
-          <w:tcPr>
-            <w:tcW w:w="1870" w:type="dxa"/>
+              <w:t>فاز۵</w:t>
+            </w:r>
+          </w:p>
+        </w:tc>
+        <w:tc>
+          <w:tcPr>
+            <w:tcW w:w="3505" w:type="dxa"/>
+            <w:gridSpan w:val="2"/>
+            <w:vMerge/>
+            <w:tcBorders>
+              <w:top w:val="nil"/>
+            </w:tcBorders>
           </w:tcPr>
           <w:p>
             <w:pPr>
@@ -1360,23 +1794,90 @@
         <w:tc>
           <w:tcPr>
             <w:cnfStyle w:val="001000000000" w:firstRow="0" w:lastRow="0" w:firstColumn="1" w:lastColumn="0" w:oddVBand="0" w:evenVBand="0" w:oddHBand="0" w:evenHBand="0" w:firstRowFirstColumn="0" w:firstRowLastColumn="0" w:lastRowFirstColumn="0" w:lastRowLastColumn="0"/>
-            <w:tcW w:w="1870" w:type="dxa"/>
-          </w:tcPr>
-          <w:p>
-            <w:pPr>
-              <w:jc w:val="center"/>
-              <w:rPr>
-                <w:rFonts w:ascii="Dubai" w:hAnsi="Dubai" w:cs="Dubai"/>
-                <w:sz w:val="28"/>
-                <w:szCs w:val="28"/>
-                <w:lang w:bidi="fa-IR"/>
-              </w:rPr>
-            </w:pPr>
-          </w:p>
-        </w:tc>
-        <w:tc>
-          <w:tcPr>
-            <w:tcW w:w="1870" w:type="dxa"/>
+            <w:tcW w:w="3960" w:type="dxa"/>
+          </w:tcPr>
+          <w:p>
+            <w:pPr>
+              <w:bidi/>
+              <w:rPr>
+                <w:rFonts w:ascii="Dubai" w:hAnsi="Dubai" w:cs="Dubai"/>
+                <w:b w:val="0"/>
+                <w:bCs w:val="0"/>
+                <w:sz w:val="20"/>
+                <w:szCs w:val="20"/>
+                <w:lang w:bidi="fa-IR"/>
+              </w:rPr>
+            </w:pPr>
+            <w:r>
+              <w:rPr>
+                <w:rFonts w:ascii="Dubai" w:hAnsi="Dubai" w:cs="Dubai"/>
+                <w:b w:val="0"/>
+                <w:bCs w:val="0"/>
+                <w:sz w:val="20"/>
+                <w:szCs w:val="20"/>
+                <w:rtl/>
+              </w:rPr>
+              <w:t>مستندات ساخت و استقرار</w:t>
+            </w:r>
+            <w:r>
+              <w:rPr>
+                <w:rFonts w:ascii="Dubai" w:hAnsi="Dubai" w:cs="Dubai"/>
+                <w:b w:val="0"/>
+                <w:bCs w:val="0"/>
+                <w:sz w:val="20"/>
+                <w:szCs w:val="20"/>
+                <w:lang w:bidi="fa-IR"/>
+              </w:rPr>
+              <w:t xml:space="preserve"> (Build &amp; Deployment)</w:t>
+            </w:r>
+            <w:r>
+              <w:rPr>
+                <w:rFonts w:ascii="Dubai" w:hAnsi="Dubai" w:cs="Dubai" w:hint="cs"/>
+                <w:b w:val="0"/>
+                <w:bCs w:val="0"/>
+                <w:sz w:val="20"/>
+                <w:szCs w:val="20"/>
+                <w:rtl/>
+                <w:lang w:bidi="fa-IR"/>
+              </w:rPr>
+              <w:t>/</w:t>
+            </w:r>
+            <w:r>
+              <w:rPr>
+                <w:b w:val="0"/>
+                <w:bCs w:val="0"/>
+                <w:color w:val="auto"/>
+                <w:rtl/>
+              </w:rPr>
+              <w:t xml:space="preserve"> </w:t>
+            </w:r>
+            <w:r>
+              <w:rPr>
+                <w:rFonts w:ascii="Dubai" w:hAnsi="Dubai" w:cs="Dubai"/>
+                <w:b w:val="0"/>
+                <w:bCs w:val="0"/>
+                <w:sz w:val="20"/>
+                <w:szCs w:val="20"/>
+                <w:rtl/>
+              </w:rPr>
+              <w:t>گزارش تطابق کد با طراحی</w:t>
+            </w:r>
+            <w:r>
+              <w:rPr>
+                <w:rFonts w:ascii="Dubai" w:hAnsi="Dubai" w:cs="Dubai"/>
+                <w:b w:val="0"/>
+                <w:bCs w:val="0"/>
+                <w:sz w:val="20"/>
+                <w:szCs w:val="20"/>
+                <w:lang w:bidi="fa-IR"/>
+              </w:rPr>
+              <w:t xml:space="preserve"> (Alignment)</w:t>
+            </w:r>
+          </w:p>
+        </w:tc>
+        <w:tc>
+          <w:tcPr>
+            <w:tcW w:w="1800" w:type="dxa"/>
           </w:tcPr>
           <w:p>
             <w:pPr>
@@ -1385,17 +1886,21 @@
               <w:cnfStyle w:val="000000100000" w:firstRow="0" w:lastRow="0" w:firstColumn="0" w:lastColumn="0" w:oddVBand="0" w:evenVBand="0" w:oddHBand="1" w:evenHBand="0" w:firstRowFirstColumn="0" w:firstRowLastColumn="0" w:lastRowFirstColumn="0" w:lastRowLastColumn="0"/>
               <w:rPr>
                 <w:rFonts w:ascii="Dubai" w:hAnsi="Dubai" w:cs="Dubai"/>
-                <w:sz w:val="28"/>
-                <w:szCs w:val="28"/>
-                <w:lang w:bidi="fa-IR"/>
-              </w:rPr>
-            </w:pPr>
-          </w:p>
-        </w:tc>
-        <w:tc>
-          <w:tcPr>
-            <w:tcW w:w="1870" w:type="dxa"/>
-          </w:tcPr>
+                <w:sz w:val="22"/>
+                <w:szCs w:val="22"/>
+                <w:rtl/>
+              </w:rPr>
+            </w:pPr>
+            <w:r>
+              <w:rPr>
+                <w:rFonts w:ascii="Dubai" w:hAnsi="Dubai" w:cs="Dubai"/>
+                <w:sz w:val="22"/>
+                <w:szCs w:val="22"/>
+                <w:rtl/>
+              </w:rPr>
+              <w:t>توسعه‌دهنده</w:t>
+            </w:r>
+          </w:p>
           <w:p>
             <w:pPr>
               <w:bidi/>
@@ -1403,26 +1908,25 @@
               <w:cnfStyle w:val="000000100000" w:firstRow="0" w:lastRow="0" w:firstColumn="0" w:lastColumn="0" w:oddVBand="0" w:evenVBand="0" w:oddHBand="1" w:evenHBand="0" w:firstRowFirstColumn="0" w:firstRowLastColumn="0" w:lastRowFirstColumn="0" w:lastRowLastColumn="0"/>
               <w:rPr>
                 <w:rFonts w:ascii="Dubai" w:hAnsi="Dubai" w:cs="Dubai"/>
-                <w:sz w:val="28"/>
-                <w:szCs w:val="28"/>
-                <w:lang w:bidi="fa-IR"/>
-              </w:rPr>
-            </w:pPr>
-            <w:r>
-              <w:rPr>
-                <w:rFonts w:ascii="Dubai" w:hAnsi="Dubai" w:cs="Dubai"/>
-                <w:sz w:val="28"/>
-                <w:szCs w:val="28"/>
-                <w:rtl/>
-                <w:lang w:bidi="fa-IR"/>
-              </w:rPr>
-              <w:t>فاز۴</w:t>
-            </w:r>
-          </w:p>
-        </w:tc>
-        <w:tc>
-          <w:tcPr>
-            <w:tcW w:w="1870" w:type="dxa"/>
+                <w:sz w:val="22"/>
+                <w:szCs w:val="22"/>
+                <w:lang w:bidi="fa-IR"/>
+              </w:rPr>
+            </w:pPr>
+            <w:r>
+              <w:rPr>
+                <w:rFonts w:ascii="Dubai" w:hAnsi="Dubai" w:cs="Dubai"/>
+                <w:sz w:val="22"/>
+                <w:szCs w:val="22"/>
+                <w:rtl/>
+              </w:rPr>
+              <w:t>معمار / طراح</w:t>
+            </w:r>
+          </w:p>
+        </w:tc>
+        <w:tc>
+          <w:tcPr>
+            <w:tcW w:w="900" w:type="dxa"/>
           </w:tcPr>
           <w:p>
             <w:pPr>
@@ -1436,11 +1940,26 @@
                 <w:lang w:bidi="fa-IR"/>
               </w:rPr>
             </w:pPr>
-          </w:p>
-        </w:tc>
-        <w:tc>
-          <w:tcPr>
-            <w:tcW w:w="1870" w:type="dxa"/>
+            <w:r>
+              <w:rPr>
+                <w:rFonts w:ascii="Dubai" w:hAnsi="Dubai" w:cs="Dubai"/>
+                <w:sz w:val="28"/>
+                <w:szCs w:val="28"/>
+                <w:rtl/>
+                <w:lang w:bidi="fa-IR"/>
+              </w:rPr>
+              <w:t>فاز۶</w:t>
+            </w:r>
+          </w:p>
+        </w:tc>
+        <w:tc>
+          <w:tcPr>
+            <w:tcW w:w="3505" w:type="dxa"/>
+            <w:gridSpan w:val="2"/>
+            <w:vMerge/>
+            <w:tcBorders>
+              <w:top w:val="nil"/>
+            </w:tcBorders>
           </w:tcPr>
           <w:p>
             <w:pPr>
@@ -1461,23 +1980,36 @@
         <w:tc>
           <w:tcPr>
             <w:cnfStyle w:val="001000000000" w:firstRow="0" w:lastRow="0" w:firstColumn="1" w:lastColumn="0" w:oddVBand="0" w:evenVBand="0" w:oddHBand="0" w:evenHBand="0" w:firstRowFirstColumn="0" w:firstRowLastColumn="0" w:lastRowFirstColumn="0" w:lastRowLastColumn="0"/>
-            <w:tcW w:w="1870" w:type="dxa"/>
-          </w:tcPr>
-          <w:p>
-            <w:pPr>
-              <w:jc w:val="center"/>
-              <w:rPr>
-                <w:rFonts w:ascii="Dubai" w:hAnsi="Dubai" w:cs="Dubai"/>
-                <w:sz w:val="28"/>
-                <w:szCs w:val="28"/>
-                <w:lang w:bidi="fa-IR"/>
-              </w:rPr>
-            </w:pPr>
-          </w:p>
-        </w:tc>
-        <w:tc>
-          <w:tcPr>
-            <w:tcW w:w="1870" w:type="dxa"/>
+            <w:tcW w:w="3960" w:type="dxa"/>
+          </w:tcPr>
+          <w:p>
+            <w:pPr>
+              <w:bidi/>
+              <w:rPr>
+                <w:rFonts w:ascii="Dubai" w:hAnsi="Dubai" w:cs="Dubai"/>
+                <w:b w:val="0"/>
+                <w:bCs w:val="0"/>
+                <w:sz w:val="20"/>
+                <w:szCs w:val="20"/>
+                <w:lang w:bidi="fa-IR"/>
+              </w:rPr>
+            </w:pPr>
+            <w:r>
+              <w:rPr>
+                <w:rFonts w:ascii="Dubai" w:hAnsi="Dubai" w:cs="Dubai"/>
+                <w:b w:val="0"/>
+                <w:bCs w:val="0"/>
+                <w:sz w:val="20"/>
+                <w:szCs w:val="20"/>
+                <w:rtl/>
+              </w:rPr>
+              <w:t>گزارش پوشش تست و تحلیل نتایج</w:t>
+            </w:r>
+          </w:p>
+        </w:tc>
+        <w:tc>
+          <w:tcPr>
+            <w:tcW w:w="1800" w:type="dxa"/>
           </w:tcPr>
           <w:p>
             <w:pPr>
@@ -1486,16 +2018,25 @@
               <w:cnfStyle w:val="000000000000" w:firstRow="0" w:lastRow="0" w:firstColumn="0" w:lastColumn="0" w:oddVBand="0" w:evenVBand="0" w:oddHBand="0" w:evenHBand="0" w:firstRowFirstColumn="0" w:firstRowLastColumn="0" w:lastRowFirstColumn="0" w:lastRowLastColumn="0"/>
               <w:rPr>
                 <w:rFonts w:ascii="Dubai" w:hAnsi="Dubai" w:cs="Dubai"/>
-                <w:sz w:val="28"/>
-                <w:szCs w:val="28"/>
-                <w:lang w:bidi="fa-IR"/>
-              </w:rPr>
-            </w:pPr>
-          </w:p>
-        </w:tc>
-        <w:tc>
-          <w:tcPr>
-            <w:tcW w:w="1870" w:type="dxa"/>
+                <w:sz w:val="22"/>
+                <w:szCs w:val="22"/>
+                <w:lang w:bidi="fa-IR"/>
+              </w:rPr>
+            </w:pPr>
+            <w:r>
+              <w:rPr>
+                <w:rFonts w:ascii="Dubai" w:hAnsi="Dubai" w:cs="Dubai"/>
+                <w:sz w:val="22"/>
+                <w:szCs w:val="22"/>
+                <w:rtl/>
+              </w:rPr>
+              <w:t>تستر</w:t>
+            </w:r>
+          </w:p>
+        </w:tc>
+        <w:tc>
+          <w:tcPr>
+            <w:tcW w:w="900" w:type="dxa"/>
           </w:tcPr>
           <w:p>
             <w:pPr>
@@ -1517,31 +2058,18 @@
                 <w:rtl/>
                 <w:lang w:bidi="fa-IR"/>
               </w:rPr>
-              <w:t>فاز۵</w:t>
-            </w:r>
-          </w:p>
-        </w:tc>
-        <w:tc>
-          <w:tcPr>
-            <w:tcW w:w="1870" w:type="dxa"/>
-          </w:tcPr>
-          <w:p>
-            <w:pPr>
-              <w:bidi/>
-              <w:jc w:val="center"/>
-              <w:cnfStyle w:val="000000000000" w:firstRow="0" w:lastRow="0" w:firstColumn="0" w:lastColumn="0" w:oddVBand="0" w:evenVBand="0" w:oddHBand="0" w:evenHBand="0" w:firstRowFirstColumn="0" w:firstRowLastColumn="0" w:lastRowFirstColumn="0" w:lastRowLastColumn="0"/>
-              <w:rPr>
-                <w:rFonts w:ascii="Dubai" w:hAnsi="Dubai" w:cs="Dubai"/>
-                <w:sz w:val="28"/>
-                <w:szCs w:val="28"/>
-                <w:lang w:bidi="fa-IR"/>
-              </w:rPr>
-            </w:pPr>
-          </w:p>
-        </w:tc>
-        <w:tc>
-          <w:tcPr>
-            <w:tcW w:w="1870" w:type="dxa"/>
+              <w:t>فاز۷</w:t>
+            </w:r>
+          </w:p>
+        </w:tc>
+        <w:tc>
+          <w:tcPr>
+            <w:tcW w:w="3505" w:type="dxa"/>
+            <w:gridSpan w:val="2"/>
+            <w:vMerge/>
+            <w:tcBorders>
+              <w:top w:val="nil"/>
+            </w:tcBorders>
           </w:tcPr>
           <w:p>
             <w:pPr>
@@ -1565,23 +2093,79 @@
         <w:tc>
           <w:tcPr>
             <w:cnfStyle w:val="001000000000" w:firstRow="0" w:lastRow="0" w:firstColumn="1" w:lastColumn="0" w:oddVBand="0" w:evenVBand="0" w:oddHBand="0" w:evenHBand="0" w:firstRowFirstColumn="0" w:firstRowLastColumn="0" w:lastRowFirstColumn="0" w:lastRowLastColumn="0"/>
-            <w:tcW w:w="1870" w:type="dxa"/>
-          </w:tcPr>
-          <w:p>
-            <w:pPr>
-              <w:jc w:val="center"/>
-              <w:rPr>
-                <w:rFonts w:ascii="Dubai" w:hAnsi="Dubai" w:cs="Dubai"/>
-                <w:sz w:val="28"/>
-                <w:szCs w:val="28"/>
-                <w:lang w:bidi="fa-IR"/>
-              </w:rPr>
-            </w:pPr>
-          </w:p>
-        </w:tc>
-        <w:tc>
-          <w:tcPr>
-            <w:tcW w:w="1870" w:type="dxa"/>
+            <w:tcW w:w="3960" w:type="dxa"/>
+          </w:tcPr>
+          <w:p>
+            <w:pPr>
+              <w:bidi/>
+              <w:rPr>
+                <w:rFonts w:ascii="Dubai" w:hAnsi="Dubai" w:cs="Dubai"/>
+                <w:b w:val="0"/>
+                <w:bCs w:val="0"/>
+                <w:sz w:val="20"/>
+                <w:szCs w:val="20"/>
+                <w:lang w:bidi="fa-IR"/>
+              </w:rPr>
+            </w:pPr>
+            <w:r>
+              <w:rPr>
+                <w:rFonts w:ascii="Dubai" w:hAnsi="Dubai" w:cs="Dubai"/>
+                <w:b w:val="0"/>
+                <w:bCs w:val="0"/>
+                <w:sz w:val="20"/>
+                <w:szCs w:val="20"/>
+                <w:rtl/>
+              </w:rPr>
+              <w:t>تحلیل تأثیر تغییر</w:t>
+            </w:r>
+            <w:r>
+              <w:rPr>
+                <w:rFonts w:ascii="Dubai" w:hAnsi="Dubai" w:cs="Dubai"/>
+                <w:b w:val="0"/>
+                <w:bCs w:val="0"/>
+                <w:sz w:val="20"/>
+                <w:szCs w:val="20"/>
+                <w:lang w:bidi="fa-IR"/>
+              </w:rPr>
+              <w:t xml:space="preserve"> (Impact Analysis)</w:t>
+            </w:r>
+            <w:r>
+              <w:rPr>
+                <w:rFonts w:ascii="Dubai" w:hAnsi="Dubai" w:cs="Dubai" w:hint="cs"/>
+                <w:b w:val="0"/>
+                <w:bCs w:val="0"/>
+                <w:sz w:val="20"/>
+                <w:szCs w:val="20"/>
+                <w:rtl/>
+                <w:lang w:bidi="fa-IR"/>
+              </w:rPr>
+              <w:t>/</w:t>
+            </w:r>
+            <w:r>
+              <w:rPr>
+                <w:b w:val="0"/>
+                <w:bCs w:val="0"/>
+                <w:color w:val="auto"/>
+                <w:rtl/>
+              </w:rPr>
+              <w:t xml:space="preserve"> </w:t>
+            </w:r>
+            <w:r>
+              <w:rPr>
+                <w:rFonts w:ascii="Dubai" w:hAnsi="Dubai" w:cs="Dubai"/>
+                <w:b w:val="0"/>
+                <w:bCs w:val="0"/>
+                <w:sz w:val="20"/>
+                <w:szCs w:val="20"/>
+                <w:rtl/>
+              </w:rPr>
+              <w:t>تخمین هزینه تغییر (تلاش، زمان، ریسک)</w:t>
+            </w:r>
+          </w:p>
+        </w:tc>
+        <w:tc>
+          <w:tcPr>
+            <w:tcW w:w="1800" w:type="dxa"/>
           </w:tcPr>
           <w:p>
             <w:pPr>
@@ -1590,17 +2174,30 @@
               <w:cnfStyle w:val="000000100000" w:firstRow="0" w:lastRow="0" w:firstColumn="0" w:lastColumn="0" w:oddVBand="0" w:evenVBand="0" w:oddHBand="1" w:evenHBand="0" w:firstRowFirstColumn="0" w:firstRowLastColumn="0" w:lastRowFirstColumn="0" w:lastRowLastColumn="0"/>
               <w:rPr>
                 <w:rFonts w:ascii="Dubai" w:hAnsi="Dubai" w:cs="Dubai"/>
-                <w:sz w:val="28"/>
-                <w:szCs w:val="28"/>
-                <w:lang w:bidi="fa-IR"/>
-              </w:rPr>
-            </w:pPr>
-          </w:p>
-        </w:tc>
-        <w:tc>
-          <w:tcPr>
-            <w:tcW w:w="1870" w:type="dxa"/>
-          </w:tcPr>
+                <w:sz w:val="22"/>
+                <w:szCs w:val="22"/>
+                <w:rtl/>
+              </w:rPr>
+            </w:pPr>
+            <w:r>
+              <w:rPr>
+                <w:rFonts w:ascii="Dubai" w:hAnsi="Dubai" w:cs="Dubai" w:hint="cs"/>
+                <w:sz w:val="22"/>
+                <w:szCs w:val="22"/>
+                <w:rtl/>
+              </w:rPr>
+              <w:t>ت</w:t>
+            </w:r>
+            <w:r>
+              <w:rPr>
+                <w:rFonts w:ascii="Dubai" w:hAnsi="Dubai" w:cs="Dubai"/>
+                <w:sz w:val="22"/>
+                <w:szCs w:val="22"/>
+                <w:rtl/>
+              </w:rPr>
+              <w:t>حلیلگر / معمار</w:t>
+            </w:r>
+          </w:p>
           <w:p>
             <w:pPr>
               <w:bidi/>
@@ -1608,26 +2205,25 @@
               <w:cnfStyle w:val="000000100000" w:firstRow="0" w:lastRow="0" w:firstColumn="0" w:lastColumn="0" w:oddVBand="0" w:evenVBand="0" w:oddHBand="1" w:evenHBand="0" w:firstRowFirstColumn="0" w:firstRowLastColumn="0" w:lastRowFirstColumn="0" w:lastRowLastColumn="0"/>
               <w:rPr>
                 <w:rFonts w:ascii="Dubai" w:hAnsi="Dubai" w:cs="Dubai"/>
-                <w:sz w:val="28"/>
-                <w:szCs w:val="28"/>
-                <w:lang w:bidi="fa-IR"/>
-              </w:rPr>
-            </w:pPr>
-            <w:r>
-              <w:rPr>
-                <w:rFonts w:ascii="Dubai" w:hAnsi="Dubai" w:cs="Dubai"/>
-                <w:sz w:val="28"/>
-                <w:szCs w:val="28"/>
-                <w:rtl/>
-                <w:lang w:bidi="fa-IR"/>
-              </w:rPr>
-              <w:t>فاز۶</w:t>
-            </w:r>
-          </w:p>
-        </w:tc>
-        <w:tc>
-          <w:tcPr>
-            <w:tcW w:w="1870" w:type="dxa"/>
+                <w:sz w:val="22"/>
+                <w:szCs w:val="22"/>
+                <w:lang w:bidi="fa-IR"/>
+              </w:rPr>
+            </w:pPr>
+            <w:r>
+              <w:rPr>
+                <w:rFonts w:ascii="Dubai" w:hAnsi="Dubai" w:cs="Dubai"/>
+                <w:sz w:val="22"/>
+                <w:szCs w:val="22"/>
+                <w:rtl/>
+              </w:rPr>
+              <w:t>مدیر پروژه</w:t>
+            </w:r>
+          </w:p>
+        </w:tc>
+        <w:tc>
+          <w:tcPr>
+            <w:tcW w:w="900" w:type="dxa"/>
           </w:tcPr>
           <w:p>
             <w:pPr>
@@ -1641,11 +2237,26 @@
                 <w:lang w:bidi="fa-IR"/>
               </w:rPr>
             </w:pPr>
-          </w:p>
-        </w:tc>
-        <w:tc>
-          <w:tcPr>
-            <w:tcW w:w="1870" w:type="dxa"/>
+            <w:r>
+              <w:rPr>
+                <w:rFonts w:ascii="Dubai" w:hAnsi="Dubai" w:cs="Dubai"/>
+                <w:sz w:val="28"/>
+                <w:szCs w:val="28"/>
+                <w:rtl/>
+                <w:lang w:bidi="fa-IR"/>
+              </w:rPr>
+              <w:t>فاز۸</w:t>
+            </w:r>
+          </w:p>
+        </w:tc>
+        <w:tc>
+          <w:tcPr>
+            <w:tcW w:w="3505" w:type="dxa"/>
+            <w:gridSpan w:val="2"/>
+            <w:vMerge/>
+            <w:tcBorders>
+              <w:top w:val="nil"/>
+            </w:tcBorders>
           </w:tcPr>
           <w:p>
             <w:pPr>
@@ -1666,97 +2277,18 @@
         <w:tc>
           <w:tcPr>
             <w:cnfStyle w:val="001000000000" w:firstRow="0" w:lastRow="0" w:firstColumn="1" w:lastColumn="0" w:oddVBand="0" w:evenVBand="0" w:oddHBand="0" w:evenHBand="0" w:firstRowFirstColumn="0" w:firstRowLastColumn="0" w:lastRowFirstColumn="0" w:lastRowLastColumn="0"/>
-            <w:tcW w:w="1870" w:type="dxa"/>
-          </w:tcPr>
-          <w:p>
-            <w:pPr>
-              <w:jc w:val="center"/>
-              <w:rPr>
-                <w:rFonts w:ascii="Dubai" w:hAnsi="Dubai" w:cs="Dubai"/>
-                <w:sz w:val="28"/>
-                <w:szCs w:val="28"/>
-                <w:lang w:bidi="fa-IR"/>
-              </w:rPr>
-            </w:pPr>
-          </w:p>
-        </w:tc>
-        <w:tc>
-          <w:tcPr>
-            <w:tcW w:w="1870" w:type="dxa"/>
-          </w:tcPr>
-          <w:p>
-            <w:pPr>
-              <w:bidi/>
-              <w:jc w:val="center"/>
-              <w:cnfStyle w:val="000000000000" w:firstRow="0" w:lastRow="0" w:firstColumn="0" w:lastColumn="0" w:oddVBand="0" w:evenVBand="0" w:oddHBand="0" w:evenHBand="0" w:firstRowFirstColumn="0" w:firstRowLastColumn="0" w:lastRowFirstColumn="0" w:lastRowLastColumn="0"/>
-              <w:rPr>
-                <w:rFonts w:ascii="Dubai" w:hAnsi="Dubai" w:cs="Dubai"/>
-                <w:sz w:val="28"/>
-                <w:szCs w:val="28"/>
-                <w:lang w:bidi="fa-IR"/>
-              </w:rPr>
-            </w:pPr>
-          </w:p>
-        </w:tc>
-        <w:tc>
-          <w:tcPr>
-            <w:tcW w:w="1870" w:type="dxa"/>
-          </w:tcPr>
-          <w:p>
-            <w:pPr>
-              <w:bidi/>
-              <w:jc w:val="center"/>
-              <w:cnfStyle w:val="000000000000" w:firstRow="0" w:lastRow="0" w:firstColumn="0" w:lastColumn="0" w:oddVBand="0" w:evenVBand="0" w:oddHBand="0" w:evenHBand="0" w:firstRowFirstColumn="0" w:firstRowLastColumn="0" w:lastRowFirstColumn="0" w:lastRowLastColumn="0"/>
-              <w:rPr>
-                <w:rFonts w:ascii="Dubai" w:hAnsi="Dubai" w:cs="Dubai"/>
-                <w:sz w:val="28"/>
-                <w:szCs w:val="28"/>
-                <w:lang w:bidi="fa-IR"/>
-              </w:rPr>
-            </w:pPr>
-            <w:r>
-              <w:rPr>
-                <w:rFonts w:ascii="Dubai" w:hAnsi="Dubai" w:cs="Dubai"/>
-                <w:sz w:val="28"/>
-                <w:szCs w:val="28"/>
-                <w:rtl/>
-                <w:lang w:bidi="fa-IR"/>
-              </w:rPr>
-              <w:t>فاز۷</w:t>
-            </w:r>
-          </w:p>
-        </w:tc>
-        <w:tc>
-          <w:tcPr>
-            <w:tcW w:w="1870" w:type="dxa"/>
-          </w:tcPr>
-          <w:p>
-            <w:pPr>
-              <w:bidi/>
-              <w:jc w:val="center"/>
-              <w:cnfStyle w:val="000000000000" w:firstRow="0" w:lastRow="0" w:firstColumn="0" w:lastColumn="0" w:oddVBand="0" w:evenVBand="0" w:oddHBand="0" w:evenHBand="0" w:firstRowFirstColumn="0" w:firstRowLastColumn="0" w:lastRowFirstColumn="0" w:lastRowLastColumn="0"/>
-              <w:rPr>
-                <w:rFonts w:ascii="Dubai" w:hAnsi="Dubai" w:cs="Dubai"/>
-                <w:sz w:val="28"/>
-                <w:szCs w:val="28"/>
-                <w:lang w:bidi="fa-IR"/>
-              </w:rPr>
-            </w:pPr>
-          </w:p>
-        </w:tc>
-        <w:tc>
-          <w:tcPr>
-            <w:tcW w:w="1870" w:type="dxa"/>
-          </w:tcPr>
-          <w:p>
-            <w:pPr>
-              <w:bidi/>
-              <w:jc w:val="center"/>
-              <w:cnfStyle w:val="000000000000" w:firstRow="0" w:lastRow="0" w:firstColumn="0" w:lastColumn="0" w:oddVBand="0" w:evenVBand="0" w:oddHBand="0" w:evenHBand="0" w:firstRowFirstColumn="0" w:firstRowLastColumn="0" w:lastRowFirstColumn="0" w:lastRowLastColumn="0"/>
-              <w:rPr>
-                <w:rFonts w:ascii="Dubai" w:hAnsi="Dubai" w:cs="Dubai"/>
-                <w:sz w:val="28"/>
-                <w:szCs w:val="28"/>
+            <w:tcW w:w="10165" w:type="dxa"/>
+            <w:gridSpan w:val="5"/>
+          </w:tcPr>
+          <w:p>
+            <w:pPr>
+              <w:bidi/>
+              <w:rPr>
+                <w:rFonts w:ascii="Dubai" w:hAnsi="Dubai" w:cs="Dubai"/>
+                <w:b w:val="0"/>
+                <w:bCs w:val="0"/>
+                <w:sz w:val="22"/>
+                <w:szCs w:val="22"/>
                 <w:lang w:bidi="fa-IR"/>
               </w:rPr>
             </w:pPr>
@@ -1770,23 +2302,48 @@
         <w:tc>
           <w:tcPr>
             <w:cnfStyle w:val="001000000000" w:firstRow="0" w:lastRow="0" w:firstColumn="1" w:lastColumn="0" w:oddVBand="0" w:evenVBand="0" w:oddHBand="0" w:evenHBand="0" w:firstRowFirstColumn="0" w:firstRowLastColumn="0" w:lastRowFirstColumn="0" w:lastRowLastColumn="0"/>
-            <w:tcW w:w="1870" w:type="dxa"/>
-          </w:tcPr>
-          <w:p>
-            <w:pPr>
-              <w:jc w:val="center"/>
-              <w:rPr>
-                <w:rFonts w:ascii="Dubai" w:hAnsi="Dubai" w:cs="Dubai"/>
-                <w:sz w:val="28"/>
-                <w:szCs w:val="28"/>
-                <w:lang w:bidi="fa-IR"/>
-              </w:rPr>
-            </w:pPr>
-          </w:p>
-        </w:tc>
-        <w:tc>
-          <w:tcPr>
-            <w:tcW w:w="1870" w:type="dxa"/>
+            <w:tcW w:w="3960" w:type="dxa"/>
+          </w:tcPr>
+          <w:p>
+            <w:pPr>
+              <w:bidi/>
+              <w:rPr>
+                <w:rFonts w:ascii="Dubai" w:hAnsi="Dubai" w:cs="Dubai"/>
+                <w:b w:val="0"/>
+                <w:bCs w:val="0"/>
+                <w:sz w:val="20"/>
+                <w:szCs w:val="20"/>
+                <w:lang w:bidi="fa-IR"/>
+              </w:rPr>
+            </w:pPr>
+            <w:r>
+              <w:rPr>
+                <w:rFonts w:ascii="Dubai" w:hAnsi="Dubai" w:cs="Dubai"/>
+                <w:b w:val="0"/>
+                <w:bCs w:val="0"/>
+                <w:sz w:val="20"/>
+                <w:szCs w:val="20"/>
+                <w:rtl/>
+                <w:lang w:bidi="fa-IR"/>
+              </w:rPr>
+              <w:t xml:space="preserve">ساخت و راه اندازی </w:t>
+            </w:r>
+            <w:r>
+              <w:rPr>
+                <w:rFonts w:ascii="Dubai" w:hAnsi="Dubai" w:cs="Dubai"/>
+                <w:b w:val="0"/>
+                <w:bCs w:val="0"/>
+                <w:sz w:val="20"/>
+                <w:szCs w:val="20"/>
+                <w:lang w:bidi="fa-IR"/>
+              </w:rPr>
+              <w:t>GIT</w:t>
+            </w:r>
+          </w:p>
+        </w:tc>
+        <w:tc>
+          <w:tcPr>
+            <w:tcW w:w="1800" w:type="dxa"/>
           </w:tcPr>
           <w:p>
             <w:pPr>
@@ -1795,16 +2352,26 @@
               <w:cnfStyle w:val="000000100000" w:firstRow="0" w:lastRow="0" w:firstColumn="0" w:lastColumn="0" w:oddVBand="0" w:evenVBand="0" w:oddHBand="1" w:evenHBand="0" w:firstRowFirstColumn="0" w:firstRowLastColumn="0" w:lastRowFirstColumn="0" w:lastRowLastColumn="0"/>
               <w:rPr>
                 <w:rFonts w:ascii="Dubai" w:hAnsi="Dubai" w:cs="Dubai"/>
-                <w:sz w:val="28"/>
-                <w:szCs w:val="28"/>
-                <w:lang w:bidi="fa-IR"/>
-              </w:rPr>
-            </w:pPr>
-          </w:p>
-        </w:tc>
-        <w:tc>
-          <w:tcPr>
-            <w:tcW w:w="1870" w:type="dxa"/>
+                <w:sz w:val="22"/>
+                <w:szCs w:val="22"/>
+                <w:lang w:bidi="fa-IR"/>
+              </w:rPr>
+            </w:pPr>
+            <w:r>
+              <w:rPr>
+                <w:rFonts w:ascii="Dubai" w:hAnsi="Dubai" w:cs="Dubai"/>
+                <w:sz w:val="22"/>
+                <w:szCs w:val="22"/>
+                <w:rtl/>
+                <w:lang w:bidi="fa-IR"/>
+              </w:rPr>
+              <w:t>ابزار/مستند سازی</w:t>
+            </w:r>
+          </w:p>
+        </w:tc>
+        <w:tc>
+          <w:tcPr>
+            <w:tcW w:w="900" w:type="dxa"/>
           </w:tcPr>
           <w:p>
             <w:pPr>
@@ -1826,13 +2393,13 @@
                 <w:rtl/>
                 <w:lang w:bidi="fa-IR"/>
               </w:rPr>
-              <w:t>فاز۸</w:t>
-            </w:r>
-          </w:p>
-        </w:tc>
-        <w:tc>
-          <w:tcPr>
-            <w:tcW w:w="1870" w:type="dxa"/>
+              <w:t>فاز۰</w:t>
+            </w:r>
+          </w:p>
+        </w:tc>
+        <w:tc>
+          <w:tcPr>
+            <w:tcW w:w="1980" w:type="dxa"/>
           </w:tcPr>
           <w:p>
             <w:pPr>
@@ -1846,11 +2413,21 @@
                 <w:lang w:bidi="fa-IR"/>
               </w:rPr>
             </w:pPr>
-          </w:p>
-        </w:tc>
-        <w:tc>
-          <w:tcPr>
-            <w:tcW w:w="1870" w:type="dxa"/>
+            <w:r>
+              <w:rPr>
+                <w:rFonts w:ascii="Dubai" w:hAnsi="Dubai" w:cs="Dubai"/>
+                <w:sz w:val="28"/>
+                <w:szCs w:val="28"/>
+                <w:rtl/>
+                <w:lang w:bidi="fa-IR"/>
+              </w:rPr>
+              <w:t>۲۵۲۸۰۳۱۵۵</w:t>
+            </w:r>
+          </w:p>
+        </w:tc>
+        <w:tc>
+          <w:tcPr>
+            <w:tcW w:w="1525" w:type="dxa"/>
           </w:tcPr>
           <w:p>
             <w:pPr>
@@ -1864,6 +2441,26 @@
                 <w:lang w:bidi="fa-IR"/>
               </w:rPr>
             </w:pPr>
+            <w:r>
+              <w:rPr>
+                <w:rFonts w:ascii="Dubai" w:hAnsi="Dubai" w:cs="Dubai" w:hint="cs"/>
+                <w:sz w:val="28"/>
+                <w:szCs w:val="28"/>
+                <w:rtl/>
+                <w:lang w:bidi="fa-IR"/>
+              </w:rPr>
+              <w:t>آ</w:t>
+            </w:r>
+            <w:r>
+              <w:rPr>
+                <w:rFonts w:ascii="Dubai" w:hAnsi="Dubai" w:cs="Dubai"/>
+                <w:sz w:val="28"/>
+                <w:szCs w:val="28"/>
+                <w:rtl/>
+                <w:lang w:bidi="fa-IR"/>
+              </w:rPr>
+              <w:t>یشین لطفی</w:t>
+            </w:r>
           </w:p>
         </w:tc>
       </w:tr>
@@ -1871,12 +2468,159 @@
         <w:tc>
           <w:tcPr>
             <w:cnfStyle w:val="001000000000" w:firstRow="0" w:lastRow="0" w:firstColumn="1" w:lastColumn="0" w:oddVBand="0" w:evenVBand="0" w:oddHBand="0" w:evenHBand="0" w:firstRowFirstColumn="0" w:firstRowLastColumn="0" w:lastRowFirstColumn="0" w:lastRowLastColumn="0"/>
-            <w:tcW w:w="9350" w:type="dxa"/>
-            <w:gridSpan w:val="5"/>
-          </w:tcPr>
-          <w:p>
-            <w:pPr>
-              <w:jc w:val="center"/>
+            <w:tcW w:w="3960" w:type="dxa"/>
+          </w:tcPr>
+          <w:p>
+            <w:pPr>
+              <w:bidi/>
+              <w:rPr>
+                <w:rFonts w:ascii="Dubai" w:hAnsi="Dubai" w:cs="Dubai"/>
+                <w:sz w:val="20"/>
+                <w:szCs w:val="20"/>
+                <w:lang w:bidi="fa-IR"/>
+              </w:rPr>
+            </w:pPr>
+            <w:r>
+              <w:rPr>
+                <w:rFonts w:ascii="Dubai" w:hAnsi="Dubai" w:cs="Dubai" w:hint="cs"/>
+                <w:b w:val="0"/>
+                <w:bCs w:val="0"/>
+                <w:sz w:val="20"/>
+                <w:szCs w:val="20"/>
+                <w:rtl/>
+                <w:lang w:bidi="fa-IR"/>
+              </w:rPr>
+              <w:lastRenderedPageBreak/>
+              <w:t xml:space="preserve">سند </w:t>
+            </w:r>
+            <w:r>
+              <w:rPr>
+                <w:rFonts w:ascii="Dubai" w:hAnsi="Dubai" w:cs="Dubai"/>
+                <w:b w:val="0"/>
+                <w:bCs w:val="0"/>
+                <w:sz w:val="20"/>
+                <w:szCs w:val="20"/>
+                <w:lang w:bidi="fa-IR"/>
+              </w:rPr>
+              <w:t>SRS</w:t>
+            </w:r>
+            <w:r>
+              <w:rPr>
+                <w:rFonts w:ascii="Dubai" w:hAnsi="Dubai" w:cs="Dubai" w:hint="cs"/>
+                <w:b w:val="0"/>
+                <w:bCs w:val="0"/>
+                <w:sz w:val="20"/>
+                <w:szCs w:val="20"/>
+                <w:rtl/>
+                <w:lang w:bidi="fa-IR"/>
+              </w:rPr>
+              <w:t>براساس قالب</w:t>
+            </w:r>
+            <w:r>
+              <w:rPr>
+                <w:rFonts w:ascii="Dubai" w:hAnsi="Dubai" w:cs="Dubai"/>
+                <w:b w:val="0"/>
+                <w:bCs w:val="0"/>
+                <w:sz w:val="20"/>
+                <w:szCs w:val="20"/>
+                <w:lang w:bidi="fa-IR"/>
+              </w:rPr>
+              <w:t>IEEE830</w:t>
+            </w:r>
+          </w:p>
+          <w:p>
+            <w:pPr>
+              <w:bidi/>
+              <w:rPr>
+                <w:rFonts w:ascii="Dubai" w:hAnsi="Dubai" w:cs="Dubai"/>
+                <w:b w:val="0"/>
+                <w:bCs w:val="0"/>
+                <w:sz w:val="20"/>
+                <w:szCs w:val="20"/>
+                <w:lang w:bidi="fa-IR"/>
+              </w:rPr>
+            </w:pPr>
+            <w:r>
+              <w:rPr>
+                <w:rFonts w:ascii="Dubai" w:hAnsi="Dubai" w:cs="Dubai" w:hint="cs"/>
+                <w:b w:val="0"/>
+                <w:bCs w:val="0"/>
+                <w:sz w:val="20"/>
+                <w:szCs w:val="20"/>
+                <w:rtl/>
+                <w:lang w:bidi="fa-IR"/>
+              </w:rPr>
+              <w:t>/مصورسازی نیازمندی های کلیدی با نموذار هدف ونموار حل مسئله</w:t>
+            </w:r>
+          </w:p>
+        </w:tc>
+        <w:tc>
+          <w:tcPr>
+            <w:tcW w:w="1800" w:type="dxa"/>
+          </w:tcPr>
+          <w:p>
+            <w:pPr>
+              <w:bidi/>
+              <w:cnfStyle w:val="000000000000" w:firstRow="0" w:lastRow="0" w:firstColumn="0" w:lastColumn="0" w:oddVBand="0" w:evenVBand="0" w:oddHBand="0" w:evenHBand="0" w:firstRowFirstColumn="0" w:firstRowLastColumn="0" w:lastRowFirstColumn="0" w:lastRowLastColumn="0"/>
+              <w:rPr>
+                <w:rFonts w:ascii="Dubai" w:hAnsi="Dubai" w:cs="Dubai"/>
+                <w:sz w:val="22"/>
+                <w:szCs w:val="22"/>
+                <w:rtl/>
+                <w:lang w:bidi="fa-IR"/>
+              </w:rPr>
+            </w:pPr>
+            <w:r>
+              <w:rPr>
+                <w:rFonts w:ascii="Dubai" w:hAnsi="Dubai" w:cs="Dubai" w:hint="cs"/>
+                <w:sz w:val="22"/>
+                <w:szCs w:val="22"/>
+                <w:rtl/>
+                <w:lang w:bidi="fa-IR"/>
+              </w:rPr>
+              <w:t>تحلیل و طراحی ومستند ساز</w:t>
+            </w:r>
+          </w:p>
+        </w:tc>
+        <w:tc>
+          <w:tcPr>
+            <w:tcW w:w="900" w:type="dxa"/>
+          </w:tcPr>
+          <w:p>
+            <w:pPr>
+              <w:bidi/>
+              <w:jc w:val="center"/>
+              <w:cnfStyle w:val="000000000000" w:firstRow="0" w:lastRow="0" w:firstColumn="0" w:lastColumn="0" w:oddVBand="0" w:evenVBand="0" w:oddHBand="0" w:evenHBand="0" w:firstRowFirstColumn="0" w:firstRowLastColumn="0" w:lastRowFirstColumn="0" w:lastRowLastColumn="0"/>
+              <w:rPr>
+                <w:rFonts w:ascii="Dubai" w:hAnsi="Dubai" w:cs="Dubai"/>
+                <w:sz w:val="28"/>
+                <w:szCs w:val="28"/>
+                <w:lang w:bidi="fa-IR"/>
+              </w:rPr>
+            </w:pPr>
+            <w:r>
+              <w:rPr>
+                <w:rFonts w:ascii="Dubai" w:hAnsi="Dubai" w:cs="Dubai"/>
+                <w:sz w:val="28"/>
+                <w:szCs w:val="28"/>
+                <w:rtl/>
+                <w:lang w:bidi="fa-IR"/>
+              </w:rPr>
+              <w:t>فاز۱</w:t>
+            </w:r>
+          </w:p>
+        </w:tc>
+        <w:tc>
+          <w:tcPr>
+            <w:tcW w:w="3505" w:type="dxa"/>
+            <w:gridSpan w:val="2"/>
+            <w:vMerge w:val="restart"/>
+          </w:tcPr>
+          <w:p>
+            <w:pPr>
+              <w:bidi/>
+              <w:jc w:val="center"/>
+              <w:cnfStyle w:val="000000000000" w:firstRow="0" w:lastRow="0" w:firstColumn="0" w:lastColumn="0" w:oddVBand="0" w:evenVBand="0" w:oddHBand="0" w:evenHBand="0" w:firstRowFirstColumn="0" w:firstRowLastColumn="0" w:lastRowFirstColumn="0" w:lastRowLastColumn="0"/>
               <w:rPr>
                 <w:rFonts w:ascii="Dubai" w:hAnsi="Dubai" w:cs="Dubai"/>
                 <w:sz w:val="28"/>
@@ -1894,48 +2638,144 @@
         <w:tc>
           <w:tcPr>
             <w:cnfStyle w:val="001000000000" w:firstRow="0" w:lastRow="0" w:firstColumn="1" w:lastColumn="0" w:oddVBand="0" w:evenVBand="0" w:oddHBand="0" w:evenHBand="0" w:firstRowFirstColumn="0" w:firstRowLastColumn="0" w:lastRowFirstColumn="0" w:lastRowLastColumn="0"/>
-            <w:tcW w:w="1870" w:type="dxa"/>
-          </w:tcPr>
-          <w:p>
-            <w:pPr>
-              <w:jc w:val="center"/>
-              <w:rPr>
-                <w:rFonts w:ascii="Dubai" w:hAnsi="Dubai" w:cs="Dubai"/>
-                <w:b w:val="0"/>
-                <w:bCs w:val="0"/>
-                <w:sz w:val="28"/>
-                <w:szCs w:val="28"/>
-                <w:lang w:bidi="fa-IR"/>
-              </w:rPr>
-            </w:pPr>
-            <w:r>
-              <w:rPr>
-                <w:rFonts w:ascii="Dubai" w:hAnsi="Dubai" w:cs="Dubai"/>
-                <w:b w:val="0"/>
-                <w:bCs w:val="0"/>
-                <w:sz w:val="28"/>
-                <w:szCs w:val="28"/>
-                <w:rtl/>
-                <w:lang w:bidi="fa-IR"/>
-              </w:rPr>
-              <w:t xml:space="preserve">ساخت و راه اندازی </w:t>
-            </w:r>
-            <w:r>
-              <w:rPr>
-                <w:rFonts w:ascii="Dubai" w:hAnsi="Dubai" w:cs="Dubai"/>
-                <w:b w:val="0"/>
-                <w:bCs w:val="0"/>
-                <w:sz w:val="28"/>
-                <w:szCs w:val="28"/>
-                <w:lang w:bidi="fa-IR"/>
-              </w:rPr>
-              <w:t>GIT</w:t>
-            </w:r>
-          </w:p>
-        </w:tc>
-        <w:tc>
-          <w:tcPr>
-            <w:tcW w:w="1870" w:type="dxa"/>
+            <w:tcW w:w="3960" w:type="dxa"/>
+          </w:tcPr>
+          <w:p>
+            <w:pPr>
+              <w:bidi/>
+              <w:rPr>
+                <w:rFonts w:ascii="Dubai" w:hAnsi="Dubai" w:cs="Dubai"/>
+                <w:b w:val="0"/>
+                <w:bCs w:val="0"/>
+                <w:sz w:val="20"/>
+                <w:szCs w:val="20"/>
+                <w:lang w:bidi="fa-IR"/>
+              </w:rPr>
+            </w:pPr>
+            <w:r>
+              <w:rPr>
+                <w:rFonts w:ascii="Dubai" w:hAnsi="Dubai" w:cs="Dubai" w:hint="cs"/>
+                <w:b w:val="0"/>
+                <w:bCs w:val="0"/>
+                <w:sz w:val="20"/>
+                <w:szCs w:val="20"/>
+                <w:rtl/>
+              </w:rPr>
+              <w:t>ن</w:t>
+            </w:r>
+            <w:r>
+              <w:rPr>
+                <w:rFonts w:ascii="Dubai" w:hAnsi="Dubai" w:cs="Dubai"/>
+                <w:b w:val="0"/>
+                <w:bCs w:val="0"/>
+                <w:sz w:val="20"/>
+                <w:szCs w:val="20"/>
+                <w:rtl/>
+              </w:rPr>
+              <w:t>مودار کلاس دامنه</w:t>
+            </w:r>
+            <w:r>
+              <w:rPr>
+                <w:rFonts w:ascii="Dubai" w:hAnsi="Dubai" w:cs="Dubai"/>
+                <w:b w:val="0"/>
+                <w:bCs w:val="0"/>
+                <w:sz w:val="20"/>
+                <w:szCs w:val="20"/>
+                <w:lang w:bidi="fa-IR"/>
+              </w:rPr>
+              <w:t xml:space="preserve"> (Domain Class Diagram)</w:t>
+            </w:r>
+            <w:r>
+              <w:rPr>
+                <w:rFonts w:ascii="Dubai" w:hAnsi="Dubai" w:cs="Dubai" w:hint="cs"/>
+                <w:b w:val="0"/>
+                <w:bCs w:val="0"/>
+                <w:sz w:val="20"/>
+                <w:szCs w:val="20"/>
+                <w:rtl/>
+                <w:lang w:bidi="fa-IR"/>
+              </w:rPr>
+              <w:t>/</w:t>
+            </w:r>
+            <w:r>
+              <w:rPr>
+                <w:b w:val="0"/>
+                <w:bCs w:val="0"/>
+                <w:color w:val="auto"/>
+                <w:rtl/>
+              </w:rPr>
+              <w:t xml:space="preserve"> </w:t>
+            </w:r>
+            <w:r>
+              <w:rPr>
+                <w:rFonts w:ascii="Dubai" w:hAnsi="Dubai" w:cs="Dubai"/>
+                <w:b w:val="0"/>
+                <w:bCs w:val="0"/>
+                <w:sz w:val="20"/>
+                <w:szCs w:val="20"/>
+                <w:rtl/>
+              </w:rPr>
+              <w:t>نمودار فعالیت</w:t>
+            </w:r>
+            <w:r>
+              <w:rPr>
+                <w:rFonts w:ascii="Dubai" w:hAnsi="Dubai" w:cs="Dubai"/>
+                <w:b w:val="0"/>
+                <w:bCs w:val="0"/>
+                <w:sz w:val="20"/>
+                <w:szCs w:val="20"/>
+                <w:lang w:bidi="fa-IR"/>
+              </w:rPr>
+              <w:t xml:space="preserve"> (Activity Diagram)</w:t>
+            </w:r>
+            <w:r>
+              <w:rPr>
+                <w:rFonts w:ascii="Dubai" w:hAnsi="Dubai" w:cs="Dubai" w:hint="cs"/>
+                <w:b w:val="0"/>
+                <w:bCs w:val="0"/>
+                <w:sz w:val="20"/>
+                <w:szCs w:val="20"/>
+                <w:rtl/>
+                <w:lang w:bidi="fa-IR"/>
+              </w:rPr>
+              <w:t xml:space="preserve">/             </w:t>
+            </w:r>
+            <w:r>
+              <w:rPr>
+                <w:b w:val="0"/>
+                <w:bCs w:val="0"/>
+                <w:color w:val="auto"/>
+                <w:rtl/>
+              </w:rPr>
+              <w:t xml:space="preserve"> </w:t>
+            </w:r>
+            <w:r>
+              <w:rPr>
+                <w:rFonts w:ascii="Dubai" w:hAnsi="Dubai" w:cs="Dubai"/>
+                <w:b w:val="0"/>
+                <w:bCs w:val="0"/>
+                <w:sz w:val="20"/>
+                <w:szCs w:val="20"/>
+                <w:rtl/>
+              </w:rPr>
+              <w:t>نقشه ذهنی</w:t>
+            </w:r>
+            <w:r>
+              <w:rPr>
+                <w:rFonts w:ascii="Dubai" w:hAnsi="Dubai" w:cs="Dubai"/>
+                <w:b w:val="0"/>
+                <w:bCs w:val="0"/>
+                <w:sz w:val="20"/>
+                <w:szCs w:val="20"/>
+                <w:lang w:bidi="fa-IR"/>
+              </w:rPr>
+              <w:t xml:space="preserve"> (Mind Map)</w:t>
+            </w:r>
+          </w:p>
+        </w:tc>
+        <w:tc>
+          <w:tcPr>
+            <w:tcW w:w="1800" w:type="dxa"/>
           </w:tcPr>
           <w:p>
             <w:pPr>
@@ -1944,26 +2784,34 @@
               <w:cnfStyle w:val="000000100000" w:firstRow="0" w:lastRow="0" w:firstColumn="0" w:lastColumn="0" w:oddVBand="0" w:evenVBand="0" w:oddHBand="1" w:evenHBand="0" w:firstRowFirstColumn="0" w:firstRowLastColumn="0" w:lastRowFirstColumn="0" w:lastRowLastColumn="0"/>
               <w:rPr>
                 <w:rFonts w:ascii="Dubai" w:hAnsi="Dubai" w:cs="Dubai"/>
-                <w:sz w:val="28"/>
-                <w:szCs w:val="28"/>
-                <w:lang w:bidi="fa-IR"/>
-              </w:rPr>
-            </w:pPr>
-            <w:r>
-              <w:rPr>
-                <w:rFonts w:ascii="Dubai" w:hAnsi="Dubai" w:cs="Dubai"/>
-                <w:sz w:val="28"/>
-                <w:szCs w:val="28"/>
-                <w:rtl/>
-                <w:lang w:bidi="fa-IR"/>
-              </w:rPr>
-              <w:t>ابزار/مستند سازی</w:t>
-            </w:r>
-          </w:p>
-        </w:tc>
-        <w:tc>
-          <w:tcPr>
-            <w:tcW w:w="1870" w:type="dxa"/>
+                <w:sz w:val="22"/>
+                <w:szCs w:val="22"/>
+                <w:lang w:bidi="fa-IR"/>
+              </w:rPr>
+            </w:pPr>
+            <w:r>
+              <w:rPr>
+                <w:rFonts w:ascii="Dubai" w:hAnsi="Dubai" w:cs="Dubai" w:hint="cs"/>
+                <w:sz w:val="22"/>
+                <w:szCs w:val="22"/>
+                <w:rtl/>
+              </w:rPr>
+              <w:t>ت</w:t>
+            </w:r>
+            <w:r>
+              <w:rPr>
+                <w:rFonts w:ascii="Dubai" w:hAnsi="Dubai" w:cs="Dubai"/>
+                <w:sz w:val="22"/>
+                <w:szCs w:val="22"/>
+                <w:rtl/>
+              </w:rPr>
+              <w:t>حلیل‌گر داده / معمار نرم‌افزار</w:t>
+            </w:r>
+          </w:p>
+        </w:tc>
+        <w:tc>
+          <w:tcPr>
+            <w:tcW w:w="900" w:type="dxa"/>
           </w:tcPr>
           <w:p>
             <w:pPr>
@@ -1985,13 +2833,15 @@
                 <w:rtl/>
                 <w:lang w:bidi="fa-IR"/>
               </w:rPr>
-              <w:t>فاز۰</w:t>
-            </w:r>
-          </w:p>
-        </w:tc>
-        <w:tc>
-          <w:tcPr>
-            <w:tcW w:w="1870" w:type="dxa"/>
+              <w:t>فاز۲</w:t>
+            </w:r>
+          </w:p>
+        </w:tc>
+        <w:tc>
+          <w:tcPr>
+            <w:tcW w:w="3505" w:type="dxa"/>
+            <w:gridSpan w:val="2"/>
+            <w:vMerge/>
           </w:tcPr>
           <w:p>
             <w:pPr>
@@ -2005,54 +2855,6 @@
                 <w:lang w:bidi="fa-IR"/>
               </w:rPr>
             </w:pPr>
-            <w:r>
-              <w:rPr>
-                <w:rFonts w:ascii="Dubai" w:hAnsi="Dubai" w:cs="Dubai"/>
-                <w:sz w:val="28"/>
-                <w:szCs w:val="28"/>
-                <w:rtl/>
-                <w:lang w:bidi="fa-IR"/>
-              </w:rPr>
-              <w:t>۲۵۲۸۰۳۱۵۵</w:t>
-            </w:r>
-          </w:p>
-        </w:tc>
-        <w:tc>
-          <w:tcPr>
-            <w:tcW w:w="1870" w:type="dxa"/>
-          </w:tcPr>
-          <w:p>
-            <w:pPr>
-              <w:bidi/>
-              <w:jc w:val="center"/>
-              <w:cnfStyle w:val="000000100000" w:firstRow="0" w:lastRow="0" w:firstColumn="0" w:lastColumn="0" w:oddVBand="0" w:evenVBand="0" w:oddHBand="1" w:evenHBand="0" w:firstRowFirstColumn="0" w:firstRowLastColumn="0" w:lastRowFirstColumn="0" w:lastRowLastColumn="0"/>
-              <w:rPr>
-                <w:rFonts w:ascii="Dubai" w:hAnsi="Dubai" w:cs="Dubai"/>
-                <w:sz w:val="28"/>
-                <w:szCs w:val="28"/>
-                <w:lang w:bidi="fa-IR"/>
-              </w:rPr>
-            </w:pPr>
-            <w:r>
-              <w:rPr>
-                <w:rFonts w:ascii="Dubai" w:hAnsi="Dubai" w:cs="Dubai" w:hint="cs"/>
-                <w:sz w:val="28"/>
-                <w:szCs w:val="28"/>
-                <w:rtl/>
-                <w:lang w:bidi="fa-IR"/>
-              </w:rPr>
-              <w:t>آ</w:t>
-            </w:r>
-            <w:r>
-              <w:rPr>
-                <w:rFonts w:ascii="Dubai" w:hAnsi="Dubai" w:cs="Dubai"/>
-                <w:sz w:val="28"/>
-                <w:szCs w:val="28"/>
-                <w:rtl/>
-                <w:lang w:bidi="fa-IR"/>
-              </w:rPr>
-              <w:t>یشین لطفی</w:t>
-            </w:r>
           </w:p>
         </w:tc>
       </w:tr>
@@ -2060,23 +2862,78 @@
         <w:tc>
           <w:tcPr>
             <w:cnfStyle w:val="001000000000" w:firstRow="0" w:lastRow="0" w:firstColumn="1" w:lastColumn="0" w:oddVBand="0" w:evenVBand="0" w:oddHBand="0" w:evenHBand="0" w:firstRowFirstColumn="0" w:firstRowLastColumn="0" w:lastRowFirstColumn="0" w:lastRowLastColumn="0"/>
-            <w:tcW w:w="1870" w:type="dxa"/>
-          </w:tcPr>
-          <w:p>
-            <w:pPr>
-              <w:jc w:val="center"/>
-              <w:rPr>
-                <w:rFonts w:ascii="Dubai" w:hAnsi="Dubai" w:cs="Dubai"/>
-                <w:sz w:val="28"/>
-                <w:szCs w:val="28"/>
-                <w:lang w:bidi="fa-IR"/>
-              </w:rPr>
-            </w:pPr>
-          </w:p>
-        </w:tc>
-        <w:tc>
-          <w:tcPr>
-            <w:tcW w:w="1870" w:type="dxa"/>
+            <w:tcW w:w="3960" w:type="dxa"/>
+          </w:tcPr>
+          <w:p>
+            <w:pPr>
+              <w:bidi/>
+              <w:rPr>
+                <w:rFonts w:ascii="Dubai" w:hAnsi="Dubai" w:cs="Dubai"/>
+                <w:b w:val="0"/>
+                <w:bCs w:val="0"/>
+                <w:sz w:val="20"/>
+                <w:szCs w:val="20"/>
+                <w:lang w:bidi="fa-IR"/>
+              </w:rPr>
+            </w:pPr>
+            <w:r>
+              <w:rPr>
+                <w:rFonts w:ascii="Dubai" w:hAnsi="Dubai" w:cs="Dubai"/>
+                <w:b w:val="0"/>
+                <w:bCs w:val="0"/>
+                <w:sz w:val="20"/>
+                <w:szCs w:val="20"/>
+                <w:rtl/>
+              </w:rPr>
+              <w:t>تعریف مرزهای سیستم</w:t>
+            </w:r>
+            <w:r>
+              <w:rPr>
+                <w:rFonts w:ascii="Dubai" w:hAnsi="Dubai" w:cs="Dubai"/>
+                <w:b w:val="0"/>
+                <w:bCs w:val="0"/>
+                <w:sz w:val="20"/>
+                <w:szCs w:val="20"/>
+              </w:rPr>
+              <w:t>/</w:t>
+            </w:r>
+            <w:r>
+              <w:rPr>
+                <w:rFonts w:ascii="Dubai" w:hAnsi="Dubai" w:cs="Dubai"/>
+                <w:b w:val="0"/>
+                <w:bCs w:val="0"/>
+                <w:sz w:val="20"/>
+                <w:szCs w:val="20"/>
+                <w:rtl/>
+              </w:rPr>
+              <w:t>مدل سخت‌افزار-نرم‌افزار-انسان</w:t>
+            </w:r>
+            <w:r>
+              <w:rPr>
+                <w:rFonts w:ascii="Dubai" w:hAnsi="Dubai" w:cs="Dubai"/>
+                <w:b w:val="0"/>
+                <w:bCs w:val="0"/>
+                <w:sz w:val="20"/>
+                <w:szCs w:val="20"/>
+              </w:rPr>
+              <w:t xml:space="preserve"> (Block Diagrams)</w:t>
+            </w:r>
+            <w:r>
+              <w:rPr>
+                <w:rFonts w:ascii="Dubai" w:hAnsi="Dubai" w:cs="Dubai"/>
+                <w:b w:val="0"/>
+                <w:bCs w:val="0"/>
+                <w:sz w:val="20"/>
+                <w:szCs w:val="20"/>
+                <w:lang w:bidi="fa-IR"/>
+              </w:rPr>
+              <w:t xml:space="preserve"> (System Boundary)</w:t>
+            </w:r>
+          </w:p>
+        </w:tc>
+        <w:tc>
+          <w:tcPr>
+            <w:tcW w:w="1800" w:type="dxa"/>
           </w:tcPr>
           <w:p>
             <w:pPr>
@@ -2085,16 +2942,42 @@
               <w:cnfStyle w:val="000000000000" w:firstRow="0" w:lastRow="0" w:firstColumn="0" w:lastColumn="0" w:oddVBand="0" w:evenVBand="0" w:oddHBand="0" w:evenHBand="0" w:firstRowFirstColumn="0" w:firstRowLastColumn="0" w:lastRowFirstColumn="0" w:lastRowLastColumn="0"/>
               <w:rPr>
                 <w:rFonts w:ascii="Dubai" w:hAnsi="Dubai" w:cs="Dubai"/>
-                <w:sz w:val="28"/>
-                <w:szCs w:val="28"/>
-                <w:lang w:bidi="fa-IR"/>
-              </w:rPr>
-            </w:pPr>
-          </w:p>
-        </w:tc>
-        <w:tc>
-          <w:tcPr>
-            <w:tcW w:w="1870" w:type="dxa"/>
+                <w:sz w:val="22"/>
+                <w:szCs w:val="22"/>
+                <w:lang w:bidi="fa-IR"/>
+              </w:rPr>
+            </w:pPr>
+            <w:r>
+              <w:rPr>
+                <w:rFonts w:ascii="Dubai" w:hAnsi="Dubai" w:cs="Dubai"/>
+                <w:sz w:val="22"/>
+                <w:szCs w:val="22"/>
+                <w:rtl/>
+              </w:rPr>
+              <w:t>تحلیلگر</w:t>
+            </w:r>
+            <w:r>
+              <w:rPr>
+                <w:rFonts w:ascii="Dubai" w:hAnsi="Dubai" w:cs="Dubai"/>
+                <w:sz w:val="22"/>
+                <w:szCs w:val="22"/>
+              </w:rPr>
+              <w:t>/</w:t>
+            </w:r>
+            <w:r>
+              <w:rPr>
+                <w:rFonts w:ascii="Dubai" w:hAnsi="Dubai" w:cs="Dubai"/>
+                <w:sz w:val="22"/>
+                <w:szCs w:val="22"/>
+                <w:rtl/>
+              </w:rPr>
+              <w:t>معمار</w:t>
+            </w:r>
+          </w:p>
+        </w:tc>
+        <w:tc>
+          <w:tcPr>
+            <w:tcW w:w="900" w:type="dxa"/>
           </w:tcPr>
           <w:p>
             <w:pPr>
@@ -2116,31 +2999,15 @@
                 <w:rtl/>
                 <w:lang w:bidi="fa-IR"/>
               </w:rPr>
-              <w:t>فاز۱</w:t>
-            </w:r>
-          </w:p>
-        </w:tc>
-        <w:tc>
-          <w:tcPr>
-            <w:tcW w:w="1870" w:type="dxa"/>
-          </w:tcPr>
-          <w:p>
-            <w:pPr>
-              <w:bidi/>
-              <w:jc w:val="center"/>
-              <w:cnfStyle w:val="000000000000" w:firstRow="0" w:lastRow="0" w:firstColumn="0" w:lastColumn="0" w:oddVBand="0" w:evenVBand="0" w:oddHBand="0" w:evenHBand="0" w:firstRowFirstColumn="0" w:firstRowLastColumn="0" w:lastRowFirstColumn="0" w:lastRowLastColumn="0"/>
-              <w:rPr>
-                <w:rFonts w:ascii="Dubai" w:hAnsi="Dubai" w:cs="Dubai"/>
-                <w:sz w:val="28"/>
-                <w:szCs w:val="28"/>
-                <w:lang w:bidi="fa-IR"/>
-              </w:rPr>
-            </w:pPr>
-          </w:p>
-        </w:tc>
-        <w:tc>
-          <w:tcPr>
-            <w:tcW w:w="1870" w:type="dxa"/>
+              <w:t>فاز۳</w:t>
+            </w:r>
+          </w:p>
+        </w:tc>
+        <w:tc>
+          <w:tcPr>
+            <w:tcW w:w="3505" w:type="dxa"/>
+            <w:gridSpan w:val="2"/>
+            <w:vMerge/>
           </w:tcPr>
           <w:p>
             <w:pPr>
@@ -2164,23 +3031,200 @@
         <w:tc>
           <w:tcPr>
             <w:cnfStyle w:val="001000000000" w:firstRow="0" w:lastRow="0" w:firstColumn="1" w:lastColumn="0" w:oddVBand="0" w:evenVBand="0" w:oddHBand="0" w:evenHBand="0" w:firstRowFirstColumn="0" w:firstRowLastColumn="0" w:lastRowFirstColumn="0" w:lastRowLastColumn="0"/>
-            <w:tcW w:w="1870" w:type="dxa"/>
-          </w:tcPr>
-          <w:p>
-            <w:pPr>
-              <w:jc w:val="center"/>
-              <w:rPr>
-                <w:rFonts w:ascii="Dubai" w:hAnsi="Dubai" w:cs="Dubai"/>
-                <w:sz w:val="28"/>
-                <w:szCs w:val="28"/>
-                <w:lang w:bidi="fa-IR"/>
-              </w:rPr>
-            </w:pPr>
-          </w:p>
-        </w:tc>
-        <w:tc>
-          <w:tcPr>
-            <w:tcW w:w="1870" w:type="dxa"/>
+            <w:tcW w:w="3960" w:type="dxa"/>
+          </w:tcPr>
+          <w:p>
+            <w:pPr>
+              <w:bidi/>
+              <w:rPr>
+                <w:rFonts w:ascii="Dubai" w:hAnsi="Dubai" w:cs="Dubai"/>
+                <w:b w:val="0"/>
+                <w:bCs w:val="0"/>
+                <w:sz w:val="20"/>
+                <w:szCs w:val="20"/>
+                <w:lang w:bidi="fa-IR"/>
+              </w:rPr>
+            </w:pPr>
+            <w:r>
+              <w:rPr>
+                <w:rFonts w:ascii="Dubai" w:hAnsi="Dubai" w:cs="Dubai"/>
+                <w:b w:val="0"/>
+                <w:bCs w:val="0"/>
+                <w:sz w:val="20"/>
+                <w:szCs w:val="20"/>
+                <w:rtl/>
+              </w:rPr>
+              <w:t xml:space="preserve">انتخاب و توجیه الگوی معماری </w:t>
+            </w:r>
+            <w:r>
+              <w:rPr>
+                <w:rFonts w:ascii="Dubai" w:hAnsi="Dubai" w:cs="Dubai"/>
+                <w:b w:val="0"/>
+                <w:bCs w:val="0"/>
+                <w:sz w:val="20"/>
+                <w:szCs w:val="20"/>
+                <w:lang w:bidi="fa-IR"/>
+              </w:rPr>
+              <w:t>(</w:t>
+            </w:r>
+            <w:r>
+              <w:rPr>
+                <w:rFonts w:ascii="Dubai" w:hAnsi="Dubai" w:cs="Dubai"/>
+                <w:b w:val="0"/>
+                <w:bCs w:val="0"/>
+                <w:sz w:val="20"/>
+                <w:szCs w:val="20"/>
+                <w:rtl/>
+              </w:rPr>
+              <w:t>لایه‌ای، کلاینت-سرور، رویدادمحور و</w:t>
+            </w:r>
+            <w:r>
+              <w:rPr>
+                <w:rFonts w:ascii="Dubai" w:hAnsi="Dubai" w:cs="Dubai"/>
+                <w:b w:val="0"/>
+                <w:bCs w:val="0"/>
+                <w:sz w:val="20"/>
+                <w:szCs w:val="20"/>
+                <w:lang w:bidi="fa-IR"/>
+              </w:rPr>
+              <w:t>…)</w:t>
+            </w:r>
+            <w:r>
+              <w:rPr>
+                <w:rFonts w:ascii="Dubai" w:hAnsi="Dubai" w:cs="Dubai" w:hint="cs"/>
+                <w:b w:val="0"/>
+                <w:bCs w:val="0"/>
+                <w:sz w:val="20"/>
+                <w:szCs w:val="20"/>
+                <w:rtl/>
+                <w:lang w:bidi="fa-IR"/>
+              </w:rPr>
+              <w:t>/</w:t>
+            </w:r>
+            <w:r>
+              <w:rPr>
+                <w:color w:val="auto"/>
+                <w:rtl/>
+              </w:rPr>
+              <w:t xml:space="preserve"> </w:t>
+            </w:r>
+            <w:r>
+              <w:rPr>
+                <w:rFonts w:ascii="Dubai" w:hAnsi="Dubai" w:cs="Dubai"/>
+                <w:b w:val="0"/>
+                <w:bCs w:val="0"/>
+                <w:sz w:val="20"/>
+                <w:szCs w:val="20"/>
+                <w:rtl/>
+              </w:rPr>
+              <w:t>نمودار معماری سیستم اجزا و اتصالات</w:t>
+            </w:r>
+            <w:r>
+              <w:rPr>
+                <w:rFonts w:ascii="Dubai" w:hAnsi="Dubai" w:cs="Dubai" w:hint="cs"/>
+                <w:b w:val="0"/>
+                <w:bCs w:val="0"/>
+                <w:sz w:val="20"/>
+                <w:szCs w:val="20"/>
+                <w:rtl/>
+              </w:rPr>
+              <w:t>/</w:t>
+            </w:r>
+            <w:r>
+              <w:rPr>
+                <w:b w:val="0"/>
+                <w:bCs w:val="0"/>
+                <w:color w:val="auto"/>
+                <w:rtl/>
+              </w:rPr>
+              <w:t xml:space="preserve"> </w:t>
+            </w:r>
+            <w:r>
+              <w:rPr>
+                <w:rFonts w:ascii="Dubai" w:hAnsi="Dubai" w:cs="Dubai"/>
+                <w:b w:val="0"/>
+                <w:bCs w:val="0"/>
+                <w:sz w:val="20"/>
+                <w:szCs w:val="20"/>
+                <w:rtl/>
+              </w:rPr>
+              <w:t>طراحی رابط‌های سرویس و قراردادهای داده‌ای</w:t>
+            </w:r>
+            <w:r>
+              <w:rPr>
+                <w:rFonts w:ascii="Dubai" w:hAnsi="Dubai" w:cs="Dubai"/>
+                <w:b w:val="0"/>
+                <w:bCs w:val="0"/>
+                <w:sz w:val="20"/>
+                <w:szCs w:val="20"/>
+              </w:rPr>
+              <w:t xml:space="preserve"> (Service Contracts)</w:t>
+            </w:r>
+            <w:r>
+              <w:rPr>
+                <w:rFonts w:ascii="Dubai" w:hAnsi="Dubai" w:cs="Dubai" w:hint="cs"/>
+                <w:b w:val="0"/>
+                <w:bCs w:val="0"/>
+                <w:sz w:val="20"/>
+                <w:szCs w:val="20"/>
+                <w:rtl/>
+              </w:rPr>
+              <w:t>/</w:t>
+            </w:r>
+            <w:r>
+              <w:rPr>
+                <w:color w:val="auto"/>
+                <w:rtl/>
+              </w:rPr>
+              <w:t xml:space="preserve"> </w:t>
+            </w:r>
+            <w:r>
+              <w:rPr>
+                <w:rFonts w:ascii="Dubai" w:hAnsi="Dubai" w:cs="Dubai"/>
+                <w:b w:val="0"/>
+                <w:bCs w:val="0"/>
+                <w:sz w:val="20"/>
+                <w:szCs w:val="20"/>
+                <w:rtl/>
+              </w:rPr>
+              <w:t>حلیل مزایای</w:t>
+            </w:r>
+            <w:r>
+              <w:rPr>
+                <w:rFonts w:ascii="Dubai" w:hAnsi="Dubai" w:cs="Dubai"/>
+                <w:b w:val="0"/>
+                <w:bCs w:val="0"/>
+                <w:sz w:val="20"/>
+                <w:szCs w:val="20"/>
+              </w:rPr>
+              <w:t xml:space="preserve"> SOA (</w:t>
+            </w:r>
+            <w:r>
+              <w:rPr>
+                <w:rFonts w:ascii="Dubai" w:hAnsi="Dubai" w:cs="Dubai"/>
+                <w:b w:val="0"/>
+                <w:bCs w:val="0"/>
+                <w:sz w:val="20"/>
+                <w:szCs w:val="20"/>
+                <w:rtl/>
+              </w:rPr>
+              <w:t>اتصال ضعیف، مقیاس‌پذیری و</w:t>
+            </w:r>
+            <w:r>
+              <w:rPr>
+                <w:rFonts w:ascii="Dubai" w:hAnsi="Dubai" w:cs="Dubai"/>
+                <w:b w:val="0"/>
+                <w:bCs w:val="0"/>
+                <w:sz w:val="20"/>
+                <w:szCs w:val="20"/>
+              </w:rPr>
+              <w:t>…)</w:t>
+            </w:r>
+          </w:p>
+        </w:tc>
+        <w:tc>
+          <w:tcPr>
+            <w:tcW w:w="1800" w:type="dxa"/>
           </w:tcPr>
           <w:p>
             <w:pPr>
@@ -2189,16 +3233,25 @@
               <w:cnfStyle w:val="000000100000" w:firstRow="0" w:lastRow="0" w:firstColumn="0" w:lastColumn="0" w:oddVBand="0" w:evenVBand="0" w:oddHBand="1" w:evenHBand="0" w:firstRowFirstColumn="0" w:firstRowLastColumn="0" w:lastRowFirstColumn="0" w:lastRowLastColumn="0"/>
               <w:rPr>
                 <w:rFonts w:ascii="Dubai" w:hAnsi="Dubai" w:cs="Dubai"/>
-                <w:sz w:val="28"/>
-                <w:szCs w:val="28"/>
-                <w:lang w:bidi="fa-IR"/>
-              </w:rPr>
-            </w:pPr>
-          </w:p>
-        </w:tc>
-        <w:tc>
-          <w:tcPr>
-            <w:tcW w:w="1870" w:type="dxa"/>
+                <w:sz w:val="22"/>
+                <w:szCs w:val="22"/>
+                <w:lang w:bidi="fa-IR"/>
+              </w:rPr>
+            </w:pPr>
+            <w:r>
+              <w:rPr>
+                <w:rFonts w:ascii="Dubai" w:hAnsi="Dubai" w:cs="Dubai"/>
+                <w:sz w:val="22"/>
+                <w:szCs w:val="22"/>
+                <w:rtl/>
+              </w:rPr>
+              <w:t>معمار</w:t>
+            </w:r>
+          </w:p>
+        </w:tc>
+        <w:tc>
+          <w:tcPr>
+            <w:tcW w:w="900" w:type="dxa"/>
           </w:tcPr>
           <w:p>
             <w:pPr>
@@ -2220,31 +3273,15 @@
                 <w:rtl/>
                 <w:lang w:bidi="fa-IR"/>
               </w:rPr>
-              <w:t>فاز۲</w:t>
-            </w:r>
-          </w:p>
-        </w:tc>
-        <w:tc>
-          <w:tcPr>
-            <w:tcW w:w="1870" w:type="dxa"/>
-          </w:tcPr>
-          <w:p>
-            <w:pPr>
-              <w:bidi/>
-              <w:jc w:val="center"/>
-              <w:cnfStyle w:val="000000100000" w:firstRow="0" w:lastRow="0" w:firstColumn="0" w:lastColumn="0" w:oddVBand="0" w:evenVBand="0" w:oddHBand="1" w:evenHBand="0" w:firstRowFirstColumn="0" w:firstRowLastColumn="0" w:lastRowFirstColumn="0" w:lastRowLastColumn="0"/>
-              <w:rPr>
-                <w:rFonts w:ascii="Dubai" w:hAnsi="Dubai" w:cs="Dubai"/>
-                <w:sz w:val="28"/>
-                <w:szCs w:val="28"/>
-                <w:lang w:bidi="fa-IR"/>
-              </w:rPr>
-            </w:pPr>
-          </w:p>
-        </w:tc>
-        <w:tc>
-          <w:tcPr>
-            <w:tcW w:w="1870" w:type="dxa"/>
+              <w:t>فاز۴</w:t>
+            </w:r>
+          </w:p>
+        </w:tc>
+        <w:tc>
+          <w:tcPr>
+            <w:tcW w:w="3505" w:type="dxa"/>
+            <w:gridSpan w:val="2"/>
+            <w:vMerge/>
           </w:tcPr>
           <w:p>
             <w:pPr>
@@ -2265,23 +3302,126 @@
         <w:tc>
           <w:tcPr>
             <w:cnfStyle w:val="001000000000" w:firstRow="0" w:lastRow="0" w:firstColumn="1" w:lastColumn="0" w:oddVBand="0" w:evenVBand="0" w:oddHBand="0" w:evenHBand="0" w:firstRowFirstColumn="0" w:firstRowLastColumn="0" w:lastRowFirstColumn="0" w:lastRowLastColumn="0"/>
-            <w:tcW w:w="1870" w:type="dxa"/>
-          </w:tcPr>
-          <w:p>
-            <w:pPr>
-              <w:jc w:val="center"/>
-              <w:rPr>
-                <w:rFonts w:ascii="Dubai" w:hAnsi="Dubai" w:cs="Dubai"/>
-                <w:sz w:val="28"/>
-                <w:szCs w:val="28"/>
-                <w:lang w:bidi="fa-IR"/>
-              </w:rPr>
-            </w:pPr>
-          </w:p>
-        </w:tc>
-        <w:tc>
-          <w:tcPr>
-            <w:tcW w:w="1870" w:type="dxa"/>
+            <w:tcW w:w="3960" w:type="dxa"/>
+          </w:tcPr>
+          <w:p>
+            <w:pPr>
+              <w:bidi/>
+              <w:rPr>
+                <w:rFonts w:ascii="Dubai" w:hAnsi="Dubai" w:cs="Dubai"/>
+                <w:b w:val="0"/>
+                <w:bCs w:val="0"/>
+                <w:sz w:val="20"/>
+                <w:szCs w:val="20"/>
+                <w:lang w:bidi="fa-IR"/>
+              </w:rPr>
+            </w:pPr>
+            <w:r>
+              <w:rPr>
+                <w:rFonts w:ascii="Dubai" w:hAnsi="Dubai" w:cs="Dubai"/>
+                <w:b w:val="0"/>
+                <w:bCs w:val="0"/>
+                <w:sz w:val="20"/>
+                <w:szCs w:val="20"/>
+                <w:rtl/>
+              </w:rPr>
+              <w:t xml:space="preserve">اعمال حداقل </w:t>
+            </w:r>
+            <w:r>
+              <w:rPr>
+                <w:rFonts w:ascii="Dubai" w:hAnsi="Dubai" w:cs="Dubai"/>
+                <w:b w:val="0"/>
+                <w:bCs w:val="0"/>
+                <w:sz w:val="20"/>
+                <w:szCs w:val="20"/>
+                <w:rtl/>
+                <w:lang w:bidi="fa-IR"/>
+              </w:rPr>
+              <w:t>۲</w:t>
+            </w:r>
+            <w:r>
+              <w:rPr>
+                <w:rFonts w:ascii="Dubai" w:hAnsi="Dubai" w:cs="Dubai"/>
+                <w:b w:val="0"/>
+                <w:bCs w:val="0"/>
+                <w:sz w:val="20"/>
+                <w:szCs w:val="20"/>
+                <w:rtl/>
+              </w:rPr>
+              <w:t xml:space="preserve"> الگوی طراحی</w:t>
+            </w:r>
+            <w:r>
+              <w:rPr>
+                <w:rFonts w:ascii="Dubai" w:hAnsi="Dubai" w:cs="Dubai"/>
+                <w:b w:val="0"/>
+                <w:bCs w:val="0"/>
+                <w:sz w:val="20"/>
+                <w:szCs w:val="20"/>
+                <w:lang w:bidi="fa-IR"/>
+              </w:rPr>
+              <w:t xml:space="preserve"> </w:t>
+            </w:r>
+            <w:proofErr w:type="spellStart"/>
+            <w:r>
+              <w:rPr>
+                <w:rFonts w:ascii="Dubai" w:hAnsi="Dubai" w:cs="Dubai"/>
+                <w:b w:val="0"/>
+                <w:bCs w:val="0"/>
+                <w:sz w:val="20"/>
+                <w:szCs w:val="20"/>
+                <w:lang w:bidi="fa-IR"/>
+              </w:rPr>
+              <w:t>GoF</w:t>
+            </w:r>
+            <w:proofErr w:type="spellEnd"/>
+            <w:r>
+              <w:rPr>
+                <w:rFonts w:ascii="Dubai" w:hAnsi="Dubai" w:cs="Dubai" w:hint="cs"/>
+                <w:b w:val="0"/>
+                <w:bCs w:val="0"/>
+                <w:sz w:val="20"/>
+                <w:szCs w:val="20"/>
+                <w:rtl/>
+                <w:lang w:bidi="fa-IR"/>
+              </w:rPr>
+              <w:t>/</w:t>
+            </w:r>
+            <w:r>
+              <w:rPr>
+                <w:b w:val="0"/>
+                <w:bCs w:val="0"/>
+                <w:color w:val="auto"/>
+                <w:rtl/>
+              </w:rPr>
+              <w:t xml:space="preserve"> </w:t>
+            </w:r>
+            <w:r>
+              <w:rPr>
+                <w:rFonts w:ascii="Dubai" w:hAnsi="Dubai" w:cs="Dubai"/>
+                <w:b w:val="0"/>
+                <w:bCs w:val="0"/>
+                <w:sz w:val="20"/>
+                <w:szCs w:val="20"/>
+                <w:rtl/>
+              </w:rPr>
+              <w:t>تعریف رابط‌های برنامه‌نویسی</w:t>
+            </w:r>
+            <w:r>
+              <w:rPr>
+                <w:rFonts w:ascii="Dubai" w:hAnsi="Dubai" w:cs="Dubai"/>
+                <w:b w:val="0"/>
+                <w:bCs w:val="0"/>
+                <w:sz w:val="20"/>
+                <w:szCs w:val="20"/>
+                <w:lang w:bidi="fa-IR"/>
+              </w:rPr>
+              <w:t xml:space="preserve"> (API)</w:t>
+            </w:r>
+          </w:p>
+        </w:tc>
+        <w:tc>
+          <w:tcPr>
+            <w:tcW w:w="1800" w:type="dxa"/>
           </w:tcPr>
           <w:p>
             <w:pPr>
@@ -2290,16 +3430,49 @@
               <w:cnfStyle w:val="000000000000" w:firstRow="0" w:lastRow="0" w:firstColumn="0" w:lastColumn="0" w:oddVBand="0" w:evenVBand="0" w:oddHBand="0" w:evenHBand="0" w:firstRowFirstColumn="0" w:firstRowLastColumn="0" w:lastRowFirstColumn="0" w:lastRowLastColumn="0"/>
               <w:rPr>
                 <w:rFonts w:ascii="Dubai" w:hAnsi="Dubai" w:cs="Dubai"/>
-                <w:sz w:val="28"/>
-                <w:szCs w:val="28"/>
-                <w:lang w:bidi="fa-IR"/>
-              </w:rPr>
-            </w:pPr>
-          </w:p>
-        </w:tc>
-        <w:tc>
-          <w:tcPr>
-            <w:tcW w:w="1870" w:type="dxa"/>
+                <w:sz w:val="22"/>
+                <w:szCs w:val="22"/>
+                <w:lang w:bidi="fa-IR"/>
+              </w:rPr>
+            </w:pPr>
+            <w:r>
+              <w:rPr>
+                <w:rFonts w:ascii="Dubai" w:hAnsi="Dubai" w:cs="Dubai"/>
+                <w:sz w:val="22"/>
+                <w:szCs w:val="22"/>
+                <w:rtl/>
+              </w:rPr>
+              <w:t>طراح</w:t>
+            </w:r>
+            <w:r>
+              <w:rPr>
+                <w:rFonts w:ascii="Dubai" w:hAnsi="Dubai" w:cs="Dubai" w:hint="cs"/>
+                <w:sz w:val="22"/>
+                <w:szCs w:val="22"/>
+                <w:rtl/>
+              </w:rPr>
+              <w:t>/</w:t>
+            </w:r>
+            <w:r>
+              <w:rPr>
+                <w:rtl/>
+              </w:rPr>
+              <w:t xml:space="preserve"> </w:t>
+            </w:r>
+            <w:r>
+              <w:rPr>
+                <w:rFonts w:ascii="Dubai" w:hAnsi="Dubai" w:cs="Dubai"/>
+                <w:sz w:val="22"/>
+                <w:szCs w:val="22"/>
+                <w:rtl/>
+              </w:rPr>
+              <w:t>توسعه‌دهنده</w:t>
+            </w:r>
+          </w:p>
+        </w:tc>
+        <w:tc>
+          <w:tcPr>
+            <w:tcW w:w="900" w:type="dxa"/>
           </w:tcPr>
           <w:p>
             <w:pPr>
@@ -2321,31 +3494,15 @@
                 <w:rtl/>
                 <w:lang w:bidi="fa-IR"/>
               </w:rPr>
-              <w:t>فاز۳</w:t>
-            </w:r>
-          </w:p>
-        </w:tc>
-        <w:tc>
-          <w:tcPr>
-            <w:tcW w:w="1870" w:type="dxa"/>
-          </w:tcPr>
-          <w:p>
-            <w:pPr>
-              <w:bidi/>
-              <w:jc w:val="center"/>
-              <w:cnfStyle w:val="000000000000" w:firstRow="0" w:lastRow="0" w:firstColumn="0" w:lastColumn="0" w:oddVBand="0" w:evenVBand="0" w:oddHBand="0" w:evenHBand="0" w:firstRowFirstColumn="0" w:firstRowLastColumn="0" w:lastRowFirstColumn="0" w:lastRowLastColumn="0"/>
-              <w:rPr>
-                <w:rFonts w:ascii="Dubai" w:hAnsi="Dubai" w:cs="Dubai"/>
-                <w:sz w:val="28"/>
-                <w:szCs w:val="28"/>
-                <w:lang w:bidi="fa-IR"/>
-              </w:rPr>
-            </w:pPr>
-          </w:p>
-        </w:tc>
-        <w:tc>
-          <w:tcPr>
-            <w:tcW w:w="1870" w:type="dxa"/>
+              <w:t>فاز۵</w:t>
+            </w:r>
+          </w:p>
+        </w:tc>
+        <w:tc>
+          <w:tcPr>
+            <w:tcW w:w="3505" w:type="dxa"/>
+            <w:gridSpan w:val="2"/>
+            <w:vMerge/>
           </w:tcPr>
           <w:p>
             <w:pPr>
@@ -2369,23 +3526,90 @@
         <w:tc>
           <w:tcPr>
             <w:cnfStyle w:val="001000000000" w:firstRow="0" w:lastRow="0" w:firstColumn="1" w:lastColumn="0" w:oddVBand="0" w:evenVBand="0" w:oddHBand="0" w:evenHBand="0" w:firstRowFirstColumn="0" w:firstRowLastColumn="0" w:lastRowFirstColumn="0" w:lastRowLastColumn="0"/>
-            <w:tcW w:w="1870" w:type="dxa"/>
-          </w:tcPr>
-          <w:p>
-            <w:pPr>
-              <w:jc w:val="center"/>
-              <w:rPr>
-                <w:rFonts w:ascii="Dubai" w:hAnsi="Dubai" w:cs="Dubai"/>
-                <w:sz w:val="28"/>
-                <w:szCs w:val="28"/>
-                <w:lang w:bidi="fa-IR"/>
-              </w:rPr>
-            </w:pPr>
-          </w:p>
-        </w:tc>
-        <w:tc>
-          <w:tcPr>
-            <w:tcW w:w="1870" w:type="dxa"/>
+            <w:tcW w:w="3960" w:type="dxa"/>
+          </w:tcPr>
+          <w:p>
+            <w:pPr>
+              <w:bidi/>
+              <w:rPr>
+                <w:rFonts w:ascii="Dubai" w:hAnsi="Dubai" w:cs="Dubai"/>
+                <w:b w:val="0"/>
+                <w:bCs w:val="0"/>
+                <w:sz w:val="20"/>
+                <w:szCs w:val="20"/>
+                <w:lang w:bidi="fa-IR"/>
+              </w:rPr>
+            </w:pPr>
+            <w:r>
+              <w:rPr>
+                <w:rFonts w:ascii="Dubai" w:hAnsi="Dubai" w:cs="Dubai"/>
+                <w:b w:val="0"/>
+                <w:bCs w:val="0"/>
+                <w:sz w:val="20"/>
+                <w:szCs w:val="20"/>
+                <w:rtl/>
+              </w:rPr>
+              <w:t>پیاده‌سازی کد منبع</w:t>
+            </w:r>
+            <w:r>
+              <w:rPr>
+                <w:rFonts w:ascii="Dubai" w:hAnsi="Dubai" w:cs="Dubai"/>
+                <w:b w:val="0"/>
+                <w:bCs w:val="0"/>
+                <w:sz w:val="20"/>
+                <w:szCs w:val="20"/>
+                <w:lang w:bidi="fa-IR"/>
+              </w:rPr>
+              <w:t xml:space="preserve"> (Source Code)</w:t>
+            </w:r>
+            <w:r>
+              <w:rPr>
+                <w:rFonts w:ascii="Dubai" w:hAnsi="Dubai" w:cs="Dubai" w:hint="cs"/>
+                <w:b w:val="0"/>
+                <w:bCs w:val="0"/>
+                <w:sz w:val="20"/>
+                <w:szCs w:val="20"/>
+                <w:rtl/>
+                <w:lang w:bidi="fa-IR"/>
+              </w:rPr>
+              <w:t>/</w:t>
+            </w:r>
+            <w:r>
+              <w:rPr>
+                <w:b w:val="0"/>
+                <w:bCs w:val="0"/>
+                <w:color w:val="auto"/>
+                <w:rtl/>
+              </w:rPr>
+              <w:t xml:space="preserve"> </w:t>
+            </w:r>
+            <w:r>
+              <w:rPr>
+                <w:rFonts w:ascii="Dubai" w:hAnsi="Dubai" w:cs="Dubai"/>
+                <w:b w:val="0"/>
+                <w:bCs w:val="0"/>
+                <w:sz w:val="20"/>
+                <w:szCs w:val="20"/>
+                <w:rtl/>
+              </w:rPr>
+              <w:t>مدیریت نسخه‌ها و کامیت‌ها</w:t>
+            </w:r>
+            <w:r>
+              <w:rPr>
+                <w:rFonts w:ascii="Dubai" w:hAnsi="Dubai" w:cs="Dubai"/>
+                <w:b w:val="0"/>
+                <w:bCs w:val="0"/>
+                <w:sz w:val="20"/>
+                <w:szCs w:val="20"/>
+                <w:lang w:bidi="fa-IR"/>
+              </w:rPr>
+              <w:t xml:space="preserve"> (Git)</w:t>
+            </w:r>
+          </w:p>
+        </w:tc>
+        <w:tc>
+          <w:tcPr>
+            <w:tcW w:w="1800" w:type="dxa"/>
           </w:tcPr>
           <w:p>
             <w:pPr>
@@ -2394,16 +3618,25 @@
               <w:cnfStyle w:val="000000100000" w:firstRow="0" w:lastRow="0" w:firstColumn="0" w:lastColumn="0" w:oddVBand="0" w:evenVBand="0" w:oddHBand="1" w:evenHBand="0" w:firstRowFirstColumn="0" w:firstRowLastColumn="0" w:lastRowFirstColumn="0" w:lastRowLastColumn="0"/>
               <w:rPr>
                 <w:rFonts w:ascii="Dubai" w:hAnsi="Dubai" w:cs="Dubai"/>
-                <w:sz w:val="28"/>
-                <w:szCs w:val="28"/>
-                <w:lang w:bidi="fa-IR"/>
-              </w:rPr>
-            </w:pPr>
-          </w:p>
-        </w:tc>
-        <w:tc>
-          <w:tcPr>
-            <w:tcW w:w="1870" w:type="dxa"/>
+                <w:sz w:val="22"/>
+                <w:szCs w:val="22"/>
+                <w:lang w:bidi="fa-IR"/>
+              </w:rPr>
+            </w:pPr>
+            <w:r>
+              <w:rPr>
+                <w:rFonts w:ascii="Dubai" w:hAnsi="Dubai" w:cs="Dubai"/>
+                <w:sz w:val="22"/>
+                <w:szCs w:val="22"/>
+                <w:rtl/>
+              </w:rPr>
+              <w:t>توسعه‌دهنده</w:t>
+            </w:r>
+          </w:p>
+        </w:tc>
+        <w:tc>
+          <w:tcPr>
+            <w:tcW w:w="900" w:type="dxa"/>
           </w:tcPr>
           <w:p>
             <w:pPr>
@@ -2425,31 +3658,15 @@
                 <w:rtl/>
                 <w:lang w:bidi="fa-IR"/>
               </w:rPr>
-              <w:t>فاز۴</w:t>
-            </w:r>
-          </w:p>
-        </w:tc>
-        <w:tc>
-          <w:tcPr>
-            <w:tcW w:w="1870" w:type="dxa"/>
-          </w:tcPr>
-          <w:p>
-            <w:pPr>
-              <w:bidi/>
-              <w:jc w:val="center"/>
-              <w:cnfStyle w:val="000000100000" w:firstRow="0" w:lastRow="0" w:firstColumn="0" w:lastColumn="0" w:oddVBand="0" w:evenVBand="0" w:oddHBand="1" w:evenHBand="0" w:firstRowFirstColumn="0" w:firstRowLastColumn="0" w:lastRowFirstColumn="0" w:lastRowLastColumn="0"/>
-              <w:rPr>
-                <w:rFonts w:ascii="Dubai" w:hAnsi="Dubai" w:cs="Dubai"/>
-                <w:sz w:val="28"/>
-                <w:szCs w:val="28"/>
-                <w:lang w:bidi="fa-IR"/>
-              </w:rPr>
-            </w:pPr>
-          </w:p>
-        </w:tc>
-        <w:tc>
-          <w:tcPr>
-            <w:tcW w:w="1870" w:type="dxa"/>
+              <w:t>فاز۶</w:t>
+            </w:r>
+          </w:p>
+        </w:tc>
+        <w:tc>
+          <w:tcPr>
+            <w:tcW w:w="3505" w:type="dxa"/>
+            <w:gridSpan w:val="2"/>
+            <w:vMerge/>
           </w:tcPr>
           <w:p>
             <w:pPr>
@@ -2470,23 +3687,85 @@
         <w:tc>
           <w:tcPr>
             <w:cnfStyle w:val="001000000000" w:firstRow="0" w:lastRow="0" w:firstColumn="1" w:lastColumn="0" w:oddVBand="0" w:evenVBand="0" w:oddHBand="0" w:evenHBand="0" w:firstRowFirstColumn="0" w:firstRowLastColumn="0" w:lastRowFirstColumn="0" w:lastRowLastColumn="0"/>
-            <w:tcW w:w="1870" w:type="dxa"/>
-          </w:tcPr>
-          <w:p>
-            <w:pPr>
-              <w:jc w:val="center"/>
-              <w:rPr>
-                <w:rFonts w:ascii="Dubai" w:hAnsi="Dubai" w:cs="Dubai"/>
-                <w:sz w:val="28"/>
-                <w:szCs w:val="28"/>
-                <w:lang w:bidi="fa-IR"/>
-              </w:rPr>
-            </w:pPr>
-          </w:p>
-        </w:tc>
-        <w:tc>
-          <w:tcPr>
-            <w:tcW w:w="1870" w:type="dxa"/>
+            <w:tcW w:w="3960" w:type="dxa"/>
+          </w:tcPr>
+          <w:p>
+            <w:pPr>
+              <w:bidi/>
+              <w:rPr>
+                <w:rFonts w:ascii="Dubai" w:hAnsi="Dubai" w:cs="Dubai"/>
+                <w:b w:val="0"/>
+                <w:bCs w:val="0"/>
+                <w:sz w:val="20"/>
+                <w:szCs w:val="20"/>
+                <w:lang w:bidi="fa-IR"/>
+              </w:rPr>
+            </w:pPr>
+            <w:r>
+              <w:rPr>
+                <w:rFonts w:ascii="Dubai" w:hAnsi="Dubai" w:cs="Dubai"/>
+                <w:b w:val="0"/>
+                <w:bCs w:val="0"/>
+                <w:sz w:val="20"/>
+                <w:szCs w:val="20"/>
+                <w:rtl/>
+              </w:rPr>
+              <w:t>اجرای تست خودکار روی نمونه اولیه</w:t>
+            </w:r>
+            <w:r>
+              <w:rPr>
+                <w:rFonts w:ascii="Dubai" w:hAnsi="Dubai" w:cs="Dubai"/>
+                <w:b w:val="0"/>
+                <w:bCs w:val="0"/>
+                <w:sz w:val="20"/>
+                <w:szCs w:val="20"/>
+              </w:rPr>
+              <w:t>/</w:t>
+            </w:r>
+            <w:r>
+              <w:rPr>
+                <w:color w:val="auto"/>
+                <w:rtl/>
+              </w:rPr>
+              <w:t xml:space="preserve"> </w:t>
+            </w:r>
+            <w:r>
+              <w:rPr>
+                <w:rFonts w:ascii="Dubai" w:hAnsi="Dubai" w:cs="Dubai"/>
+                <w:b w:val="0"/>
+                <w:bCs w:val="0"/>
+                <w:sz w:val="20"/>
+                <w:szCs w:val="20"/>
+                <w:rtl/>
+              </w:rPr>
+              <w:t>بررسی کد</w:t>
+            </w:r>
+            <w:r>
+              <w:rPr>
+                <w:rFonts w:ascii="Dubai" w:hAnsi="Dubai" w:cs="Dubai"/>
+                <w:b w:val="0"/>
+                <w:bCs w:val="0"/>
+                <w:sz w:val="20"/>
+                <w:szCs w:val="20"/>
+              </w:rPr>
+              <w:t xml:space="preserve"> (Code Review) </w:t>
+            </w:r>
+            <w:r>
+              <w:rPr>
+                <w:rFonts w:ascii="Dubai" w:hAnsi="Dubai" w:cs="Dubai"/>
+                <w:b w:val="0"/>
+                <w:bCs w:val="0"/>
+                <w:sz w:val="20"/>
+                <w:szCs w:val="20"/>
+                <w:rtl/>
+              </w:rPr>
+              <w:t>شامل یافته‌ها و اصلاحات</w:t>
+            </w:r>
+          </w:p>
+        </w:tc>
+        <w:tc>
+          <w:tcPr>
+            <w:tcW w:w="1800" w:type="dxa"/>
           </w:tcPr>
           <w:p>
             <w:pPr>
@@ -2494,17 +3773,61 @@
               <w:jc w:val="center"/>
               <w:cnfStyle w:val="000000000000" w:firstRow="0" w:lastRow="0" w:firstColumn="0" w:lastColumn="0" w:oddVBand="0" w:evenVBand="0" w:oddHBand="0" w:evenHBand="0" w:firstRowFirstColumn="0" w:firstRowLastColumn="0" w:lastRowFirstColumn="0" w:lastRowLastColumn="0"/>
               <w:rPr>
-                <w:rFonts w:ascii="Dubai" w:hAnsi="Dubai" w:cs="Dubai"/>
-                <w:sz w:val="28"/>
-                <w:szCs w:val="28"/>
-                <w:lang w:bidi="fa-IR"/>
-              </w:rPr>
-            </w:pPr>
-          </w:p>
-        </w:tc>
-        <w:tc>
-          <w:tcPr>
-            <w:tcW w:w="1870" w:type="dxa"/>
+                <w:rFonts w:ascii="Dubai" w:hAnsi="Dubai" w:cs="Dubai" w:hint="cs"/>
+                <w:sz w:val="22"/>
+                <w:szCs w:val="22"/>
+                <w:lang w:bidi="fa-IR"/>
+              </w:rPr>
+            </w:pPr>
+            <w:r>
+              <w:rPr>
+                <w:rFonts w:ascii="Dubai" w:hAnsi="Dubai" w:cs="Dubai"/>
+                <w:sz w:val="22"/>
+                <w:szCs w:val="22"/>
+                <w:rtl/>
+                <w:lang w:bidi="fa-IR"/>
+              </w:rPr>
+              <w:t>تستر</w:t>
+            </w:r>
+            <w:r>
+              <w:rPr>
+                <w:rFonts w:ascii="Dubai" w:hAnsi="Dubai" w:cs="Dubai"/>
+                <w:sz w:val="22"/>
+                <w:szCs w:val="22"/>
+                <w:lang w:bidi="fa-IR"/>
+              </w:rPr>
+              <w:t>/</w:t>
+            </w:r>
+            <w:r>
+              <w:rPr>
+                <w:rtl/>
+              </w:rPr>
+              <w:t xml:space="preserve"> </w:t>
+            </w:r>
+            <w:r>
+              <w:rPr>
+                <w:rFonts w:ascii="Dubai" w:hAnsi="Dubai" w:cs="Dubai"/>
+                <w:sz w:val="22"/>
+                <w:szCs w:val="22"/>
+                <w:rtl/>
+              </w:rPr>
+              <w:t>توسعه‌دهند</w:t>
+            </w:r>
+            <w:r>
+              <w:rPr>
+                <w:rFonts w:ascii="Dubai" w:hAnsi="Dubai" w:cs="Dubai" w:hint="cs"/>
+                <w:sz w:val="22"/>
+                <w:szCs w:val="22"/>
+                <w:rtl/>
+                <w:lang w:bidi="fa-IR"/>
+              </w:rPr>
+              <w:t>ه</w:t>
+            </w:r>
+          </w:p>
+        </w:tc>
+        <w:tc>
+          <w:tcPr>
+            <w:tcW w:w="900" w:type="dxa"/>
           </w:tcPr>
           <w:p>
             <w:pPr>
@@ -2526,31 +3849,15 @@
                 <w:rtl/>
                 <w:lang w:bidi="fa-IR"/>
               </w:rPr>
-              <w:t>فاز۵</w:t>
-            </w:r>
-          </w:p>
-        </w:tc>
-        <w:tc>
-          <w:tcPr>
-            <w:tcW w:w="1870" w:type="dxa"/>
-          </w:tcPr>
-          <w:p>
-            <w:pPr>
-              <w:bidi/>
-              <w:jc w:val="center"/>
-              <w:cnfStyle w:val="000000000000" w:firstRow="0" w:lastRow="0" w:firstColumn="0" w:lastColumn="0" w:oddVBand="0" w:evenVBand="0" w:oddHBand="0" w:evenHBand="0" w:firstRowFirstColumn="0" w:firstRowLastColumn="0" w:lastRowFirstColumn="0" w:lastRowLastColumn="0"/>
-              <w:rPr>
-                <w:rFonts w:ascii="Dubai" w:hAnsi="Dubai" w:cs="Dubai"/>
-                <w:sz w:val="28"/>
-                <w:szCs w:val="28"/>
-                <w:lang w:bidi="fa-IR"/>
-              </w:rPr>
-            </w:pPr>
-          </w:p>
-        </w:tc>
-        <w:tc>
-          <w:tcPr>
-            <w:tcW w:w="1870" w:type="dxa"/>
+              <w:t>فاز۷</w:t>
+            </w:r>
+          </w:p>
+        </w:tc>
+        <w:tc>
+          <w:tcPr>
+            <w:tcW w:w="3505" w:type="dxa"/>
+            <w:gridSpan w:val="2"/>
+            <w:vMerge/>
           </w:tcPr>
           <w:p>
             <w:pPr>
@@ -2574,23 +3881,37 @@
         <w:tc>
           <w:tcPr>
             <w:cnfStyle w:val="001000000000" w:firstRow="0" w:lastRow="0" w:firstColumn="1" w:lastColumn="0" w:oddVBand="0" w:evenVBand="0" w:oddHBand="0" w:evenHBand="0" w:firstRowFirstColumn="0" w:firstRowLastColumn="0" w:lastRowFirstColumn="0" w:lastRowLastColumn="0"/>
-            <w:tcW w:w="1870" w:type="dxa"/>
-          </w:tcPr>
-          <w:p>
-            <w:pPr>
-              <w:jc w:val="center"/>
-              <w:rPr>
-                <w:rFonts w:ascii="Dubai" w:hAnsi="Dubai" w:cs="Dubai"/>
-                <w:sz w:val="28"/>
-                <w:szCs w:val="28"/>
-                <w:lang w:bidi="fa-IR"/>
-              </w:rPr>
-            </w:pPr>
-          </w:p>
-        </w:tc>
-        <w:tc>
-          <w:tcPr>
-            <w:tcW w:w="1870" w:type="dxa"/>
+            <w:tcW w:w="3960" w:type="dxa"/>
+          </w:tcPr>
+          <w:p>
+            <w:pPr>
+              <w:bidi/>
+              <w:rPr>
+                <w:rFonts w:ascii="Dubai" w:hAnsi="Dubai" w:cs="Dubai"/>
+                <w:b w:val="0"/>
+                <w:bCs w:val="0"/>
+                <w:sz w:val="20"/>
+                <w:szCs w:val="20"/>
+                <w:lang w:bidi="fa-IR"/>
+              </w:rPr>
+            </w:pPr>
+            <w:r>
+              <w:rPr>
+                <w:rFonts w:ascii="Dubai" w:hAnsi="Dubai" w:cs="Dubai" w:hint="cs"/>
+                <w:b w:val="0"/>
+                <w:bCs w:val="0"/>
+                <w:sz w:val="20"/>
+                <w:szCs w:val="20"/>
+                <w:rtl/>
+                <w:lang w:bidi="fa-IR"/>
+              </w:rPr>
+              <w:t xml:space="preserve">پوشه بندی های گیت هاب </w:t>
+            </w:r>
+          </w:p>
+        </w:tc>
+        <w:tc>
+          <w:tcPr>
+            <w:tcW w:w="1800" w:type="dxa"/>
           </w:tcPr>
           <w:p>
             <w:pPr>
@@ -2599,16 +3920,26 @@
               <w:cnfStyle w:val="000000100000" w:firstRow="0" w:lastRow="0" w:firstColumn="0" w:lastColumn="0" w:oddVBand="0" w:evenVBand="0" w:oddHBand="1" w:evenHBand="0" w:firstRowFirstColumn="0" w:firstRowLastColumn="0" w:lastRowFirstColumn="0" w:lastRowLastColumn="0"/>
               <w:rPr>
                 <w:rFonts w:ascii="Dubai" w:hAnsi="Dubai" w:cs="Dubai"/>
-                <w:sz w:val="28"/>
-                <w:szCs w:val="28"/>
-                <w:lang w:bidi="fa-IR"/>
-              </w:rPr>
-            </w:pPr>
-          </w:p>
-        </w:tc>
-        <w:tc>
-          <w:tcPr>
-            <w:tcW w:w="1870" w:type="dxa"/>
+                <w:sz w:val="22"/>
+                <w:szCs w:val="22"/>
+                <w:lang w:bidi="fa-IR"/>
+              </w:rPr>
+            </w:pPr>
+            <w:r>
+              <w:rPr>
+                <w:rFonts w:ascii="Dubai" w:hAnsi="Dubai" w:cs="Dubai" w:hint="cs"/>
+                <w:sz w:val="22"/>
+                <w:szCs w:val="22"/>
+                <w:rtl/>
+                <w:lang w:bidi="fa-IR"/>
+              </w:rPr>
+              <w:t>گیت هاب</w:t>
+            </w:r>
+          </w:p>
+        </w:tc>
+        <w:tc>
+          <w:tcPr>
+            <w:tcW w:w="900" w:type="dxa"/>
           </w:tcPr>
           <w:p>
             <w:pPr>
@@ -2630,31 +3961,15 @@
                 <w:rtl/>
                 <w:lang w:bidi="fa-IR"/>
               </w:rPr>
-              <w:t>فاز۶</w:t>
-            </w:r>
-          </w:p>
-        </w:tc>
-        <w:tc>
-          <w:tcPr>
-            <w:tcW w:w="1870" w:type="dxa"/>
-          </w:tcPr>
-          <w:p>
-            <w:pPr>
-              <w:bidi/>
-              <w:jc w:val="center"/>
-              <w:cnfStyle w:val="000000100000" w:firstRow="0" w:lastRow="0" w:firstColumn="0" w:lastColumn="0" w:oddVBand="0" w:evenVBand="0" w:oddHBand="1" w:evenHBand="0" w:firstRowFirstColumn="0" w:firstRowLastColumn="0" w:lastRowFirstColumn="0" w:lastRowLastColumn="0"/>
-              <w:rPr>
-                <w:rFonts w:ascii="Dubai" w:hAnsi="Dubai" w:cs="Dubai"/>
-                <w:sz w:val="28"/>
-                <w:szCs w:val="28"/>
-                <w:lang w:bidi="fa-IR"/>
-              </w:rPr>
-            </w:pPr>
-          </w:p>
-        </w:tc>
-        <w:tc>
-          <w:tcPr>
-            <w:tcW w:w="1870" w:type="dxa"/>
+              <w:t>فاز۸</w:t>
+            </w:r>
+          </w:p>
+        </w:tc>
+        <w:tc>
+          <w:tcPr>
+            <w:tcW w:w="3505" w:type="dxa"/>
+            <w:gridSpan w:val="2"/>
+            <w:vMerge/>
           </w:tcPr>
           <w:p>
             <w:pPr>
@@ -2675,97 +3990,18 @@
         <w:tc>
           <w:tcPr>
             <w:cnfStyle w:val="001000000000" w:firstRow="0" w:lastRow="0" w:firstColumn="1" w:lastColumn="0" w:oddVBand="0" w:evenVBand="0" w:oddHBand="0" w:evenHBand="0" w:firstRowFirstColumn="0" w:firstRowLastColumn="0" w:lastRowFirstColumn="0" w:lastRowLastColumn="0"/>
-            <w:tcW w:w="1870" w:type="dxa"/>
-          </w:tcPr>
-          <w:p>
-            <w:pPr>
-              <w:jc w:val="center"/>
-              <w:rPr>
-                <w:rFonts w:ascii="Dubai" w:hAnsi="Dubai" w:cs="Dubai"/>
-                <w:sz w:val="28"/>
-                <w:szCs w:val="28"/>
-                <w:lang w:bidi="fa-IR"/>
-              </w:rPr>
-            </w:pPr>
-          </w:p>
-        </w:tc>
-        <w:tc>
-          <w:tcPr>
-            <w:tcW w:w="1870" w:type="dxa"/>
-          </w:tcPr>
-          <w:p>
-            <w:pPr>
-              <w:bidi/>
-              <w:jc w:val="center"/>
-              <w:cnfStyle w:val="000000000000" w:firstRow="0" w:lastRow="0" w:firstColumn="0" w:lastColumn="0" w:oddVBand="0" w:evenVBand="0" w:oddHBand="0" w:evenHBand="0" w:firstRowFirstColumn="0" w:firstRowLastColumn="0" w:lastRowFirstColumn="0" w:lastRowLastColumn="0"/>
-              <w:rPr>
-                <w:rFonts w:ascii="Dubai" w:hAnsi="Dubai" w:cs="Dubai"/>
-                <w:sz w:val="28"/>
-                <w:szCs w:val="28"/>
-                <w:lang w:bidi="fa-IR"/>
-              </w:rPr>
-            </w:pPr>
-          </w:p>
-        </w:tc>
-        <w:tc>
-          <w:tcPr>
-            <w:tcW w:w="1870" w:type="dxa"/>
-          </w:tcPr>
-          <w:p>
-            <w:pPr>
-              <w:bidi/>
-              <w:jc w:val="center"/>
-              <w:cnfStyle w:val="000000000000" w:firstRow="0" w:lastRow="0" w:firstColumn="0" w:lastColumn="0" w:oddVBand="0" w:evenVBand="0" w:oddHBand="0" w:evenHBand="0" w:firstRowFirstColumn="0" w:firstRowLastColumn="0" w:lastRowFirstColumn="0" w:lastRowLastColumn="0"/>
-              <w:rPr>
-                <w:rFonts w:ascii="Dubai" w:hAnsi="Dubai" w:cs="Dubai"/>
-                <w:sz w:val="28"/>
-                <w:szCs w:val="28"/>
-                <w:lang w:bidi="fa-IR"/>
-              </w:rPr>
-            </w:pPr>
-            <w:r>
-              <w:rPr>
-                <w:rFonts w:ascii="Dubai" w:hAnsi="Dubai" w:cs="Dubai"/>
-                <w:sz w:val="28"/>
-                <w:szCs w:val="28"/>
-                <w:rtl/>
-                <w:lang w:bidi="fa-IR"/>
-              </w:rPr>
-              <w:t>فاز۷</w:t>
-            </w:r>
-          </w:p>
-        </w:tc>
-        <w:tc>
-          <w:tcPr>
-            <w:tcW w:w="1870" w:type="dxa"/>
-          </w:tcPr>
-          <w:p>
-            <w:pPr>
-              <w:bidi/>
-              <w:jc w:val="center"/>
-              <w:cnfStyle w:val="000000000000" w:firstRow="0" w:lastRow="0" w:firstColumn="0" w:lastColumn="0" w:oddVBand="0" w:evenVBand="0" w:oddHBand="0" w:evenHBand="0" w:firstRowFirstColumn="0" w:firstRowLastColumn="0" w:lastRowFirstColumn="0" w:lastRowLastColumn="0"/>
-              <w:rPr>
-                <w:rFonts w:ascii="Dubai" w:hAnsi="Dubai" w:cs="Dubai"/>
-                <w:sz w:val="28"/>
-                <w:szCs w:val="28"/>
-                <w:lang w:bidi="fa-IR"/>
-              </w:rPr>
-            </w:pPr>
-          </w:p>
-        </w:tc>
-        <w:tc>
-          <w:tcPr>
-            <w:tcW w:w="1870" w:type="dxa"/>
-          </w:tcPr>
-          <w:p>
-            <w:pPr>
-              <w:bidi/>
-              <w:jc w:val="center"/>
-              <w:cnfStyle w:val="000000000000" w:firstRow="0" w:lastRow="0" w:firstColumn="0" w:lastColumn="0" w:oddVBand="0" w:evenVBand="0" w:oddHBand="0" w:evenHBand="0" w:firstRowFirstColumn="0" w:firstRowLastColumn="0" w:lastRowFirstColumn="0" w:lastRowLastColumn="0"/>
-              <w:rPr>
-                <w:rFonts w:ascii="Dubai" w:hAnsi="Dubai" w:cs="Dubai"/>
-                <w:sz w:val="28"/>
-                <w:szCs w:val="28"/>
+            <w:tcW w:w="10165" w:type="dxa"/>
+            <w:gridSpan w:val="5"/>
+          </w:tcPr>
+          <w:p>
+            <w:pPr>
+              <w:bidi/>
+              <w:rPr>
+                <w:rFonts w:ascii="Dubai" w:hAnsi="Dubai" w:cs="Dubai"/>
+                <w:b w:val="0"/>
+                <w:bCs w:val="0"/>
+                <w:sz w:val="22"/>
+                <w:szCs w:val="22"/>
                 <w:lang w:bidi="fa-IR"/>
               </w:rPr>
             </w:pPr>
@@ -2779,23 +4015,37 @@
         <w:tc>
           <w:tcPr>
             <w:cnfStyle w:val="001000000000" w:firstRow="0" w:lastRow="0" w:firstColumn="1" w:lastColumn="0" w:oddVBand="0" w:evenVBand="0" w:oddHBand="0" w:evenHBand="0" w:firstRowFirstColumn="0" w:firstRowLastColumn="0" w:lastRowFirstColumn="0" w:lastRowLastColumn="0"/>
-            <w:tcW w:w="1870" w:type="dxa"/>
-          </w:tcPr>
-          <w:p>
-            <w:pPr>
-              <w:jc w:val="center"/>
-              <w:rPr>
-                <w:rFonts w:ascii="Dubai" w:hAnsi="Dubai" w:cs="Dubai"/>
-                <w:sz w:val="28"/>
-                <w:szCs w:val="28"/>
-                <w:lang w:bidi="fa-IR"/>
-              </w:rPr>
-            </w:pPr>
-          </w:p>
-        </w:tc>
-        <w:tc>
-          <w:tcPr>
-            <w:tcW w:w="1870" w:type="dxa"/>
+            <w:tcW w:w="3960" w:type="dxa"/>
+          </w:tcPr>
+          <w:p>
+            <w:pPr>
+              <w:bidi/>
+              <w:rPr>
+                <w:rFonts w:ascii="Dubai" w:hAnsi="Dubai" w:cs="Dubai"/>
+                <w:b w:val="0"/>
+                <w:bCs w:val="0"/>
+                <w:sz w:val="20"/>
+                <w:szCs w:val="20"/>
+                <w:lang w:bidi="fa-IR"/>
+              </w:rPr>
+            </w:pPr>
+            <w:r>
+              <w:rPr>
+                <w:rFonts w:ascii="Dubai" w:hAnsi="Dubai" w:cs="Dubai"/>
+                <w:b w:val="0"/>
+                <w:bCs w:val="0"/>
+                <w:sz w:val="20"/>
+                <w:szCs w:val="20"/>
+                <w:rtl/>
+                <w:lang w:bidi="fa-IR"/>
+              </w:rPr>
+              <w:t>شرح ریسک احتمال و اثر و راه کاهش</w:t>
+            </w:r>
+          </w:p>
+        </w:tc>
+        <w:tc>
+          <w:tcPr>
+            <w:tcW w:w="1800" w:type="dxa"/>
           </w:tcPr>
           <w:p>
             <w:pPr>
@@ -2804,16 +4054,26 @@
               <w:cnfStyle w:val="000000100000" w:firstRow="0" w:lastRow="0" w:firstColumn="0" w:lastColumn="0" w:oddVBand="0" w:evenVBand="0" w:oddHBand="1" w:evenHBand="0" w:firstRowFirstColumn="0" w:firstRowLastColumn="0" w:lastRowFirstColumn="0" w:lastRowLastColumn="0"/>
               <w:rPr>
                 <w:rFonts w:ascii="Dubai" w:hAnsi="Dubai" w:cs="Dubai"/>
-                <w:sz w:val="28"/>
-                <w:szCs w:val="28"/>
-                <w:lang w:bidi="fa-IR"/>
-              </w:rPr>
-            </w:pPr>
-          </w:p>
-        </w:tc>
-        <w:tc>
-          <w:tcPr>
-            <w:tcW w:w="1870" w:type="dxa"/>
+                <w:sz w:val="22"/>
+                <w:szCs w:val="22"/>
+                <w:lang w:bidi="fa-IR"/>
+              </w:rPr>
+            </w:pPr>
+            <w:r>
+              <w:rPr>
+                <w:rFonts w:ascii="Dubai" w:hAnsi="Dubai" w:cs="Dubai"/>
+                <w:sz w:val="22"/>
+                <w:szCs w:val="22"/>
+                <w:rtl/>
+                <w:lang w:bidi="fa-IR"/>
+              </w:rPr>
+              <w:t>تحلیلگر</w:t>
+            </w:r>
+          </w:p>
+        </w:tc>
+        <w:tc>
+          <w:tcPr>
+            <w:tcW w:w="900" w:type="dxa"/>
           </w:tcPr>
           <w:p>
             <w:pPr>
@@ -2835,13 +4095,13 @@
                 <w:rtl/>
                 <w:lang w:bidi="fa-IR"/>
               </w:rPr>
-              <w:t>فاز۸</w:t>
-            </w:r>
-          </w:p>
-        </w:tc>
-        <w:tc>
-          <w:tcPr>
-            <w:tcW w:w="1870" w:type="dxa"/>
+              <w:t>فاز۰</w:t>
+            </w:r>
+          </w:p>
+        </w:tc>
+        <w:tc>
+          <w:tcPr>
+            <w:tcW w:w="1980" w:type="dxa"/>
           </w:tcPr>
           <w:p>
             <w:pPr>
@@ -2855,11 +4115,21 @@
                 <w:lang w:bidi="fa-IR"/>
               </w:rPr>
             </w:pPr>
-          </w:p>
-        </w:tc>
-        <w:tc>
-          <w:tcPr>
-            <w:tcW w:w="1870" w:type="dxa"/>
+            <w:r>
+              <w:rPr>
+                <w:rFonts w:ascii="Dubai" w:hAnsi="Dubai" w:cs="Dubai"/>
+                <w:sz w:val="28"/>
+                <w:szCs w:val="28"/>
+                <w:rtl/>
+                <w:lang w:bidi="fa-IR"/>
+              </w:rPr>
+              <w:t>۲۵۲۸۰۲۱۵۷</w:t>
+            </w:r>
+          </w:p>
+        </w:tc>
+        <w:tc>
+          <w:tcPr>
+            <w:tcW w:w="1525" w:type="dxa"/>
           </w:tcPr>
           <w:p>
             <w:pPr>
@@ -2873,6 +4143,26 @@
                 <w:lang w:bidi="fa-IR"/>
               </w:rPr>
             </w:pPr>
+            <w:r>
+              <w:rPr>
+                <w:rFonts w:ascii="Dubai" w:hAnsi="Dubai" w:cs="Dubai" w:hint="cs"/>
+                <w:sz w:val="28"/>
+                <w:szCs w:val="28"/>
+                <w:rtl/>
+                <w:lang w:bidi="fa-IR"/>
+              </w:rPr>
+              <w:t>آ</w:t>
+            </w:r>
+            <w:r>
+              <w:rPr>
+                <w:rFonts w:ascii="Dubai" w:hAnsi="Dubai" w:cs="Dubai"/>
+                <w:sz w:val="28"/>
+                <w:szCs w:val="28"/>
+                <w:rtl/>
+                <w:lang w:bidi="fa-IR"/>
+              </w:rPr>
+              <w:t>یدا علیزاده</w:t>
+            </w:r>
           </w:p>
         </w:tc>
       </w:tr>
@@ -2880,12 +4170,112 @@
         <w:tc>
           <w:tcPr>
             <w:cnfStyle w:val="001000000000" w:firstRow="0" w:lastRow="0" w:firstColumn="1" w:lastColumn="0" w:oddVBand="0" w:evenVBand="0" w:oddHBand="0" w:evenHBand="0" w:firstRowFirstColumn="0" w:firstRowLastColumn="0" w:lastRowFirstColumn="0" w:lastRowLastColumn="0"/>
-            <w:tcW w:w="9350" w:type="dxa"/>
-            <w:gridSpan w:val="5"/>
-          </w:tcPr>
-          <w:p>
-            <w:pPr>
-              <w:jc w:val="center"/>
+            <w:tcW w:w="3960" w:type="dxa"/>
+          </w:tcPr>
+          <w:p>
+            <w:pPr>
+              <w:bidi/>
+              <w:rPr>
+                <w:rFonts w:ascii="Dubai" w:hAnsi="Dubai" w:cs="Dubai"/>
+                <w:b w:val="0"/>
+                <w:bCs w:val="0"/>
+                <w:sz w:val="20"/>
+                <w:szCs w:val="20"/>
+                <w:lang w:bidi="fa-IR"/>
+              </w:rPr>
+            </w:pPr>
+            <w:r>
+              <w:rPr>
+                <w:rFonts w:ascii="Dubai" w:hAnsi="Dubai" w:cs="Dubai" w:hint="cs"/>
+                <w:b w:val="0"/>
+                <w:bCs w:val="0"/>
+                <w:sz w:val="20"/>
+                <w:szCs w:val="20"/>
+                <w:rtl/>
+                <w:lang w:bidi="fa-IR"/>
+              </w:rPr>
+              <w:t xml:space="preserve">ماتریس قابلیت  ردیابی نیازمندی ها </w:t>
+            </w:r>
+            <w:r>
+              <w:rPr>
+                <w:rFonts w:ascii="Dubai" w:hAnsi="Dubai" w:cs="Dubai"/>
+                <w:b w:val="0"/>
+                <w:bCs w:val="0"/>
+                <w:sz w:val="20"/>
+                <w:szCs w:val="20"/>
+                <w:lang w:bidi="fa-IR"/>
+              </w:rPr>
+              <w:t>Traceability Matrix</w:t>
+            </w:r>
+          </w:p>
+        </w:tc>
+        <w:tc>
+          <w:tcPr>
+            <w:tcW w:w="1800" w:type="dxa"/>
+          </w:tcPr>
+          <w:p>
+            <w:pPr>
+              <w:bidi/>
+              <w:jc w:val="center"/>
+              <w:cnfStyle w:val="000000000000" w:firstRow="0" w:lastRow="0" w:firstColumn="0" w:lastColumn="0" w:oddVBand="0" w:evenVBand="0" w:oddHBand="0" w:evenHBand="0" w:firstRowFirstColumn="0" w:firstRowLastColumn="0" w:lastRowFirstColumn="0" w:lastRowLastColumn="0"/>
+              <w:rPr>
+                <w:rFonts w:ascii="Dubai" w:hAnsi="Dubai" w:cs="Dubai"/>
+                <w:sz w:val="22"/>
+                <w:szCs w:val="22"/>
+                <w:lang w:bidi="fa-IR"/>
+              </w:rPr>
+            </w:pPr>
+            <w:r>
+              <w:rPr>
+                <w:rFonts w:ascii="Dubai" w:hAnsi="Dubai" w:cs="Dubai" w:hint="cs"/>
+                <w:sz w:val="22"/>
+                <w:szCs w:val="22"/>
+                <w:rtl/>
+                <w:lang w:bidi="fa-IR"/>
+              </w:rPr>
+              <w:t>تحلیل و طراحی</w:t>
+            </w:r>
+          </w:p>
+        </w:tc>
+        <w:tc>
+          <w:tcPr>
+            <w:tcW w:w="900" w:type="dxa"/>
+          </w:tcPr>
+          <w:p>
+            <w:pPr>
+              <w:bidi/>
+              <w:jc w:val="center"/>
+              <w:cnfStyle w:val="000000000000" w:firstRow="0" w:lastRow="0" w:firstColumn="0" w:lastColumn="0" w:oddVBand="0" w:evenVBand="0" w:oddHBand="0" w:evenHBand="0" w:firstRowFirstColumn="0" w:firstRowLastColumn="0" w:lastRowFirstColumn="0" w:lastRowLastColumn="0"/>
+              <w:rPr>
+                <w:rFonts w:ascii="Dubai" w:hAnsi="Dubai" w:cs="Dubai"/>
+                <w:sz w:val="28"/>
+                <w:szCs w:val="28"/>
+                <w:lang w:bidi="fa-IR"/>
+              </w:rPr>
+            </w:pPr>
+            <w:r>
+              <w:rPr>
+                <w:rFonts w:ascii="Dubai" w:hAnsi="Dubai" w:cs="Dubai"/>
+                <w:sz w:val="28"/>
+                <w:szCs w:val="28"/>
+                <w:rtl/>
+                <w:lang w:bidi="fa-IR"/>
+              </w:rPr>
+              <w:t>فاز۱</w:t>
+            </w:r>
+          </w:p>
+        </w:tc>
+        <w:tc>
+          <w:tcPr>
+            <w:tcW w:w="3505" w:type="dxa"/>
+            <w:gridSpan w:val="2"/>
+            <w:vMerge w:val="restart"/>
+          </w:tcPr>
+          <w:p>
+            <w:pPr>
+              <w:bidi/>
+              <w:jc w:val="center"/>
+              <w:cnfStyle w:val="000000000000" w:firstRow="0" w:lastRow="0" w:firstColumn="0" w:lastColumn="0" w:oddVBand="0" w:evenVBand="0" w:oddHBand="0" w:evenHBand="0" w:firstRowFirstColumn="0" w:firstRowLastColumn="0" w:lastRowFirstColumn="0" w:lastRowLastColumn="0"/>
               <w:rPr>
                 <w:rFonts w:ascii="Dubai" w:hAnsi="Dubai" w:cs="Dubai"/>
                 <w:sz w:val="28"/>
@@ -2903,37 +4293,165 @@
         <w:tc>
           <w:tcPr>
             <w:cnfStyle w:val="001000000000" w:firstRow="0" w:lastRow="0" w:firstColumn="1" w:lastColumn="0" w:oddVBand="0" w:evenVBand="0" w:oddHBand="0" w:evenHBand="0" w:firstRowFirstColumn="0" w:firstRowLastColumn="0" w:lastRowFirstColumn="0" w:lastRowLastColumn="0"/>
-            <w:tcW w:w="1870" w:type="dxa"/>
-          </w:tcPr>
-          <w:p>
-            <w:pPr>
-              <w:jc w:val="center"/>
-              <w:rPr>
-                <w:rFonts w:ascii="Dubai" w:hAnsi="Dubai" w:cs="Dubai"/>
-                <w:b w:val="0"/>
-                <w:bCs w:val="0"/>
-                <w:sz w:val="28"/>
-                <w:szCs w:val="28"/>
-                <w:lang w:bidi="fa-IR"/>
-              </w:rPr>
-            </w:pPr>
-            <w:r>
-              <w:rPr>
-                <w:rFonts w:ascii="Dubai" w:hAnsi="Dubai" w:cs="Dubai"/>
-                <w:b w:val="0"/>
-                <w:bCs w:val="0"/>
-                <w:sz w:val="28"/>
-                <w:szCs w:val="28"/>
-                <w:rtl/>
-                <w:lang w:bidi="fa-IR"/>
-              </w:rPr>
-              <w:t>شرح ریسک احتمال و اثر و راه کاهش</w:t>
-            </w:r>
-          </w:p>
-        </w:tc>
-        <w:tc>
-          <w:tcPr>
-            <w:tcW w:w="1870" w:type="dxa"/>
+            <w:tcW w:w="3960" w:type="dxa"/>
+          </w:tcPr>
+          <w:p>
+            <w:pPr>
+              <w:bidi/>
+              <w:rPr>
+                <w:rFonts w:ascii="Dubai" w:hAnsi="Dubai" w:cs="Dubai"/>
+                <w:sz w:val="20"/>
+                <w:szCs w:val="20"/>
+                <w:rtl/>
+              </w:rPr>
+            </w:pPr>
+            <w:r>
+              <w:rPr>
+                <w:rFonts w:ascii="Dubai" w:hAnsi="Dubai" w:cs="Dubai"/>
+                <w:b w:val="0"/>
+                <w:bCs w:val="0"/>
+                <w:sz w:val="20"/>
+                <w:szCs w:val="20"/>
+                <w:rtl/>
+              </w:rPr>
+              <w:t>نمودار مورد کاربرد</w:t>
+            </w:r>
+            <w:r>
+              <w:rPr>
+                <w:rFonts w:ascii="Dubai" w:hAnsi="Dubai" w:cs="Dubai"/>
+                <w:b w:val="0"/>
+                <w:bCs w:val="0"/>
+                <w:sz w:val="20"/>
+                <w:szCs w:val="20"/>
+                <w:lang w:bidi="fa-IR"/>
+              </w:rPr>
+              <w:t xml:space="preserve"> (Use Case) </w:t>
+            </w:r>
+            <w:r>
+              <w:rPr>
+                <w:rFonts w:ascii="Dubai" w:hAnsi="Dubai" w:cs="Dubai"/>
+                <w:b w:val="0"/>
+                <w:bCs w:val="0"/>
+                <w:sz w:val="20"/>
+                <w:szCs w:val="20"/>
+                <w:rtl/>
+              </w:rPr>
+              <w:t>و توصیف آن‌ها</w:t>
+            </w:r>
+            <w:r>
+              <w:rPr>
+                <w:rFonts w:ascii="Dubai" w:hAnsi="Dubai" w:cs="Dubai" w:hint="cs"/>
+                <w:b w:val="0"/>
+                <w:bCs w:val="0"/>
+                <w:sz w:val="20"/>
+                <w:szCs w:val="20"/>
+                <w:rtl/>
+              </w:rPr>
+              <w:t>/</w:t>
+            </w:r>
+            <w:r>
+              <w:rPr>
+                <w:rFonts w:ascii="Dubai" w:hAnsi="Dubai" w:cs="Dubai"/>
+                <w:b w:val="0"/>
+                <w:bCs w:val="0"/>
+                <w:sz w:val="20"/>
+                <w:szCs w:val="20"/>
+                <w:rtl/>
+              </w:rPr>
+              <w:t>نمودار توالی</w:t>
+            </w:r>
+            <w:r>
+              <w:rPr>
+                <w:rFonts w:ascii="Dubai" w:hAnsi="Dubai" w:cs="Dubai"/>
+                <w:b w:val="0"/>
+                <w:bCs w:val="0"/>
+                <w:sz w:val="20"/>
+                <w:szCs w:val="20"/>
+              </w:rPr>
+              <w:t xml:space="preserve"> (Sequence Diagram) </w:t>
+            </w:r>
+            <w:r>
+              <w:rPr>
+                <w:rFonts w:ascii="Dubai" w:hAnsi="Dubai" w:cs="Dubai"/>
+                <w:b w:val="0"/>
+                <w:bCs w:val="0"/>
+                <w:sz w:val="20"/>
+                <w:szCs w:val="20"/>
+                <w:rtl/>
+              </w:rPr>
+              <w:t>برای سناریوهای بحرانی</w:t>
+            </w:r>
+            <w:r>
+              <w:rPr>
+                <w:rFonts w:ascii="Dubai" w:hAnsi="Dubai" w:cs="Dubai" w:hint="cs"/>
+                <w:b w:val="0"/>
+                <w:bCs w:val="0"/>
+                <w:sz w:val="20"/>
+                <w:szCs w:val="20"/>
+                <w:rtl/>
+              </w:rPr>
+              <w:t>/</w:t>
+            </w:r>
+            <w:r>
+              <w:rPr>
+                <w:rFonts w:ascii="Dubai" w:hAnsi="Dubai" w:cs="Dubai" w:hint="cs"/>
+                <w:b w:val="0"/>
+                <w:bCs w:val="0"/>
+                <w:sz w:val="20"/>
+                <w:szCs w:val="20"/>
+                <w:rtl/>
+              </w:rPr>
+              <w:t>ن</w:t>
+            </w:r>
+            <w:r>
+              <w:rPr>
+                <w:rFonts w:ascii="Dubai" w:hAnsi="Dubai" w:cs="Dubai"/>
+                <w:b w:val="0"/>
+                <w:bCs w:val="0"/>
+                <w:sz w:val="20"/>
+                <w:szCs w:val="20"/>
+                <w:rtl/>
+              </w:rPr>
+              <w:t>مودار وضعیت</w:t>
+            </w:r>
+            <w:r>
+              <w:rPr>
+                <w:rFonts w:ascii="Dubai" w:hAnsi="Dubai" w:cs="Dubai"/>
+                <w:b w:val="0"/>
+                <w:bCs w:val="0"/>
+                <w:sz w:val="20"/>
+                <w:szCs w:val="20"/>
+              </w:rPr>
+              <w:t xml:space="preserve"> (State</w:t>
+            </w:r>
+          </w:p>
+          <w:p>
+            <w:pPr>
+              <w:bidi/>
+              <w:rPr>
+                <w:rFonts w:ascii="Dubai" w:hAnsi="Dubai" w:cs="Dubai"/>
+                <w:b w:val="0"/>
+                <w:bCs w:val="0"/>
+                <w:sz w:val="20"/>
+                <w:szCs w:val="20"/>
+                <w:lang w:bidi="fa-IR"/>
+              </w:rPr>
+            </w:pPr>
+            <w:r>
+              <w:rPr>
+                <w:rFonts w:ascii="Dubai" w:hAnsi="Dubai" w:cs="Dubai"/>
+                <w:b w:val="0"/>
+                <w:bCs w:val="0"/>
+                <w:sz w:val="20"/>
+                <w:szCs w:val="20"/>
+              </w:rPr>
+              <w:t xml:space="preserve"> Diagram)</w:t>
+            </w:r>
+          </w:p>
+        </w:tc>
+        <w:tc>
+          <w:tcPr>
+            <w:tcW w:w="1800" w:type="dxa"/>
           </w:tcPr>
           <w:p>
             <w:pPr>
@@ -2942,26 +4460,45 @@
               <w:cnfStyle w:val="000000100000" w:firstRow="0" w:lastRow="0" w:firstColumn="0" w:lastColumn="0" w:oddVBand="0" w:evenVBand="0" w:oddHBand="1" w:evenHBand="0" w:firstRowFirstColumn="0" w:firstRowLastColumn="0" w:lastRowFirstColumn="0" w:lastRowLastColumn="0"/>
               <w:rPr>
                 <w:rFonts w:ascii="Dubai" w:hAnsi="Dubai" w:cs="Dubai"/>
-                <w:sz w:val="28"/>
-                <w:szCs w:val="28"/>
-                <w:lang w:bidi="fa-IR"/>
-              </w:rPr>
-            </w:pPr>
-            <w:r>
-              <w:rPr>
-                <w:rFonts w:ascii="Dubai" w:hAnsi="Dubai" w:cs="Dubai"/>
-                <w:sz w:val="28"/>
-                <w:szCs w:val="28"/>
+                <w:sz w:val="22"/>
+                <w:szCs w:val="22"/>
+                <w:lang w:bidi="fa-IR"/>
+              </w:rPr>
+            </w:pPr>
+            <w:r>
+              <w:rPr>
+                <w:rFonts w:ascii="Dubai" w:hAnsi="Dubai" w:cs="Dubai" w:hint="cs"/>
+                <w:sz w:val="22"/>
+                <w:szCs w:val="22"/>
                 <w:rtl/>
                 <w:lang w:bidi="fa-IR"/>
               </w:rPr>
               <w:t>تحلیلگر</w:t>
             </w:r>
-          </w:p>
-        </w:tc>
-        <w:tc>
-          <w:tcPr>
-            <w:tcW w:w="1870" w:type="dxa"/>
+            <w:r>
+              <w:rPr>
+                <w:rFonts w:ascii="Dubai" w:hAnsi="Dubai" w:cs="Dubai" w:hint="cs"/>
+                <w:sz w:val="22"/>
+                <w:szCs w:val="22"/>
+                <w:rtl/>
+                <w:lang w:bidi="fa-IR"/>
+              </w:rPr>
+              <w:t>/</w:t>
+            </w:r>
+            <w:r>
+              <w:rPr>
+                <w:rFonts w:ascii="Dubai" w:hAnsi="Dubai" w:cs="Dubai"/>
+                <w:sz w:val="22"/>
+                <w:szCs w:val="22"/>
+                <w:rtl/>
+              </w:rPr>
+              <w:t>طراح</w:t>
+            </w:r>
+          </w:p>
+        </w:tc>
+        <w:tc>
+          <w:tcPr>
+            <w:tcW w:w="900" w:type="dxa"/>
           </w:tcPr>
           <w:p>
             <w:pPr>
@@ -2983,13 +4520,15 @@
                 <w:rtl/>
                 <w:lang w:bidi="fa-IR"/>
               </w:rPr>
-              <w:t>فاز۰</w:t>
-            </w:r>
-          </w:p>
-        </w:tc>
-        <w:tc>
-          <w:tcPr>
-            <w:tcW w:w="1870" w:type="dxa"/>
+              <w:t>فاز۲</w:t>
+            </w:r>
+          </w:p>
+        </w:tc>
+        <w:tc>
+          <w:tcPr>
+            <w:tcW w:w="3505" w:type="dxa"/>
+            <w:gridSpan w:val="2"/>
+            <w:vMerge/>
           </w:tcPr>
           <w:p>
             <w:pPr>
@@ -3003,54 +4542,6 @@
                 <w:lang w:bidi="fa-IR"/>
               </w:rPr>
             </w:pPr>
-            <w:r>
-              <w:rPr>
-                <w:rFonts w:ascii="Dubai" w:hAnsi="Dubai" w:cs="Dubai"/>
-                <w:sz w:val="28"/>
-                <w:szCs w:val="28"/>
-                <w:rtl/>
-                <w:lang w:bidi="fa-IR"/>
-              </w:rPr>
-              <w:t>۲۵۲۸۰۲۱۵۷</w:t>
-            </w:r>
-          </w:p>
-        </w:tc>
-        <w:tc>
-          <w:tcPr>
-            <w:tcW w:w="1870" w:type="dxa"/>
-          </w:tcPr>
-          <w:p>
-            <w:pPr>
-              <w:bidi/>
-              <w:jc w:val="center"/>
-              <w:cnfStyle w:val="000000100000" w:firstRow="0" w:lastRow="0" w:firstColumn="0" w:lastColumn="0" w:oddVBand="0" w:evenVBand="0" w:oddHBand="1" w:evenHBand="0" w:firstRowFirstColumn="0" w:firstRowLastColumn="0" w:lastRowFirstColumn="0" w:lastRowLastColumn="0"/>
-              <w:rPr>
-                <w:rFonts w:ascii="Dubai" w:hAnsi="Dubai" w:cs="Dubai"/>
-                <w:sz w:val="28"/>
-                <w:szCs w:val="28"/>
-                <w:lang w:bidi="fa-IR"/>
-              </w:rPr>
-            </w:pPr>
-            <w:r>
-              <w:rPr>
-                <w:rFonts w:ascii="Dubai" w:hAnsi="Dubai" w:cs="Dubai" w:hint="cs"/>
-                <w:sz w:val="28"/>
-                <w:szCs w:val="28"/>
-                <w:rtl/>
-                <w:lang w:bidi="fa-IR"/>
-              </w:rPr>
-              <w:t>آ</w:t>
-            </w:r>
-            <w:r>
-              <w:rPr>
-                <w:rFonts w:ascii="Dubai" w:hAnsi="Dubai" w:cs="Dubai"/>
-                <w:sz w:val="28"/>
-                <w:szCs w:val="28"/>
-                <w:rtl/>
-                <w:lang w:bidi="fa-IR"/>
-              </w:rPr>
-              <w:t>یدا علیزاده</w:t>
-            </w:r>
           </w:p>
         </w:tc>
       </w:tr>
@@ -3058,23 +4549,110 @@
         <w:tc>
           <w:tcPr>
             <w:cnfStyle w:val="001000000000" w:firstRow="0" w:lastRow="0" w:firstColumn="1" w:lastColumn="0" w:oddVBand="0" w:evenVBand="0" w:oddHBand="0" w:evenHBand="0" w:firstRowFirstColumn="0" w:firstRowLastColumn="0" w:lastRowFirstColumn="0" w:lastRowLastColumn="0"/>
-            <w:tcW w:w="1870" w:type="dxa"/>
-          </w:tcPr>
-          <w:p>
-            <w:pPr>
-              <w:jc w:val="center"/>
-              <w:rPr>
-                <w:rFonts w:ascii="Dubai" w:hAnsi="Dubai" w:cs="Dubai"/>
-                <w:sz w:val="28"/>
-                <w:szCs w:val="28"/>
-                <w:lang w:bidi="fa-IR"/>
-              </w:rPr>
-            </w:pPr>
-          </w:p>
-        </w:tc>
-        <w:tc>
-          <w:tcPr>
-            <w:tcW w:w="1870" w:type="dxa"/>
+            <w:tcW w:w="3960" w:type="dxa"/>
+          </w:tcPr>
+          <w:p>
+            <w:pPr>
+              <w:bidi/>
+              <w:ind w:firstLine="720"/>
+              <w:jc w:val="both"/>
+              <w:rPr>
+                <w:rFonts w:ascii="Dubai" w:hAnsi="Dubai" w:cs="Dubai"/>
+                <w:sz w:val="20"/>
+                <w:szCs w:val="20"/>
+                <w:lang w:bidi="fa-IR"/>
+              </w:rPr>
+            </w:pPr>
+            <w:proofErr w:type="gramStart"/>
+            <w:r>
+              <w:rPr>
+                <w:rFonts w:ascii="Dubai" w:hAnsi="Dubai" w:cs="Dubai"/>
+                <w:b w:val="0"/>
+                <w:bCs w:val="0"/>
+                <w:sz w:val="20"/>
+                <w:szCs w:val="20"/>
+                <w:lang w:bidi="fa-IR"/>
+              </w:rPr>
+              <w:t>Emergent</w:t>
+            </w:r>
+            <w:proofErr w:type="gramEnd"/>
+            <w:r>
+              <w:rPr>
+                <w:rFonts w:ascii="Dubai" w:hAnsi="Dubai" w:cs="Dubai"/>
+                <w:b w:val="0"/>
+                <w:bCs w:val="0"/>
+                <w:sz w:val="20"/>
+                <w:szCs w:val="20"/>
+                <w:lang w:bidi="fa-IR"/>
+              </w:rPr>
+              <w:t xml:space="preserve"> Properties</w:t>
+            </w:r>
+            <w:r>
+              <w:rPr>
+                <w:rFonts w:ascii="Dubai" w:hAnsi="Dubai" w:cs="Dubai"/>
+                <w:b w:val="0"/>
+                <w:bCs w:val="0"/>
+                <w:sz w:val="20"/>
+                <w:szCs w:val="20"/>
+                <w:lang w:bidi="fa-IR"/>
+              </w:rPr>
+              <w:t>-</w:t>
+            </w:r>
+          </w:p>
+          <w:p>
+            <w:pPr>
+              <w:bidi/>
+              <w:ind w:firstLine="720"/>
+              <w:jc w:val="both"/>
+              <w:rPr>
+                <w:rFonts w:ascii="Dubai" w:hAnsi="Dubai" w:cs="Dubai"/>
+                <w:sz w:val="20"/>
+                <w:szCs w:val="20"/>
+                <w:lang w:bidi="fa-IR"/>
+              </w:rPr>
+            </w:pPr>
+            <w:r>
+              <w:rPr>
+                <w:rFonts w:ascii="Dubai" w:hAnsi="Dubai" w:cs="Dubai"/>
+                <w:b w:val="0"/>
+                <w:bCs w:val="0"/>
+                <w:sz w:val="20"/>
+                <w:szCs w:val="20"/>
+                <w:rtl/>
+              </w:rPr>
+              <w:t>الزامات یکپارچه‌سازی</w:t>
+            </w:r>
+            <w:r>
+              <w:rPr>
+                <w:rFonts w:ascii="Dubai" w:hAnsi="Dubai" w:cs="Dubai"/>
+                <w:b w:val="0"/>
+                <w:bCs w:val="0"/>
+                <w:sz w:val="20"/>
+                <w:szCs w:val="20"/>
+                <w:lang w:bidi="fa-IR"/>
+              </w:rPr>
+              <w:t xml:space="preserve"> (Integration)</w:t>
+            </w:r>
+          </w:p>
+          <w:p>
+            <w:pPr>
+              <w:bidi/>
+              <w:ind w:firstLine="720"/>
+              <w:jc w:val="both"/>
+              <w:rPr>
+                <w:rFonts w:ascii="Dubai" w:hAnsi="Dubai" w:cs="Dubai"/>
+                <w:b w:val="0"/>
+                <w:bCs w:val="0"/>
+                <w:sz w:val="20"/>
+                <w:szCs w:val="20"/>
+                <w:lang w:bidi="fa-IR"/>
+              </w:rPr>
+            </w:pPr>
+          </w:p>
+        </w:tc>
+        <w:tc>
+          <w:tcPr>
+            <w:tcW w:w="1800" w:type="dxa"/>
           </w:tcPr>
           <w:p>
             <w:pPr>
@@ -3083,16 +4661,25 @@
               <w:cnfStyle w:val="000000000000" w:firstRow="0" w:lastRow="0" w:firstColumn="0" w:lastColumn="0" w:oddVBand="0" w:evenVBand="0" w:oddHBand="0" w:evenHBand="0" w:firstRowFirstColumn="0" w:firstRowLastColumn="0" w:lastRowFirstColumn="0" w:lastRowLastColumn="0"/>
               <w:rPr>
                 <w:rFonts w:ascii="Dubai" w:hAnsi="Dubai" w:cs="Dubai"/>
-                <w:sz w:val="28"/>
-                <w:szCs w:val="28"/>
-                <w:lang w:bidi="fa-IR"/>
-              </w:rPr>
-            </w:pPr>
-          </w:p>
-        </w:tc>
-        <w:tc>
-          <w:tcPr>
-            <w:tcW w:w="1870" w:type="dxa"/>
+                <w:sz w:val="22"/>
+                <w:szCs w:val="22"/>
+                <w:lang w:bidi="fa-IR"/>
+              </w:rPr>
+            </w:pPr>
+            <w:r>
+              <w:rPr>
+                <w:rFonts w:ascii="Dubai" w:hAnsi="Dubai" w:cs="Dubai"/>
+                <w:sz w:val="22"/>
+                <w:szCs w:val="22"/>
+                <w:rtl/>
+              </w:rPr>
+              <w:t>معمار</w:t>
+            </w:r>
+          </w:p>
+        </w:tc>
+        <w:tc>
+          <w:tcPr>
+            <w:tcW w:w="900" w:type="dxa"/>
           </w:tcPr>
           <w:p>
             <w:pPr>
@@ -3114,31 +4701,15 @@
                 <w:rtl/>
                 <w:lang w:bidi="fa-IR"/>
               </w:rPr>
-              <w:t>فاز۱</w:t>
-            </w:r>
-          </w:p>
-        </w:tc>
-        <w:tc>
-          <w:tcPr>
-            <w:tcW w:w="1870" w:type="dxa"/>
-          </w:tcPr>
-          <w:p>
-            <w:pPr>
-              <w:bidi/>
-              <w:jc w:val="center"/>
-              <w:cnfStyle w:val="000000000000" w:firstRow="0" w:lastRow="0" w:firstColumn="0" w:lastColumn="0" w:oddVBand="0" w:evenVBand="0" w:oddHBand="0" w:evenHBand="0" w:firstRowFirstColumn="0" w:firstRowLastColumn="0" w:lastRowFirstColumn="0" w:lastRowLastColumn="0"/>
-              <w:rPr>
-                <w:rFonts w:ascii="Dubai" w:hAnsi="Dubai" w:cs="Dubai"/>
-                <w:sz w:val="28"/>
-                <w:szCs w:val="28"/>
-                <w:lang w:bidi="fa-IR"/>
-              </w:rPr>
-            </w:pPr>
-          </w:p>
-        </w:tc>
-        <w:tc>
-          <w:tcPr>
-            <w:tcW w:w="1870" w:type="dxa"/>
+              <w:t>فاز۳</w:t>
+            </w:r>
+          </w:p>
+        </w:tc>
+        <w:tc>
+          <w:tcPr>
+            <w:tcW w:w="3505" w:type="dxa"/>
+            <w:gridSpan w:val="2"/>
+            <w:vMerge/>
           </w:tcPr>
           <w:p>
             <w:pPr>
@@ -3162,23 +4733,185 @@
         <w:tc>
           <w:tcPr>
             <w:cnfStyle w:val="001000000000" w:firstRow="0" w:lastRow="0" w:firstColumn="1" w:lastColumn="0" w:oddVBand="0" w:evenVBand="0" w:oddHBand="0" w:evenHBand="0" w:firstRowFirstColumn="0" w:firstRowLastColumn="0" w:lastRowFirstColumn="0" w:lastRowLastColumn="0"/>
-            <w:tcW w:w="1870" w:type="dxa"/>
-          </w:tcPr>
-          <w:p>
-            <w:pPr>
-              <w:jc w:val="center"/>
-              <w:rPr>
-                <w:rFonts w:ascii="Dubai" w:hAnsi="Dubai" w:cs="Dubai"/>
-                <w:sz w:val="28"/>
-                <w:szCs w:val="28"/>
-                <w:lang w:bidi="fa-IR"/>
-              </w:rPr>
-            </w:pPr>
-          </w:p>
-        </w:tc>
-        <w:tc>
-          <w:tcPr>
-            <w:tcW w:w="1870" w:type="dxa"/>
+            <w:tcW w:w="3960" w:type="dxa"/>
+          </w:tcPr>
+          <w:p>
+            <w:pPr>
+              <w:bidi/>
+              <w:rPr>
+                <w:rFonts w:ascii="Dubai" w:hAnsi="Dubai" w:cs="Dubai"/>
+                <w:b w:val="0"/>
+                <w:bCs w:val="0"/>
+                <w:sz w:val="20"/>
+                <w:szCs w:val="20"/>
+                <w:lang w:bidi="fa-IR"/>
+              </w:rPr>
+            </w:pPr>
+            <w:r>
+              <w:rPr>
+                <w:rFonts w:ascii="Dubai" w:hAnsi="Dubai" w:cs="Dubai"/>
+                <w:b w:val="0"/>
+                <w:bCs w:val="0"/>
+                <w:sz w:val="20"/>
+                <w:szCs w:val="20"/>
+                <w:rtl/>
+              </w:rPr>
+              <w:t>نمودار مؤلفه</w:t>
+            </w:r>
+            <w:r>
+              <w:rPr>
+                <w:rFonts w:ascii="Dubai" w:hAnsi="Dubai" w:cs="Dubai"/>
+                <w:b w:val="0"/>
+                <w:bCs w:val="0"/>
+                <w:sz w:val="20"/>
+                <w:szCs w:val="20"/>
+                <w:lang w:bidi="fa-IR"/>
+              </w:rPr>
+              <w:t xml:space="preserve"> (Component) </w:t>
+            </w:r>
+            <w:r>
+              <w:rPr>
+                <w:rFonts w:ascii="Dubai" w:hAnsi="Dubai" w:cs="Dubai"/>
+                <w:b w:val="0"/>
+                <w:bCs w:val="0"/>
+                <w:sz w:val="20"/>
+                <w:szCs w:val="20"/>
+                <w:rtl/>
+              </w:rPr>
+              <w:t>و استقرار</w:t>
+            </w:r>
+            <w:r>
+              <w:rPr>
+                <w:rFonts w:ascii="Dubai" w:hAnsi="Dubai" w:cs="Dubai"/>
+                <w:b w:val="0"/>
+                <w:bCs w:val="0"/>
+                <w:sz w:val="20"/>
+                <w:szCs w:val="20"/>
+                <w:lang w:bidi="fa-IR"/>
+              </w:rPr>
+              <w:t xml:space="preserve"> (Deployment)</w:t>
+            </w:r>
+            <w:r>
+              <w:rPr>
+                <w:rFonts w:ascii="Dubai" w:hAnsi="Dubai" w:cs="Dubai" w:hint="cs"/>
+                <w:b w:val="0"/>
+                <w:bCs w:val="0"/>
+                <w:sz w:val="20"/>
+                <w:szCs w:val="20"/>
+                <w:rtl/>
+                <w:lang w:bidi="fa-IR"/>
+              </w:rPr>
+              <w:t>/</w:t>
+            </w:r>
+            <w:r>
+              <w:rPr>
+                <w:b w:val="0"/>
+                <w:bCs w:val="0"/>
+                <w:color w:val="auto"/>
+                <w:rtl/>
+              </w:rPr>
+              <w:t xml:space="preserve"> </w:t>
+            </w:r>
+            <w:r>
+              <w:rPr>
+                <w:rFonts w:ascii="Dubai" w:hAnsi="Dubai" w:cs="Dubai"/>
+                <w:b w:val="0"/>
+                <w:bCs w:val="0"/>
+                <w:sz w:val="20"/>
+                <w:szCs w:val="20"/>
+                <w:rtl/>
+              </w:rPr>
+              <w:t>توصیف تصمیمات معماری</w:t>
+            </w:r>
+            <w:r>
+              <w:rPr>
+                <w:rFonts w:ascii="Dubai" w:hAnsi="Dubai" w:cs="Dubai"/>
+                <w:b w:val="0"/>
+                <w:bCs w:val="0"/>
+                <w:sz w:val="20"/>
+                <w:szCs w:val="20"/>
+                <w:lang w:bidi="fa-IR"/>
+              </w:rPr>
+              <w:t xml:space="preserve"> (ADR - Architecture Decision Records)</w:t>
+            </w:r>
+            <w:r>
+              <w:rPr>
+                <w:rFonts w:ascii="Dubai" w:hAnsi="Dubai" w:cs="Dubai" w:hint="cs"/>
+                <w:b w:val="0"/>
+                <w:bCs w:val="0"/>
+                <w:sz w:val="20"/>
+                <w:szCs w:val="20"/>
+                <w:rtl/>
+                <w:lang w:bidi="fa-IR"/>
+              </w:rPr>
+              <w:t>/</w:t>
+            </w:r>
+            <w:r>
+              <w:rPr>
+                <w:b w:val="0"/>
+                <w:bCs w:val="0"/>
+                <w:color w:val="auto"/>
+                <w:rtl/>
+              </w:rPr>
+              <w:t xml:space="preserve"> </w:t>
+            </w:r>
+            <w:r>
+              <w:rPr>
+                <w:rFonts w:ascii="Dubai" w:hAnsi="Dubai" w:cs="Dubai"/>
+                <w:b w:val="0"/>
+                <w:bCs w:val="0"/>
+                <w:sz w:val="20"/>
+                <w:szCs w:val="20"/>
+                <w:rtl/>
+              </w:rPr>
+              <w:t>شناسایی سرویس‌های بالقوه سیستم</w:t>
+            </w:r>
+            <w:r>
+              <w:rPr>
+                <w:rFonts w:ascii="Dubai" w:hAnsi="Dubai" w:cs="Dubai" w:hint="cs"/>
+                <w:b w:val="0"/>
+                <w:bCs w:val="0"/>
+                <w:sz w:val="20"/>
+                <w:szCs w:val="20"/>
+                <w:rtl/>
+              </w:rPr>
+              <w:t>/</w:t>
+            </w:r>
+            <w:r>
+              <w:rPr>
+                <w:b w:val="0"/>
+                <w:bCs w:val="0"/>
+                <w:color w:val="auto"/>
+                <w:rtl/>
+              </w:rPr>
+              <w:t xml:space="preserve"> </w:t>
+            </w:r>
+            <w:r>
+              <w:rPr>
+                <w:rFonts w:ascii="Dubai" w:hAnsi="Dubai" w:cs="Dubai"/>
+                <w:b w:val="0"/>
+                <w:bCs w:val="0"/>
+                <w:sz w:val="20"/>
+                <w:szCs w:val="20"/>
+                <w:rtl/>
+              </w:rPr>
+              <w:t>نمودار همکاری سرویس‌ها</w:t>
+            </w:r>
+            <w:r>
+              <w:rPr>
+                <w:rFonts w:ascii="Dubai" w:hAnsi="Dubai" w:cs="Dubai"/>
+                <w:b w:val="0"/>
+                <w:bCs w:val="0"/>
+                <w:sz w:val="20"/>
+                <w:szCs w:val="20"/>
+              </w:rPr>
+              <w:t xml:space="preserve"> (Collaboration)</w:t>
+            </w:r>
+          </w:p>
+        </w:tc>
+        <w:tc>
+          <w:tcPr>
+            <w:tcW w:w="1800" w:type="dxa"/>
           </w:tcPr>
           <w:p>
             <w:pPr>
@@ -3187,16 +4920,25 @@
               <w:cnfStyle w:val="000000100000" w:firstRow="0" w:lastRow="0" w:firstColumn="0" w:lastColumn="0" w:oddVBand="0" w:evenVBand="0" w:oddHBand="1" w:evenHBand="0" w:firstRowFirstColumn="0" w:firstRowLastColumn="0" w:lastRowFirstColumn="0" w:lastRowLastColumn="0"/>
               <w:rPr>
                 <w:rFonts w:ascii="Dubai" w:hAnsi="Dubai" w:cs="Dubai"/>
-                <w:sz w:val="28"/>
-                <w:szCs w:val="28"/>
-                <w:lang w:bidi="fa-IR"/>
-              </w:rPr>
-            </w:pPr>
-          </w:p>
-        </w:tc>
-        <w:tc>
-          <w:tcPr>
-            <w:tcW w:w="1870" w:type="dxa"/>
+                <w:sz w:val="22"/>
+                <w:szCs w:val="22"/>
+                <w:lang w:bidi="fa-IR"/>
+              </w:rPr>
+            </w:pPr>
+            <w:r>
+              <w:rPr>
+                <w:rFonts w:ascii="Dubai" w:hAnsi="Dubai" w:cs="Dubai"/>
+                <w:sz w:val="22"/>
+                <w:szCs w:val="22"/>
+                <w:rtl/>
+              </w:rPr>
+              <w:t>معمار</w:t>
+            </w:r>
+          </w:p>
+        </w:tc>
+        <w:tc>
+          <w:tcPr>
+            <w:tcW w:w="900" w:type="dxa"/>
           </w:tcPr>
           <w:p>
             <w:pPr>
@@ -3218,31 +4960,15 @@
                 <w:rtl/>
                 <w:lang w:bidi="fa-IR"/>
               </w:rPr>
-              <w:t>فاز۲</w:t>
-            </w:r>
-          </w:p>
-        </w:tc>
-        <w:tc>
-          <w:tcPr>
-            <w:tcW w:w="1870" w:type="dxa"/>
-          </w:tcPr>
-          <w:p>
-            <w:pPr>
-              <w:bidi/>
-              <w:jc w:val="center"/>
-              <w:cnfStyle w:val="000000100000" w:firstRow="0" w:lastRow="0" w:firstColumn="0" w:lastColumn="0" w:oddVBand="0" w:evenVBand="0" w:oddHBand="1" w:evenHBand="0" w:firstRowFirstColumn="0" w:firstRowLastColumn="0" w:lastRowFirstColumn="0" w:lastRowLastColumn="0"/>
-              <w:rPr>
-                <w:rFonts w:ascii="Dubai" w:hAnsi="Dubai" w:cs="Dubai"/>
-                <w:sz w:val="28"/>
-                <w:szCs w:val="28"/>
-                <w:lang w:bidi="fa-IR"/>
-              </w:rPr>
-            </w:pPr>
-          </w:p>
-        </w:tc>
-        <w:tc>
-          <w:tcPr>
-            <w:tcW w:w="1870" w:type="dxa"/>
+              <w:t>فاز۴</w:t>
+            </w:r>
+          </w:p>
+        </w:tc>
+        <w:tc>
+          <w:tcPr>
+            <w:tcW w:w="3505" w:type="dxa"/>
+            <w:gridSpan w:val="2"/>
+            <w:vMerge/>
           </w:tcPr>
           <w:p>
             <w:pPr>
@@ -3263,23 +4989,48 @@
         <w:tc>
           <w:tcPr>
             <w:cnfStyle w:val="001000000000" w:firstRow="0" w:lastRow="0" w:firstColumn="1" w:lastColumn="0" w:oddVBand="0" w:evenVBand="0" w:oddHBand="0" w:evenHBand="0" w:firstRowFirstColumn="0" w:firstRowLastColumn="0" w:lastRowFirstColumn="0" w:lastRowLastColumn="0"/>
-            <w:tcW w:w="1870" w:type="dxa"/>
-          </w:tcPr>
-          <w:p>
-            <w:pPr>
-              <w:jc w:val="center"/>
-              <w:rPr>
-                <w:rFonts w:ascii="Dubai" w:hAnsi="Dubai" w:cs="Dubai"/>
-                <w:sz w:val="28"/>
-                <w:szCs w:val="28"/>
-                <w:lang w:bidi="fa-IR"/>
-              </w:rPr>
-            </w:pPr>
-          </w:p>
-        </w:tc>
-        <w:tc>
-          <w:tcPr>
-            <w:tcW w:w="1870" w:type="dxa"/>
+            <w:tcW w:w="3960" w:type="dxa"/>
+          </w:tcPr>
+          <w:p>
+            <w:pPr>
+              <w:bidi/>
+              <w:rPr>
+                <w:rFonts w:ascii="Dubai" w:hAnsi="Dubai" w:cs="Dubai"/>
+                <w:b w:val="0"/>
+                <w:bCs w:val="0"/>
+                <w:sz w:val="20"/>
+                <w:szCs w:val="20"/>
+                <w:lang w:bidi="fa-IR"/>
+              </w:rPr>
+            </w:pPr>
+            <w:r>
+              <w:rPr>
+                <w:rFonts w:ascii="Dubai" w:hAnsi="Dubai" w:cs="Dubai"/>
+                <w:b w:val="0"/>
+                <w:bCs w:val="0"/>
+                <w:sz w:val="20"/>
+                <w:szCs w:val="20"/>
+                <w:rtl/>
+              </w:rPr>
+              <w:lastRenderedPageBreak/>
+              <w:t>ارزیابی طراحی بر اساس اصول</w:t>
+            </w:r>
+            <w:r>
+              <w:rPr>
+                <w:rFonts w:ascii="Dubai" w:hAnsi="Dubai" w:cs="Dubai"/>
+                <w:b w:val="0"/>
+                <w:bCs w:val="0"/>
+                <w:sz w:val="20"/>
+                <w:szCs w:val="20"/>
+                <w:lang w:bidi="fa-IR"/>
+              </w:rPr>
+              <w:t xml:space="preserve"> SOLID</w:t>
+            </w:r>
+          </w:p>
+        </w:tc>
+        <w:tc>
+          <w:tcPr>
+            <w:tcW w:w="1800" w:type="dxa"/>
           </w:tcPr>
           <w:p>
             <w:pPr>
@@ -3288,16 +5039,25 @@
               <w:cnfStyle w:val="000000000000" w:firstRow="0" w:lastRow="0" w:firstColumn="0" w:lastColumn="0" w:oddVBand="0" w:evenVBand="0" w:oddHBand="0" w:evenHBand="0" w:firstRowFirstColumn="0" w:firstRowLastColumn="0" w:lastRowFirstColumn="0" w:lastRowLastColumn="0"/>
               <w:rPr>
                 <w:rFonts w:ascii="Dubai" w:hAnsi="Dubai" w:cs="Dubai"/>
-                <w:sz w:val="28"/>
-                <w:szCs w:val="28"/>
-                <w:lang w:bidi="fa-IR"/>
-              </w:rPr>
-            </w:pPr>
-          </w:p>
-        </w:tc>
-        <w:tc>
-          <w:tcPr>
-            <w:tcW w:w="1870" w:type="dxa"/>
+                <w:sz w:val="22"/>
+                <w:szCs w:val="22"/>
+                <w:lang w:bidi="fa-IR"/>
+              </w:rPr>
+            </w:pPr>
+            <w:r>
+              <w:rPr>
+                <w:rFonts w:ascii="Dubai" w:hAnsi="Dubai" w:cs="Dubai"/>
+                <w:sz w:val="22"/>
+                <w:szCs w:val="22"/>
+                <w:rtl/>
+              </w:rPr>
+              <w:t>طراح</w:t>
+            </w:r>
+          </w:p>
+        </w:tc>
+        <w:tc>
+          <w:tcPr>
+            <w:tcW w:w="900" w:type="dxa"/>
           </w:tcPr>
           <w:p>
             <w:pPr>
@@ -3319,31 +5079,15 @@
                 <w:rtl/>
                 <w:lang w:bidi="fa-IR"/>
               </w:rPr>
-              <w:t>فاز۳</w:t>
-            </w:r>
-          </w:p>
-        </w:tc>
-        <w:tc>
-          <w:tcPr>
-            <w:tcW w:w="1870" w:type="dxa"/>
-          </w:tcPr>
-          <w:p>
-            <w:pPr>
-              <w:bidi/>
-              <w:jc w:val="center"/>
-              <w:cnfStyle w:val="000000000000" w:firstRow="0" w:lastRow="0" w:firstColumn="0" w:lastColumn="0" w:oddVBand="0" w:evenVBand="0" w:oddHBand="0" w:evenHBand="0" w:firstRowFirstColumn="0" w:firstRowLastColumn="0" w:lastRowFirstColumn="0" w:lastRowLastColumn="0"/>
-              <w:rPr>
-                <w:rFonts w:ascii="Dubai" w:hAnsi="Dubai" w:cs="Dubai"/>
-                <w:sz w:val="28"/>
-                <w:szCs w:val="28"/>
-                <w:lang w:bidi="fa-IR"/>
-              </w:rPr>
-            </w:pPr>
-          </w:p>
-        </w:tc>
-        <w:tc>
-          <w:tcPr>
-            <w:tcW w:w="1870" w:type="dxa"/>
+              <w:t>فاز۵</w:t>
+            </w:r>
+          </w:p>
+        </w:tc>
+        <w:tc>
+          <w:tcPr>
+            <w:tcW w:w="3505" w:type="dxa"/>
+            <w:gridSpan w:val="2"/>
+            <w:vMerge/>
           </w:tcPr>
           <w:p>
             <w:pPr>
@@ -3367,23 +5111,36 @@
         <w:tc>
           <w:tcPr>
             <w:cnfStyle w:val="001000000000" w:firstRow="0" w:lastRow="0" w:firstColumn="1" w:lastColumn="0" w:oddVBand="0" w:evenVBand="0" w:oddHBand="0" w:evenHBand="0" w:firstRowFirstColumn="0" w:firstRowLastColumn="0" w:lastRowFirstColumn="0" w:lastRowLastColumn="0"/>
-            <w:tcW w:w="1870" w:type="dxa"/>
-          </w:tcPr>
-          <w:p>
-            <w:pPr>
-              <w:jc w:val="center"/>
-              <w:rPr>
-                <w:rFonts w:ascii="Dubai" w:hAnsi="Dubai" w:cs="Dubai"/>
-                <w:sz w:val="28"/>
-                <w:szCs w:val="28"/>
-                <w:lang w:bidi="fa-IR"/>
-              </w:rPr>
-            </w:pPr>
-          </w:p>
-        </w:tc>
-        <w:tc>
-          <w:tcPr>
-            <w:tcW w:w="1870" w:type="dxa"/>
+            <w:tcW w:w="3960" w:type="dxa"/>
+          </w:tcPr>
+          <w:p>
+            <w:pPr>
+              <w:bidi/>
+              <w:rPr>
+                <w:rFonts w:ascii="Dubai" w:hAnsi="Dubai" w:cs="Dubai"/>
+                <w:b w:val="0"/>
+                <w:bCs w:val="0"/>
+                <w:sz w:val="20"/>
+                <w:szCs w:val="20"/>
+                <w:lang w:bidi="fa-IR"/>
+              </w:rPr>
+            </w:pPr>
+            <w:r>
+              <w:rPr>
+                <w:rFonts w:ascii="Dubai" w:hAnsi="Dubai" w:cs="Dubai"/>
+                <w:b w:val="0"/>
+                <w:bCs w:val="0"/>
+                <w:sz w:val="20"/>
+                <w:szCs w:val="20"/>
+                <w:rtl/>
+              </w:rPr>
+              <w:t>مدیریت وابستگی‌ها</w:t>
+            </w:r>
+          </w:p>
+        </w:tc>
+        <w:tc>
+          <w:tcPr>
+            <w:tcW w:w="1800" w:type="dxa"/>
           </w:tcPr>
           <w:p>
             <w:pPr>
@@ -3392,16 +5149,25 @@
               <w:cnfStyle w:val="000000100000" w:firstRow="0" w:lastRow="0" w:firstColumn="0" w:lastColumn="0" w:oddVBand="0" w:evenVBand="0" w:oddHBand="1" w:evenHBand="0" w:firstRowFirstColumn="0" w:firstRowLastColumn="0" w:lastRowFirstColumn="0" w:lastRowLastColumn="0"/>
               <w:rPr>
                 <w:rFonts w:ascii="Dubai" w:hAnsi="Dubai" w:cs="Dubai"/>
-                <w:sz w:val="28"/>
-                <w:szCs w:val="28"/>
-                <w:lang w:bidi="fa-IR"/>
-              </w:rPr>
-            </w:pPr>
-          </w:p>
-        </w:tc>
-        <w:tc>
-          <w:tcPr>
-            <w:tcW w:w="1870" w:type="dxa"/>
+                <w:sz w:val="22"/>
+                <w:szCs w:val="22"/>
+                <w:lang w:bidi="fa-IR"/>
+              </w:rPr>
+            </w:pPr>
+            <w:r>
+              <w:rPr>
+                <w:rFonts w:ascii="Dubai" w:hAnsi="Dubai" w:cs="Dubai"/>
+                <w:sz w:val="22"/>
+                <w:szCs w:val="22"/>
+                <w:rtl/>
+              </w:rPr>
+              <w:t>توسعه‌دهنده</w:t>
+            </w:r>
+          </w:p>
+        </w:tc>
+        <w:tc>
+          <w:tcPr>
+            <w:tcW w:w="900" w:type="dxa"/>
           </w:tcPr>
           <w:p>
             <w:pPr>
@@ -3423,31 +5189,15 @@
                 <w:rtl/>
                 <w:lang w:bidi="fa-IR"/>
               </w:rPr>
-              <w:t>فاز۴</w:t>
-            </w:r>
-          </w:p>
-        </w:tc>
-        <w:tc>
-          <w:tcPr>
-            <w:tcW w:w="1870" w:type="dxa"/>
-          </w:tcPr>
-          <w:p>
-            <w:pPr>
-              <w:bidi/>
-              <w:jc w:val="center"/>
-              <w:cnfStyle w:val="000000100000" w:firstRow="0" w:lastRow="0" w:firstColumn="0" w:lastColumn="0" w:oddVBand="0" w:evenVBand="0" w:oddHBand="1" w:evenHBand="0" w:firstRowFirstColumn="0" w:firstRowLastColumn="0" w:lastRowFirstColumn="0" w:lastRowLastColumn="0"/>
-              <w:rPr>
-                <w:rFonts w:ascii="Dubai" w:hAnsi="Dubai" w:cs="Dubai"/>
-                <w:sz w:val="28"/>
-                <w:szCs w:val="28"/>
-                <w:lang w:bidi="fa-IR"/>
-              </w:rPr>
-            </w:pPr>
-          </w:p>
-        </w:tc>
-        <w:tc>
-          <w:tcPr>
-            <w:tcW w:w="1870" w:type="dxa"/>
+              <w:t>فاز۶</w:t>
+            </w:r>
+          </w:p>
+        </w:tc>
+        <w:tc>
+          <w:tcPr>
+            <w:tcW w:w="3505" w:type="dxa"/>
+            <w:gridSpan w:val="2"/>
+            <w:vMerge/>
           </w:tcPr>
           <w:p>
             <w:pPr>
@@ -3468,23 +5218,85 @@
         <w:tc>
           <w:tcPr>
             <w:cnfStyle w:val="001000000000" w:firstRow="0" w:lastRow="0" w:firstColumn="1" w:lastColumn="0" w:oddVBand="0" w:evenVBand="0" w:oddHBand="0" w:evenHBand="0" w:firstRowFirstColumn="0" w:firstRowLastColumn="0" w:lastRowFirstColumn="0" w:lastRowLastColumn="0"/>
-            <w:tcW w:w="1870" w:type="dxa"/>
-          </w:tcPr>
-          <w:p>
-            <w:pPr>
-              <w:jc w:val="center"/>
-              <w:rPr>
-                <w:rFonts w:ascii="Dubai" w:hAnsi="Dubai" w:cs="Dubai"/>
-                <w:sz w:val="28"/>
-                <w:szCs w:val="28"/>
-                <w:lang w:bidi="fa-IR"/>
-              </w:rPr>
-            </w:pPr>
-          </w:p>
-        </w:tc>
-        <w:tc>
-          <w:tcPr>
-            <w:tcW w:w="1870" w:type="dxa"/>
+            <w:tcW w:w="3960" w:type="dxa"/>
+          </w:tcPr>
+          <w:p>
+            <w:pPr>
+              <w:bidi/>
+              <w:rPr>
+                <w:rFonts w:ascii="Dubai" w:hAnsi="Dubai" w:cs="Dubai"/>
+                <w:b w:val="0"/>
+                <w:bCs w:val="0"/>
+                <w:sz w:val="20"/>
+                <w:szCs w:val="20"/>
+                <w:lang w:bidi="fa-IR"/>
+              </w:rPr>
+            </w:pPr>
+            <w:r>
+              <w:rPr>
+                <w:rFonts w:ascii="Dubai" w:hAnsi="Dubai" w:cs="Dubai"/>
+                <w:b w:val="0"/>
+                <w:bCs w:val="0"/>
+                <w:sz w:val="20"/>
+                <w:szCs w:val="20"/>
+                <w:rtl/>
+              </w:rPr>
+              <w:t>طرح تست جامع شامل تست واحد، یکپارچگی و سیستم</w:t>
+            </w:r>
+            <w:r>
+              <w:rPr>
+                <w:rFonts w:ascii="Dubai" w:hAnsi="Dubai" w:cs="Dubai"/>
+                <w:b w:val="0"/>
+                <w:bCs w:val="0"/>
+                <w:sz w:val="20"/>
+                <w:szCs w:val="20"/>
+              </w:rPr>
+              <w:t>/</w:t>
+            </w:r>
+            <w:r>
+              <w:rPr>
+                <w:color w:val="auto"/>
+                <w:rtl/>
+              </w:rPr>
+              <w:t xml:space="preserve"> </w:t>
+            </w:r>
+            <w:r>
+              <w:rPr>
+                <w:rFonts w:ascii="Dubai" w:hAnsi="Dubai" w:cs="Dubai"/>
+                <w:b w:val="0"/>
+                <w:bCs w:val="0"/>
+                <w:sz w:val="20"/>
+                <w:szCs w:val="20"/>
+                <w:rtl/>
+              </w:rPr>
+              <w:t>تهیه</w:t>
+            </w:r>
+            <w:r>
+              <w:rPr>
+                <w:rFonts w:ascii="Dubai" w:hAnsi="Dubai" w:cs="Dubai"/>
+                <w:b w:val="0"/>
+                <w:bCs w:val="0"/>
+                <w:sz w:val="20"/>
+                <w:szCs w:val="20"/>
+              </w:rPr>
+              <w:t xml:space="preserve"> Test Cases </w:t>
+            </w:r>
+            <w:r>
+              <w:rPr>
+                <w:rFonts w:ascii="Dubai" w:hAnsi="Dubai" w:cs="Dubai"/>
+                <w:b w:val="0"/>
+                <w:bCs w:val="0"/>
+                <w:sz w:val="20"/>
+                <w:szCs w:val="20"/>
+                <w:rtl/>
+              </w:rPr>
+              <w:t>با ورودی، خروجی مورد انتظار و نتیجه واقعی</w:t>
+            </w:r>
+          </w:p>
+        </w:tc>
+        <w:tc>
+          <w:tcPr>
+            <w:tcW w:w="1800" w:type="dxa"/>
           </w:tcPr>
           <w:p>
             <w:pPr>
@@ -3493,16 +5305,34 @@
               <w:cnfStyle w:val="000000000000" w:firstRow="0" w:lastRow="0" w:firstColumn="0" w:lastColumn="0" w:oddVBand="0" w:evenVBand="0" w:oddHBand="0" w:evenHBand="0" w:firstRowFirstColumn="0" w:firstRowLastColumn="0" w:lastRowFirstColumn="0" w:lastRowLastColumn="0"/>
               <w:rPr>
                 <w:rFonts w:ascii="Dubai" w:hAnsi="Dubai" w:cs="Dubai"/>
-                <w:sz w:val="28"/>
-                <w:szCs w:val="28"/>
-                <w:lang w:bidi="fa-IR"/>
-              </w:rPr>
-            </w:pPr>
-          </w:p>
-        </w:tc>
-        <w:tc>
-          <w:tcPr>
-            <w:tcW w:w="1870" w:type="dxa"/>
+                <w:sz w:val="22"/>
+                <w:szCs w:val="22"/>
+                <w:lang w:bidi="fa-IR"/>
+              </w:rPr>
+            </w:pPr>
+            <w:r>
+              <w:rPr>
+                <w:rFonts w:ascii="Dubai" w:hAnsi="Dubai" w:cs="Dubai"/>
+                <w:sz w:val="22"/>
+                <w:szCs w:val="22"/>
+                <w:rtl/>
+              </w:rPr>
+              <w:t>تستر</w:t>
+            </w:r>
+            <w:r>
+              <w:rPr>
+                <w:rFonts w:ascii="Dubai" w:hAnsi="Dubai" w:cs="Dubai"/>
+                <w:sz w:val="22"/>
+                <w:szCs w:val="22"/>
+                <w:lang w:bidi="fa-IR"/>
+              </w:rPr>
+              <w:t xml:space="preserve"> </w:t>
+            </w:r>
+          </w:p>
+        </w:tc>
+        <w:tc>
+          <w:tcPr>
+            <w:tcW w:w="900" w:type="dxa"/>
           </w:tcPr>
           <w:p>
             <w:pPr>
@@ -3524,31 +5354,15 @@
                 <w:rtl/>
                 <w:lang w:bidi="fa-IR"/>
               </w:rPr>
-              <w:t>فاز۵</w:t>
-            </w:r>
-          </w:p>
-        </w:tc>
-        <w:tc>
-          <w:tcPr>
-            <w:tcW w:w="1870" w:type="dxa"/>
-          </w:tcPr>
-          <w:p>
-            <w:pPr>
-              <w:bidi/>
-              <w:jc w:val="center"/>
-              <w:cnfStyle w:val="000000000000" w:firstRow="0" w:lastRow="0" w:firstColumn="0" w:lastColumn="0" w:oddVBand="0" w:evenVBand="0" w:oddHBand="0" w:evenHBand="0" w:firstRowFirstColumn="0" w:firstRowLastColumn="0" w:lastRowFirstColumn="0" w:lastRowLastColumn="0"/>
-              <w:rPr>
-                <w:rFonts w:ascii="Dubai" w:hAnsi="Dubai" w:cs="Dubai"/>
-                <w:sz w:val="28"/>
-                <w:szCs w:val="28"/>
-                <w:lang w:bidi="fa-IR"/>
-              </w:rPr>
-            </w:pPr>
-          </w:p>
-        </w:tc>
-        <w:tc>
-          <w:tcPr>
-            <w:tcW w:w="1870" w:type="dxa"/>
+              <w:t>فاز۷</w:t>
+            </w:r>
+          </w:p>
+        </w:tc>
+        <w:tc>
+          <w:tcPr>
+            <w:tcW w:w="3505" w:type="dxa"/>
+            <w:gridSpan w:val="2"/>
+            <w:vMerge/>
           </w:tcPr>
           <w:p>
             <w:pPr>
@@ -3572,23 +5386,90 @@
         <w:tc>
           <w:tcPr>
             <w:cnfStyle w:val="001000000000" w:firstRow="0" w:lastRow="0" w:firstColumn="1" w:lastColumn="0" w:oddVBand="0" w:evenVBand="0" w:oddHBand="0" w:evenHBand="0" w:firstRowFirstColumn="0" w:firstRowLastColumn="0" w:lastRowFirstColumn="0" w:lastRowLastColumn="0"/>
-            <w:tcW w:w="1870" w:type="dxa"/>
-          </w:tcPr>
-          <w:p>
-            <w:pPr>
-              <w:jc w:val="center"/>
-              <w:rPr>
-                <w:rFonts w:ascii="Dubai" w:hAnsi="Dubai" w:cs="Dubai"/>
-                <w:sz w:val="28"/>
-                <w:szCs w:val="28"/>
-                <w:lang w:bidi="fa-IR"/>
-              </w:rPr>
-            </w:pPr>
-          </w:p>
-        </w:tc>
-        <w:tc>
-          <w:tcPr>
-            <w:tcW w:w="1870" w:type="dxa"/>
+            <w:tcW w:w="3960" w:type="dxa"/>
+          </w:tcPr>
+          <w:p>
+            <w:pPr>
+              <w:bidi/>
+              <w:rPr>
+                <w:rFonts w:ascii="Dubai" w:hAnsi="Dubai" w:cs="Dubai"/>
+                <w:b w:val="0"/>
+                <w:bCs w:val="0"/>
+                <w:sz w:val="20"/>
+                <w:szCs w:val="20"/>
+                <w:lang w:bidi="fa-IR"/>
+              </w:rPr>
+            </w:pPr>
+            <w:r>
+              <w:rPr>
+                <w:rFonts w:ascii="Dubai" w:hAnsi="Dubai" w:cs="Dubai"/>
+                <w:b w:val="0"/>
+                <w:bCs w:val="0"/>
+                <w:sz w:val="20"/>
+                <w:szCs w:val="20"/>
+                <w:rtl/>
+              </w:rPr>
+              <w:t>بازاندیشی</w:t>
+            </w:r>
+            <w:r>
+              <w:rPr>
+                <w:rFonts w:ascii="Dubai" w:hAnsi="Dubai" w:cs="Dubai"/>
+                <w:b w:val="0"/>
+                <w:bCs w:val="0"/>
+                <w:sz w:val="20"/>
+                <w:szCs w:val="20"/>
+                <w:lang w:bidi="fa-IR"/>
+              </w:rPr>
+              <w:t xml:space="preserve"> (Retrospective)</w:t>
+            </w:r>
+            <w:r>
+              <w:rPr>
+                <w:rFonts w:ascii="Dubai" w:hAnsi="Dubai" w:cs="Dubai" w:hint="cs"/>
+                <w:b w:val="0"/>
+                <w:bCs w:val="0"/>
+                <w:sz w:val="20"/>
+                <w:szCs w:val="20"/>
+                <w:rtl/>
+                <w:lang w:bidi="fa-IR"/>
+              </w:rPr>
+              <w:t>/</w:t>
+            </w:r>
+            <w:r>
+              <w:rPr>
+                <w:b w:val="0"/>
+                <w:bCs w:val="0"/>
+                <w:color w:val="auto"/>
+                <w:rtl/>
+              </w:rPr>
+              <w:t xml:space="preserve"> </w:t>
+            </w:r>
+            <w:r>
+              <w:rPr>
+                <w:rFonts w:ascii="Dubai" w:hAnsi="Dubai" w:cs="Dubai"/>
+                <w:b w:val="0"/>
+                <w:bCs w:val="0"/>
+                <w:sz w:val="20"/>
+                <w:szCs w:val="20"/>
+                <w:rtl/>
+              </w:rPr>
+              <w:t>طرح بازطراحی</w:t>
+            </w:r>
+            <w:r>
+              <w:rPr>
+                <w:rFonts w:ascii="Dubai" w:hAnsi="Dubai" w:cs="Dubai"/>
+                <w:b w:val="0"/>
+                <w:bCs w:val="0"/>
+                <w:sz w:val="20"/>
+                <w:szCs w:val="20"/>
+                <w:lang w:bidi="fa-IR"/>
+              </w:rPr>
+              <w:t xml:space="preserve"> (Redesign Plan)</w:t>
+            </w:r>
+          </w:p>
+        </w:tc>
+        <w:tc>
+          <w:tcPr>
+            <w:tcW w:w="1800" w:type="dxa"/>
           </w:tcPr>
           <w:p>
             <w:pPr>
@@ -3597,16 +5478,25 @@
               <w:cnfStyle w:val="000000100000" w:firstRow="0" w:lastRow="0" w:firstColumn="0" w:lastColumn="0" w:oddVBand="0" w:evenVBand="0" w:oddHBand="1" w:evenHBand="0" w:firstRowFirstColumn="0" w:firstRowLastColumn="0" w:lastRowFirstColumn="0" w:lastRowLastColumn="0"/>
               <w:rPr>
                 <w:rFonts w:ascii="Dubai" w:hAnsi="Dubai" w:cs="Dubai"/>
-                <w:sz w:val="28"/>
-                <w:szCs w:val="28"/>
-                <w:lang w:bidi="fa-IR"/>
-              </w:rPr>
-            </w:pPr>
-          </w:p>
-        </w:tc>
-        <w:tc>
-          <w:tcPr>
-            <w:tcW w:w="1870" w:type="dxa"/>
+                <w:sz w:val="22"/>
+                <w:szCs w:val="22"/>
+                <w:lang w:bidi="fa-IR"/>
+              </w:rPr>
+            </w:pPr>
+            <w:r>
+              <w:rPr>
+                <w:rFonts w:ascii="Dubai" w:hAnsi="Dubai" w:cs="Dubai"/>
+                <w:sz w:val="22"/>
+                <w:szCs w:val="22"/>
+                <w:rtl/>
+              </w:rPr>
+              <w:t>طراح / توسعه‌دهنده</w:t>
+            </w:r>
+          </w:p>
+        </w:tc>
+        <w:tc>
+          <w:tcPr>
+            <w:tcW w:w="900" w:type="dxa"/>
           </w:tcPr>
           <w:p>
             <w:pPr>
@@ -3617,211 +5507,6 @@
                 <w:rFonts w:ascii="Dubai" w:hAnsi="Dubai" w:cs="Dubai"/>
                 <w:sz w:val="28"/>
                 <w:szCs w:val="28"/>
-                <w:lang w:bidi="fa-IR"/>
-              </w:rPr>
-            </w:pPr>
-            <w:r>
-              <w:rPr>
-                <w:rFonts w:ascii="Dubai" w:hAnsi="Dubai" w:cs="Dubai"/>
-                <w:sz w:val="28"/>
-                <w:szCs w:val="28"/>
-                <w:rtl/>
-                <w:lang w:bidi="fa-IR"/>
-              </w:rPr>
-              <w:t>فاز۶</w:t>
-            </w:r>
-          </w:p>
-        </w:tc>
-        <w:tc>
-          <w:tcPr>
-            <w:tcW w:w="1870" w:type="dxa"/>
-          </w:tcPr>
-          <w:p>
-            <w:pPr>
-              <w:bidi/>
-              <w:jc w:val="center"/>
-              <w:cnfStyle w:val="000000100000" w:firstRow="0" w:lastRow="0" w:firstColumn="0" w:lastColumn="0" w:oddVBand="0" w:evenVBand="0" w:oddHBand="1" w:evenHBand="0" w:firstRowFirstColumn="0" w:firstRowLastColumn="0" w:lastRowFirstColumn="0" w:lastRowLastColumn="0"/>
-              <w:rPr>
-                <w:rFonts w:ascii="Dubai" w:hAnsi="Dubai" w:cs="Dubai"/>
-                <w:sz w:val="28"/>
-                <w:szCs w:val="28"/>
-                <w:lang w:bidi="fa-IR"/>
-              </w:rPr>
-            </w:pPr>
-          </w:p>
-        </w:tc>
-        <w:tc>
-          <w:tcPr>
-            <w:tcW w:w="1870" w:type="dxa"/>
-          </w:tcPr>
-          <w:p>
-            <w:pPr>
-              <w:bidi/>
-              <w:jc w:val="center"/>
-              <w:cnfStyle w:val="000000100000" w:firstRow="0" w:lastRow="0" w:firstColumn="0" w:lastColumn="0" w:oddVBand="0" w:evenVBand="0" w:oddHBand="1" w:evenHBand="0" w:firstRowFirstColumn="0" w:firstRowLastColumn="0" w:lastRowFirstColumn="0" w:lastRowLastColumn="0"/>
-              <w:rPr>
-                <w:rFonts w:ascii="Dubai" w:hAnsi="Dubai" w:cs="Dubai"/>
-                <w:sz w:val="28"/>
-                <w:szCs w:val="28"/>
-                <w:lang w:bidi="fa-IR"/>
-              </w:rPr>
-            </w:pPr>
-          </w:p>
-        </w:tc>
-      </w:tr>
-      <w:tr>
-        <w:tc>
-          <w:tcPr>
-            <w:cnfStyle w:val="001000000000" w:firstRow="0" w:lastRow="0" w:firstColumn="1" w:lastColumn="0" w:oddVBand="0" w:evenVBand="0" w:oddHBand="0" w:evenHBand="0" w:firstRowFirstColumn="0" w:firstRowLastColumn="0" w:lastRowFirstColumn="0" w:lastRowLastColumn="0"/>
-            <w:tcW w:w="1870" w:type="dxa"/>
-          </w:tcPr>
-          <w:p>
-            <w:pPr>
-              <w:jc w:val="center"/>
-              <w:rPr>
-                <w:rFonts w:ascii="Dubai" w:hAnsi="Dubai" w:cs="Dubai"/>
-                <w:sz w:val="28"/>
-                <w:szCs w:val="28"/>
-                <w:lang w:bidi="fa-IR"/>
-              </w:rPr>
-            </w:pPr>
-          </w:p>
-        </w:tc>
-        <w:tc>
-          <w:tcPr>
-            <w:tcW w:w="1870" w:type="dxa"/>
-          </w:tcPr>
-          <w:p>
-            <w:pPr>
-              <w:bidi/>
-              <w:jc w:val="center"/>
-              <w:cnfStyle w:val="000000000000" w:firstRow="0" w:lastRow="0" w:firstColumn="0" w:lastColumn="0" w:oddVBand="0" w:evenVBand="0" w:oddHBand="0" w:evenHBand="0" w:firstRowFirstColumn="0" w:firstRowLastColumn="0" w:lastRowFirstColumn="0" w:lastRowLastColumn="0"/>
-              <w:rPr>
-                <w:rFonts w:ascii="Dubai" w:hAnsi="Dubai" w:cs="Dubai"/>
-                <w:sz w:val="28"/>
-                <w:szCs w:val="28"/>
-                <w:lang w:bidi="fa-IR"/>
-              </w:rPr>
-            </w:pPr>
-          </w:p>
-        </w:tc>
-        <w:tc>
-          <w:tcPr>
-            <w:tcW w:w="1870" w:type="dxa"/>
-          </w:tcPr>
-          <w:p>
-            <w:pPr>
-              <w:bidi/>
-              <w:jc w:val="center"/>
-              <w:cnfStyle w:val="000000000000" w:firstRow="0" w:lastRow="0" w:firstColumn="0" w:lastColumn="0" w:oddVBand="0" w:evenVBand="0" w:oddHBand="0" w:evenHBand="0" w:firstRowFirstColumn="0" w:firstRowLastColumn="0" w:lastRowFirstColumn="0" w:lastRowLastColumn="0"/>
-              <w:rPr>
-                <w:rFonts w:ascii="Dubai" w:hAnsi="Dubai" w:cs="Dubai"/>
-                <w:sz w:val="28"/>
-                <w:szCs w:val="28"/>
-                <w:lang w:bidi="fa-IR"/>
-              </w:rPr>
-            </w:pPr>
-            <w:r>
-              <w:rPr>
-                <w:rFonts w:ascii="Dubai" w:hAnsi="Dubai" w:cs="Dubai"/>
-                <w:sz w:val="28"/>
-                <w:szCs w:val="28"/>
-                <w:rtl/>
-                <w:lang w:bidi="fa-IR"/>
-              </w:rPr>
-              <w:t>فاز۷</w:t>
-            </w:r>
-          </w:p>
-        </w:tc>
-        <w:tc>
-          <w:tcPr>
-            <w:tcW w:w="1870" w:type="dxa"/>
-          </w:tcPr>
-          <w:p>
-            <w:pPr>
-              <w:bidi/>
-              <w:jc w:val="center"/>
-              <w:cnfStyle w:val="000000000000" w:firstRow="0" w:lastRow="0" w:firstColumn="0" w:lastColumn="0" w:oddVBand="0" w:evenVBand="0" w:oddHBand="0" w:evenHBand="0" w:firstRowFirstColumn="0" w:firstRowLastColumn="0" w:lastRowFirstColumn="0" w:lastRowLastColumn="0"/>
-              <w:rPr>
-                <w:rFonts w:ascii="Dubai" w:hAnsi="Dubai" w:cs="Dubai"/>
-                <w:sz w:val="28"/>
-                <w:szCs w:val="28"/>
-                <w:lang w:bidi="fa-IR"/>
-              </w:rPr>
-            </w:pPr>
-          </w:p>
-        </w:tc>
-        <w:tc>
-          <w:tcPr>
-            <w:tcW w:w="1870" w:type="dxa"/>
-          </w:tcPr>
-          <w:p>
-            <w:pPr>
-              <w:bidi/>
-              <w:jc w:val="center"/>
-              <w:cnfStyle w:val="000000000000" w:firstRow="0" w:lastRow="0" w:firstColumn="0" w:lastColumn="0" w:oddVBand="0" w:evenVBand="0" w:oddHBand="0" w:evenHBand="0" w:firstRowFirstColumn="0" w:firstRowLastColumn="0" w:lastRowFirstColumn="0" w:lastRowLastColumn="0"/>
-              <w:rPr>
-                <w:rFonts w:ascii="Dubai" w:hAnsi="Dubai" w:cs="Dubai"/>
-                <w:sz w:val="28"/>
-                <w:szCs w:val="28"/>
-                <w:lang w:bidi="fa-IR"/>
-              </w:rPr>
-            </w:pPr>
-          </w:p>
-        </w:tc>
-      </w:tr>
-      <w:tr>
-        <w:trPr>
-          <w:cnfStyle w:val="000000100000" w:firstRow="0" w:lastRow="0" w:firstColumn="0" w:lastColumn="0" w:oddVBand="0" w:evenVBand="0" w:oddHBand="1" w:evenHBand="0" w:firstRowFirstColumn="0" w:firstRowLastColumn="0" w:lastRowFirstColumn="0" w:lastRowLastColumn="0"/>
-        </w:trPr>
-        <w:tc>
-          <w:tcPr>
-            <w:cnfStyle w:val="001000000000" w:firstRow="0" w:lastRow="0" w:firstColumn="1" w:lastColumn="0" w:oddVBand="0" w:evenVBand="0" w:oddHBand="0" w:evenHBand="0" w:firstRowFirstColumn="0" w:firstRowLastColumn="0" w:lastRowFirstColumn="0" w:lastRowLastColumn="0"/>
-            <w:tcW w:w="1870" w:type="dxa"/>
-          </w:tcPr>
-          <w:p>
-            <w:pPr>
-              <w:jc w:val="center"/>
-              <w:rPr>
-                <w:rFonts w:ascii="Dubai" w:hAnsi="Dubai" w:cs="Dubai"/>
-                <w:sz w:val="28"/>
-                <w:szCs w:val="28"/>
-                <w:lang w:bidi="fa-IR"/>
-              </w:rPr>
-            </w:pPr>
-          </w:p>
-        </w:tc>
-        <w:tc>
-          <w:tcPr>
-            <w:tcW w:w="1870" w:type="dxa"/>
-          </w:tcPr>
-          <w:p>
-            <w:pPr>
-              <w:bidi/>
-              <w:jc w:val="center"/>
-              <w:cnfStyle w:val="000000100000" w:firstRow="0" w:lastRow="0" w:firstColumn="0" w:lastColumn="0" w:oddVBand="0" w:evenVBand="0" w:oddHBand="1" w:evenHBand="0" w:firstRowFirstColumn="0" w:firstRowLastColumn="0" w:lastRowFirstColumn="0" w:lastRowLastColumn="0"/>
-              <w:rPr>
-                <w:rFonts w:ascii="Dubai" w:hAnsi="Dubai" w:cs="Dubai"/>
-                <w:sz w:val="28"/>
-                <w:szCs w:val="28"/>
-                <w:lang w:bidi="fa-IR"/>
-              </w:rPr>
-            </w:pPr>
-          </w:p>
-        </w:tc>
-        <w:tc>
-          <w:tcPr>
-            <w:tcW w:w="1870" w:type="dxa"/>
-          </w:tcPr>
-          <w:p>
-            <w:pPr>
-              <w:bidi/>
-              <w:jc w:val="center"/>
-              <w:cnfStyle w:val="000000100000" w:firstRow="0" w:lastRow="0" w:firstColumn="0" w:lastColumn="0" w:oddVBand="0" w:evenVBand="0" w:oddHBand="1" w:evenHBand="0" w:firstRowFirstColumn="0" w:firstRowLastColumn="0" w:lastRowFirstColumn="0" w:lastRowLastColumn="0"/>
-              <w:rPr>
-                <w:rFonts w:ascii="Dubai" w:hAnsi="Dubai" w:cs="Dubai"/>
-                <w:sz w:val="28"/>
-                <w:szCs w:val="28"/>
                 <w:rtl/>
                 <w:lang w:bidi="fa-IR"/>
               </w:rPr>
@@ -3840,25 +5525,9 @@
         </w:tc>
         <w:tc>
           <w:tcPr>
-            <w:tcW w:w="1870" w:type="dxa"/>
-          </w:tcPr>
-          <w:p>
-            <w:pPr>
-              <w:bidi/>
-              <w:jc w:val="center"/>
-              <w:cnfStyle w:val="000000100000" w:firstRow="0" w:lastRow="0" w:firstColumn="0" w:lastColumn="0" w:oddVBand="0" w:evenVBand="0" w:oddHBand="1" w:evenHBand="0" w:firstRowFirstColumn="0" w:firstRowLastColumn="0" w:lastRowFirstColumn="0" w:lastRowLastColumn="0"/>
-              <w:rPr>
-                <w:rFonts w:ascii="Dubai" w:hAnsi="Dubai" w:cs="Dubai"/>
-                <w:sz w:val="28"/>
-                <w:szCs w:val="28"/>
-                <w:lang w:bidi="fa-IR"/>
-              </w:rPr>
-            </w:pPr>
-          </w:p>
-        </w:tc>
-        <w:tc>
-          <w:tcPr>
-            <w:tcW w:w="1870" w:type="dxa"/>
+            <w:tcW w:w="3505" w:type="dxa"/>
+            <w:gridSpan w:val="2"/>
+            <w:vMerge/>
           </w:tcPr>
           <w:p>
             <w:pPr>
@@ -3935,49 +5604,262 @@
           <w:lang w:bidi="fa-IR"/>
         </w:rPr>
       </w:pPr>
+      <w:r>
+        <w:rPr>
+          <w:rFonts w:ascii="Dubai" w:hAnsi="Dubai" w:cs="Dubai"/>
+          <w:b/>
+          <w:bCs/>
+          <w:color w:val="4472C4" w:themeColor="accent1"/>
+          <w:sz w:val="28"/>
+          <w:szCs w:val="28"/>
+          <w:rtl/>
+          <w:lang w:bidi="fa-IR"/>
+        </w:rPr>
+        <w:t>گزارش گانت چارت:</w:t>
+      </w:r>
     </w:p>
     <w:p>
       <w:pPr>
         <w:bidi/>
         <w:rPr>
           <w:rFonts w:ascii="Dubai" w:hAnsi="Dubai" w:cs="Dubai"/>
-          <w:b/>
-          <w:bCs/>
-          <w:color w:val="4472C4" w:themeColor="accent1"/>
           <w:sz w:val="28"/>
           <w:szCs w:val="28"/>
           <w:rtl/>
           <w:lang w:bidi="fa-IR"/>
         </w:rPr>
       </w:pPr>
+      <w:r>
+        <w:rPr>
+          <w:rFonts w:ascii="Dubai" w:hAnsi="Dubai" w:cs="Dubai"/>
+          <w:sz w:val="28"/>
+          <w:szCs w:val="28"/>
+          <w:rtl/>
+          <w:lang w:bidi="fa-IR"/>
+        </w:rPr>
+        <w:t xml:space="preserve">  در این پروژه</w:t>
+      </w:r>
+      <w:r>
+        <w:rPr>
+          <w:rFonts w:ascii="Dubai" w:hAnsi="Dubai" w:cs="Dubai" w:hint="cs"/>
+          <w:sz w:val="28"/>
+          <w:szCs w:val="28"/>
+          <w:rtl/>
+          <w:lang w:bidi="fa-IR"/>
+        </w:rPr>
+        <w:t>،</w:t>
+      </w:r>
+      <w:r>
+        <w:rPr>
+          <w:rFonts w:ascii="Dubai" w:hAnsi="Dubai" w:cs="Dubai"/>
+          <w:sz w:val="28"/>
+          <w:szCs w:val="28"/>
+          <w:rtl/>
+          <w:lang w:bidi="fa-IR"/>
+        </w:rPr>
+        <w:t xml:space="preserve"> روند کار را به صورت فاز محور و برمبنای</w:t>
+      </w:r>
+      <w:r>
+        <w:rPr>
+          <w:rFonts w:ascii="Dubai" w:hAnsi="Dubai" w:cs="Dubai" w:hint="cs"/>
+          <w:sz w:val="28"/>
+          <w:szCs w:val="28"/>
+          <w:rtl/>
+          <w:lang w:bidi="fa-IR"/>
+        </w:rPr>
+        <w:t>ی</w:t>
+      </w:r>
+      <w:r>
+        <w:rPr>
+          <w:rFonts w:ascii="Dubai" w:hAnsi="Dubai" w:cs="Dubai"/>
+          <w:sz w:val="28"/>
+          <w:szCs w:val="28"/>
+          <w:rtl/>
+          <w:lang w:bidi="fa-IR"/>
+        </w:rPr>
+        <w:t xml:space="preserve"> برنامه ریزی کرده ایم</w:t>
+      </w:r>
+      <w:r>
+        <w:rPr>
+          <w:rFonts w:ascii="Dubai" w:hAnsi="Dubai" w:cs="Dubai" w:hint="cs"/>
+          <w:sz w:val="28"/>
+          <w:szCs w:val="28"/>
+          <w:rtl/>
+          <w:lang w:bidi="fa-IR"/>
+        </w:rPr>
+        <w:t xml:space="preserve"> که</w:t>
+      </w:r>
+      <w:r>
+        <w:rPr>
+          <w:rFonts w:ascii="Dubai" w:hAnsi="Dubai" w:cs="Dubai"/>
+          <w:sz w:val="28"/>
+          <w:szCs w:val="28"/>
+          <w:rtl/>
+          <w:lang w:bidi="fa-IR"/>
+        </w:rPr>
+        <w:t xml:space="preserve"> در بازه زمانی ۴ هفته ای بتوانیم به خروجی های اصلی برسیم. </w:t>
+      </w:r>
     </w:p>
     <w:p>
       <w:pPr>
         <w:bidi/>
         <w:rPr>
           <w:rFonts w:ascii="Dubai" w:hAnsi="Dubai" w:cs="Dubai"/>
-          <w:b/>
-          <w:bCs/>
+          <w:sz w:val="28"/>
+          <w:szCs w:val="28"/>
+          <w:rtl/>
+          <w:lang w:bidi="fa-IR"/>
+        </w:rPr>
+      </w:pPr>
+      <w:r>
+        <w:rPr>
+          <w:rFonts w:ascii="Dubai" w:hAnsi="Dubai" w:cs="Dubai" w:hint="cs"/>
           <w:color w:val="4472C4" w:themeColor="accent1"/>
           <w:sz w:val="28"/>
           <w:szCs w:val="28"/>
           <w:rtl/>
           <w:lang w:bidi="fa-IR"/>
         </w:rPr>
-      </w:pPr>
-      <w:r>
-        <w:rPr>
-          <w:rFonts w:ascii="Dubai" w:hAnsi="Dubai" w:cs="Dubai"/>
-          <w:b/>
-          <w:bCs/>
-          <w:color w:val="4472C4" w:themeColor="accent1"/>
-          <w:sz w:val="28"/>
-          <w:szCs w:val="28"/>
-          <w:rtl/>
-          <w:lang w:bidi="fa-IR"/>
-        </w:rPr>
-        <w:lastRenderedPageBreak/>
-        <w:t>گزارش گانت چارت:</w:t>
+        <w:t>1.</w:t>
+      </w:r>
+      <w:r>
+        <w:rPr>
+          <w:rFonts w:ascii="Dubai" w:hAnsi="Dubai" w:cs="Dubai"/>
+          <w:sz w:val="28"/>
+          <w:szCs w:val="28"/>
+          <w:rtl/>
+          <w:lang w:bidi="fa-IR"/>
+        </w:rPr>
+        <w:t>ا</w:t>
+      </w:r>
+      <w:r>
+        <w:rPr>
+          <w:rFonts w:ascii="Dubai" w:hAnsi="Dubai" w:cs="Dubai" w:hint="cs"/>
+          <w:sz w:val="28"/>
+          <w:szCs w:val="28"/>
+          <w:rtl/>
+          <w:lang w:bidi="fa-IR"/>
+        </w:rPr>
+        <w:t>بت</w:t>
+      </w:r>
+      <w:r>
+        <w:rPr>
+          <w:rFonts w:ascii="Dubai" w:hAnsi="Dubai" w:cs="Dubai"/>
+          <w:sz w:val="28"/>
+          <w:szCs w:val="28"/>
+          <w:rtl/>
+          <w:lang w:bidi="fa-IR"/>
+        </w:rPr>
+        <w:t xml:space="preserve">دا در هفته اول تشکیل تیم و تقسیم </w:t>
+      </w:r>
+      <w:r>
+        <w:rPr>
+          <w:rFonts w:ascii="Dubai" w:hAnsi="Dubai" w:cs="Dubai" w:hint="cs"/>
+          <w:sz w:val="28"/>
+          <w:szCs w:val="28"/>
+          <w:rtl/>
+          <w:lang w:bidi="fa-IR"/>
+        </w:rPr>
+        <w:t>ب</w:t>
+      </w:r>
+      <w:r>
+        <w:rPr>
+          <w:rFonts w:ascii="Dubai" w:hAnsi="Dubai" w:cs="Dubai"/>
+          <w:sz w:val="28"/>
+          <w:szCs w:val="28"/>
+          <w:rtl/>
+          <w:lang w:bidi="fa-IR"/>
+        </w:rPr>
+        <w:t xml:space="preserve">ندی وظایف و </w:t>
+      </w:r>
+      <w:r>
+        <w:rPr>
+          <w:rFonts w:ascii="Dubai" w:hAnsi="Dubai" w:cs="Dubai"/>
+          <w:sz w:val="28"/>
+          <w:szCs w:val="28"/>
+          <w:lang w:bidi="fa-IR"/>
+        </w:rPr>
+        <w:t>SRS</w:t>
+      </w:r>
+      <w:r>
+        <w:rPr>
+          <w:rFonts w:ascii="Dubai" w:hAnsi="Dubai" w:cs="Dubai"/>
+          <w:sz w:val="28"/>
+          <w:szCs w:val="28"/>
+          <w:rtl/>
+          <w:lang w:bidi="fa-IR"/>
+        </w:rPr>
+        <w:t>مدیریت و طر</w:t>
+      </w:r>
+      <w:r>
+        <w:rPr>
+          <w:rFonts w:ascii="Dubai" w:hAnsi="Dubai" w:cs="Dubai" w:hint="cs"/>
+          <w:sz w:val="28"/>
+          <w:szCs w:val="28"/>
+          <w:rtl/>
+          <w:lang w:bidi="fa-IR"/>
+        </w:rPr>
+        <w:t>ح</w:t>
+      </w:r>
+      <w:r>
+        <w:rPr>
+          <w:rFonts w:ascii="Dubai" w:hAnsi="Dubai" w:cs="Dubai"/>
+          <w:sz w:val="28"/>
+          <w:szCs w:val="28"/>
+          <w:rtl/>
+          <w:lang w:bidi="fa-IR"/>
+        </w:rPr>
+        <w:t xml:space="preserve"> ریزی گانت چارت و نیازمندی های سیستم و ذی نفعان</w:t>
+      </w:r>
+      <w:r>
+        <w:rPr>
+          <w:rFonts w:ascii="Dubai" w:hAnsi="Dubai" w:cs="Dubai" w:hint="cs"/>
+          <w:sz w:val="28"/>
+          <w:szCs w:val="28"/>
+          <w:rtl/>
+          <w:lang w:bidi="fa-IR"/>
+        </w:rPr>
+        <w:t>،</w:t>
+      </w:r>
+      <w:r>
+        <w:rPr>
+          <w:rFonts w:ascii="Dubai" w:hAnsi="Dubai" w:cs="Dubai"/>
+          <w:sz w:val="28"/>
+          <w:szCs w:val="28"/>
+          <w:rtl/>
+          <w:lang w:bidi="fa-IR"/>
+        </w:rPr>
+        <w:t xml:space="preserve"> جمع </w:t>
+      </w:r>
+      <w:r>
+        <w:rPr>
+          <w:rFonts w:ascii="Dubai" w:hAnsi="Dubai" w:cs="Dubai" w:hint="cs"/>
+          <w:sz w:val="28"/>
+          <w:szCs w:val="28"/>
+          <w:rtl/>
+          <w:lang w:bidi="fa-IR"/>
+        </w:rPr>
+        <w:t>آ</w:t>
+      </w:r>
+      <w:r>
+        <w:rPr>
+          <w:rFonts w:ascii="Dubai" w:hAnsi="Dubai" w:cs="Dubai"/>
+          <w:sz w:val="28"/>
+          <w:szCs w:val="28"/>
+          <w:rtl/>
+          <w:lang w:bidi="fa-IR"/>
+        </w:rPr>
+        <w:t xml:space="preserve">وری و تدوین اولیه انجام میشود </w:t>
+      </w:r>
+      <w:r>
+        <w:rPr>
+          <w:rFonts w:ascii="Dubai" w:hAnsi="Dubai" w:cs="Dubai" w:hint="cs"/>
+          <w:sz w:val="28"/>
+          <w:szCs w:val="28"/>
+          <w:rtl/>
+          <w:lang w:bidi="fa-IR"/>
+        </w:rPr>
+        <w:t>.</w:t>
       </w:r>
     </w:p>
     <w:p>
@@ -3999,67 +5881,7 @@
           <w:rtl/>
           <w:lang w:bidi="fa-IR"/>
         </w:rPr>
-        <w:t xml:space="preserve">  در این پروژه</w:t>
-      </w:r>
-      <w:r>
-        <w:rPr>
-          <w:rFonts w:ascii="Dubai" w:hAnsi="Dubai" w:cs="Dubai" w:hint="cs"/>
-          <w:sz w:val="28"/>
-          <w:szCs w:val="28"/>
-          <w:rtl/>
-          <w:lang w:bidi="fa-IR"/>
-        </w:rPr>
-        <w:t>،</w:t>
-      </w:r>
-      <w:r>
-        <w:rPr>
-          <w:rFonts w:ascii="Dubai" w:hAnsi="Dubai" w:cs="Dubai"/>
-          <w:sz w:val="28"/>
-          <w:szCs w:val="28"/>
-          <w:rtl/>
-          <w:lang w:bidi="fa-IR"/>
-        </w:rPr>
-        <w:t xml:space="preserve"> روند کار را به صورت فاز محور و برمبنای</w:t>
-      </w:r>
-      <w:r>
-        <w:rPr>
-          <w:rFonts w:ascii="Dubai" w:hAnsi="Dubai" w:cs="Dubai" w:hint="cs"/>
-          <w:sz w:val="28"/>
-          <w:szCs w:val="28"/>
-          <w:rtl/>
-          <w:lang w:bidi="fa-IR"/>
-        </w:rPr>
-        <w:t>ی</w:t>
-      </w:r>
-      <w:r>
-        <w:rPr>
-          <w:rFonts w:ascii="Dubai" w:hAnsi="Dubai" w:cs="Dubai"/>
-          <w:sz w:val="28"/>
-          <w:szCs w:val="28"/>
-          <w:rtl/>
-          <w:lang w:bidi="fa-IR"/>
-        </w:rPr>
-        <w:t xml:space="preserve"> برنامه ریزی کرده ایم</w:t>
-      </w:r>
-      <w:r>
-        <w:rPr>
-          <w:rFonts w:ascii="Dubai" w:hAnsi="Dubai" w:cs="Dubai" w:hint="cs"/>
-          <w:sz w:val="28"/>
-          <w:szCs w:val="28"/>
-          <w:rtl/>
-          <w:lang w:bidi="fa-IR"/>
-        </w:rPr>
-        <w:t xml:space="preserve"> که</w:t>
-      </w:r>
-      <w:r>
-        <w:rPr>
-          <w:rFonts w:ascii="Dubai" w:hAnsi="Dubai" w:cs="Dubai"/>
-          <w:sz w:val="28"/>
-          <w:szCs w:val="28"/>
-          <w:rtl/>
-          <w:lang w:bidi="fa-IR"/>
-        </w:rPr>
-        <w:t xml:space="preserve"> در بازه زمانی ۴ هفته ای بتوانیم به خروجی های اصلی برسیم. </w:t>
+        <w:t xml:space="preserve"> همزمان چارچوب معماری و مسیر طراحی بر اساس الزامات ایمنی و شرایط بومی ایران مشخص میگردد.</w:t>
       </w:r>
     </w:p>
     <w:p>
@@ -4082,17 +5904,28 @@
           <w:rtl/>
           <w:lang w:bidi="fa-IR"/>
         </w:rPr>
-        <w:t>1.</w:t>
-      </w:r>
-      <w:r>
-        <w:rPr>
-          <w:rFonts w:ascii="Dubai" w:hAnsi="Dubai" w:cs="Dubai"/>
-          <w:sz w:val="28"/>
-          <w:szCs w:val="28"/>
-          <w:rtl/>
-          <w:lang w:bidi="fa-IR"/>
-        </w:rPr>
-        <w:t>ا</w:t>
+        <w:t>2.</w:t>
+      </w:r>
+      <w:r>
+        <w:rPr>
+          <w:rFonts w:ascii="Dubai" w:hAnsi="Dubai" w:cs="Dubai"/>
+          <w:color w:val="4472C4" w:themeColor="accent1"/>
+          <w:sz w:val="28"/>
+          <w:szCs w:val="28"/>
+          <w:rtl/>
+          <w:lang w:bidi="fa-IR"/>
+        </w:rPr>
+        <w:t xml:space="preserve"> </w:t>
+      </w:r>
+      <w:r>
+        <w:rPr>
+          <w:rFonts w:ascii="Dubai" w:hAnsi="Dubai" w:cs="Dubai"/>
+          <w:sz w:val="28"/>
+          <w:szCs w:val="28"/>
+          <w:rtl/>
+          <w:lang w:bidi="fa-IR"/>
+        </w:rPr>
+        <w:t xml:space="preserve">در هفته دوم مدلسازی و طراحی شی گرا تکمیل شده و سپس پیاده سازی نمونه اولیه با تمرکز بر قابلیت های کلیدی شروع میشود. همزمان طراحی سناریو های تست و </w:t>
       </w:r>
       <w:r>
         <w:rPr>
@@ -4102,105 +5935,6 @@
           <w:rtl/>
           <w:lang w:bidi="fa-IR"/>
         </w:rPr>
-        <w:t>بت</w:t>
-      </w:r>
-      <w:r>
-        <w:rPr>
-          <w:rFonts w:ascii="Dubai" w:hAnsi="Dubai" w:cs="Dubai"/>
-          <w:sz w:val="28"/>
-          <w:szCs w:val="28"/>
-          <w:rtl/>
-          <w:lang w:bidi="fa-IR"/>
-        </w:rPr>
-        <w:t xml:space="preserve">دا در هفته اول تشکیل تیم و تقسیم </w:t>
-      </w:r>
-      <w:r>
-        <w:rPr>
-          <w:rFonts w:ascii="Dubai" w:hAnsi="Dubai" w:cs="Dubai" w:hint="cs"/>
-          <w:sz w:val="28"/>
-          <w:szCs w:val="28"/>
-          <w:rtl/>
-          <w:lang w:bidi="fa-IR"/>
-        </w:rPr>
-        <w:t>ب</w:t>
-      </w:r>
-      <w:r>
-        <w:rPr>
-          <w:rFonts w:ascii="Dubai" w:hAnsi="Dubai" w:cs="Dubai"/>
-          <w:sz w:val="28"/>
-          <w:szCs w:val="28"/>
-          <w:rtl/>
-          <w:lang w:bidi="fa-IR"/>
-        </w:rPr>
-        <w:t xml:space="preserve">ندی وظایف و </w:t>
-      </w:r>
-      <w:r>
-        <w:rPr>
-          <w:rFonts w:ascii="Dubai" w:hAnsi="Dubai" w:cs="Dubai"/>
-          <w:sz w:val="28"/>
-          <w:szCs w:val="28"/>
-          <w:lang w:bidi="fa-IR"/>
-        </w:rPr>
-        <w:t>SRS</w:t>
-      </w:r>
-      <w:r>
-        <w:rPr>
-          <w:rFonts w:ascii="Dubai" w:hAnsi="Dubai" w:cs="Dubai"/>
-          <w:sz w:val="28"/>
-          <w:szCs w:val="28"/>
-          <w:rtl/>
-          <w:lang w:bidi="fa-IR"/>
-        </w:rPr>
-        <w:t>مدیریت و طر</w:t>
-      </w:r>
-      <w:r>
-        <w:rPr>
-          <w:rFonts w:ascii="Dubai" w:hAnsi="Dubai" w:cs="Dubai" w:hint="cs"/>
-          <w:sz w:val="28"/>
-          <w:szCs w:val="28"/>
-          <w:rtl/>
-          <w:lang w:bidi="fa-IR"/>
-        </w:rPr>
-        <w:t>ح</w:t>
-      </w:r>
-      <w:r>
-        <w:rPr>
-          <w:rFonts w:ascii="Dubai" w:hAnsi="Dubai" w:cs="Dubai"/>
-          <w:sz w:val="28"/>
-          <w:szCs w:val="28"/>
-          <w:rtl/>
-          <w:lang w:bidi="fa-IR"/>
-        </w:rPr>
-        <w:t xml:space="preserve"> ریزی گانت چارت و نیازمندی های سیستم و ذی نفعان</w:t>
-      </w:r>
-      <w:r>
-        <w:rPr>
-          <w:rFonts w:ascii="Dubai" w:hAnsi="Dubai" w:cs="Dubai" w:hint="cs"/>
-          <w:sz w:val="28"/>
-          <w:szCs w:val="28"/>
-          <w:rtl/>
-          <w:lang w:bidi="fa-IR"/>
-        </w:rPr>
-        <w:t>،</w:t>
-      </w:r>
-      <w:r>
-        <w:rPr>
-          <w:rFonts w:ascii="Dubai" w:hAnsi="Dubai" w:cs="Dubai"/>
-          <w:sz w:val="28"/>
-          <w:szCs w:val="28"/>
-          <w:rtl/>
-          <w:lang w:bidi="fa-IR"/>
-        </w:rPr>
-        <w:t xml:space="preserve"> جمع </w:t>
-      </w:r>
-      <w:r>
-        <w:rPr>
-          <w:rFonts w:ascii="Dubai" w:hAnsi="Dubai" w:cs="Dubai" w:hint="cs"/>
-          <w:sz w:val="28"/>
-          <w:szCs w:val="28"/>
-          <w:rtl/>
-          <w:lang w:bidi="fa-IR"/>
-        </w:rPr>
         <w:t>آ</w:t>
       </w:r>
       <w:r>
@@ -4211,17 +5945,7 @@
           <w:rtl/>
           <w:lang w:bidi="fa-IR"/>
         </w:rPr>
-        <w:t xml:space="preserve">وری و تدوین اولیه انجام میشود </w:t>
-      </w:r>
-      <w:r>
-        <w:rPr>
-          <w:rFonts w:ascii="Dubai" w:hAnsi="Dubai" w:cs="Dubai" w:hint="cs"/>
-          <w:sz w:val="28"/>
-          <w:szCs w:val="28"/>
-          <w:rtl/>
-          <w:lang w:bidi="fa-IR"/>
-        </w:rPr>
-        <w:t>.</w:t>
+        <w:t>ماده سازی موارد تست انجام میگیرد تا کیفیت خروجی از ابتدا تضمین شود.</w:t>
       </w:r>
     </w:p>
     <w:p>
@@ -4237,13 +5961,35 @@
       </w:pPr>
       <w:r>
         <w:rPr>
-          <w:rFonts w:ascii="Dubai" w:hAnsi="Dubai" w:cs="Dubai"/>
-          <w:sz w:val="28"/>
-          <w:szCs w:val="28"/>
-          <w:rtl/>
-          <w:lang w:bidi="fa-IR"/>
-        </w:rPr>
-        <w:t xml:space="preserve"> همزمان چارچوب معماری و مسیر طراحی بر اساس الزامات ایمنی و شرایط بومی ایران مشخص میگردد.</w:t>
+          <w:rFonts w:ascii="Dubai" w:hAnsi="Dubai" w:cs="Dubai" w:hint="cs"/>
+          <w:color w:val="4472C4" w:themeColor="accent1"/>
+          <w:sz w:val="28"/>
+          <w:szCs w:val="28"/>
+          <w:rtl/>
+          <w:lang w:bidi="fa-IR"/>
+        </w:rPr>
+        <w:t>3.</w:t>
+      </w:r>
+      <w:r>
+        <w:rPr>
+          <w:rFonts w:ascii="Dubai" w:hAnsi="Dubai" w:cs="Dubai"/>
+          <w:color w:val="4472C4" w:themeColor="accent1"/>
+          <w:sz w:val="28"/>
+          <w:szCs w:val="28"/>
+          <w:rtl/>
+          <w:lang w:bidi="fa-IR"/>
+        </w:rPr>
+        <w:t xml:space="preserve"> </w:t>
+      </w:r>
+      <w:r>
+        <w:rPr>
+          <w:rFonts w:ascii="Dubai" w:hAnsi="Dubai" w:cs="Dubai"/>
+          <w:sz w:val="28"/>
+          <w:szCs w:val="28"/>
+          <w:rtl/>
+          <w:lang w:bidi="fa-IR"/>
+        </w:rPr>
+        <w:t xml:space="preserve">در هفته سوم پیاده سازی و یکپارچه سازی اجزای اصلی تکمیل و تست های اولیه اجرا میشوند و باگ ها رفع میشوند. </w:t>
       </w:r>
     </w:p>
     <w:p>
@@ -4266,114 +6012,7 @@
           <w:rtl/>
           <w:lang w:bidi="fa-IR"/>
         </w:rPr>
-        <w:t>2.</w:t>
-      </w:r>
-      <w:r>
-        <w:rPr>
-          <w:rFonts w:ascii="Dubai" w:hAnsi="Dubai" w:cs="Dubai"/>
-          <w:color w:val="4472C4" w:themeColor="accent1"/>
-          <w:sz w:val="28"/>
-          <w:szCs w:val="28"/>
-          <w:rtl/>
-          <w:lang w:bidi="fa-IR"/>
-        </w:rPr>
-        <w:t xml:space="preserve"> </w:t>
-      </w:r>
-      <w:r>
-        <w:rPr>
-          <w:rFonts w:ascii="Dubai" w:hAnsi="Dubai" w:cs="Dubai"/>
-          <w:sz w:val="28"/>
-          <w:szCs w:val="28"/>
-          <w:rtl/>
-          <w:lang w:bidi="fa-IR"/>
-        </w:rPr>
-        <w:t xml:space="preserve">در هفته دوم مدلسازی و طراحی شی گرا تکمیل شده و سپس پیاده سازی نمونه اولیه با تمرکز بر قابلیت های کلیدی شروع میشود. همزمان طراحی سناریو های تست و </w:t>
-      </w:r>
-      <w:r>
-        <w:rPr>
-          <w:rFonts w:ascii="Dubai" w:hAnsi="Dubai" w:cs="Dubai" w:hint="cs"/>
-          <w:sz w:val="28"/>
-          <w:szCs w:val="28"/>
-          <w:rtl/>
-          <w:lang w:bidi="fa-IR"/>
-        </w:rPr>
-        <w:t>آ</w:t>
-      </w:r>
-      <w:r>
-        <w:rPr>
-          <w:rFonts w:ascii="Dubai" w:hAnsi="Dubai" w:cs="Dubai"/>
-          <w:sz w:val="28"/>
-          <w:szCs w:val="28"/>
-          <w:rtl/>
-          <w:lang w:bidi="fa-IR"/>
-        </w:rPr>
-        <w:t>ماده سازی موارد تست انجام میگیرد تا کیفیت خروجی از ابتدا تضمین شود.</w:t>
-      </w:r>
-    </w:p>
-    <w:p>
-      <w:pPr>
-        <w:bidi/>
-        <w:rPr>
-          <w:rFonts w:ascii="Dubai" w:hAnsi="Dubai" w:cs="Dubai"/>
-          <w:sz w:val="28"/>
-          <w:szCs w:val="28"/>
-          <w:rtl/>
-          <w:lang w:bidi="fa-IR"/>
-        </w:rPr>
-      </w:pPr>
-      <w:r>
-        <w:rPr>
-          <w:rFonts w:ascii="Dubai" w:hAnsi="Dubai" w:cs="Dubai" w:hint="cs"/>
-          <w:color w:val="4472C4" w:themeColor="accent1"/>
-          <w:sz w:val="28"/>
-          <w:szCs w:val="28"/>
-          <w:rtl/>
-          <w:lang w:bidi="fa-IR"/>
-        </w:rPr>
-        <w:t>3.</w:t>
-      </w:r>
-      <w:r>
-        <w:rPr>
-          <w:rFonts w:ascii="Dubai" w:hAnsi="Dubai" w:cs="Dubai"/>
-          <w:color w:val="4472C4" w:themeColor="accent1"/>
-          <w:sz w:val="28"/>
-          <w:szCs w:val="28"/>
-          <w:rtl/>
-          <w:lang w:bidi="fa-IR"/>
-        </w:rPr>
-        <w:t xml:space="preserve"> </w:t>
-      </w:r>
-      <w:r>
-        <w:rPr>
-          <w:rFonts w:ascii="Dubai" w:hAnsi="Dubai" w:cs="Dubai"/>
-          <w:sz w:val="28"/>
-          <w:szCs w:val="28"/>
-          <w:rtl/>
-          <w:lang w:bidi="fa-IR"/>
-        </w:rPr>
-        <w:t xml:space="preserve">در هفته سوم پیاده سازی و یکپارچه سازی اجزای اصلی تکمیل و تست های اولیه اجرا میشوند و باگ ها رفع میشوند. </w:t>
-      </w:r>
-    </w:p>
-    <w:p>
-      <w:pPr>
-        <w:bidi/>
-        <w:rPr>
-          <w:rFonts w:ascii="Dubai" w:hAnsi="Dubai" w:cs="Dubai"/>
-          <w:sz w:val="28"/>
-          <w:szCs w:val="28"/>
-          <w:rtl/>
-          <w:lang w:bidi="fa-IR"/>
-        </w:rPr>
-      </w:pPr>
-      <w:r>
-        <w:rPr>
-          <w:rFonts w:ascii="Dubai" w:hAnsi="Dubai" w:cs="Dubai" w:hint="cs"/>
-          <w:color w:val="4472C4" w:themeColor="accent1"/>
-          <w:sz w:val="28"/>
-          <w:szCs w:val="28"/>
-          <w:rtl/>
-          <w:lang w:bidi="fa-IR"/>
-        </w:rPr>
+        <w:lastRenderedPageBreak/>
         <w:t>4.</w:t>
       </w:r>
       <w:r>
@@ -4594,7 +6233,6 @@
           <w:rtl/>
           <w:lang w:bidi="fa-IR"/>
         </w:rPr>
-        <w:lastRenderedPageBreak/>
         <w:t>تخمین تلاش :</w:t>
       </w:r>
     </w:p>
@@ -5109,7 +6747,18 @@
           <w:rtl/>
           <w:lang w:bidi="fa-IR"/>
         </w:rPr>
-        <w:t>تیم بر روی تحویل دادنی های کوچک و قا</w:t>
+        <w:t xml:space="preserve">تیم بر روی تحویل دادنی های </w:t>
+      </w:r>
+      <w:r>
+        <w:rPr>
+          <w:rFonts w:ascii="Dubai" w:hAnsi="Dubai" w:cs="Dubai"/>
+          <w:sz w:val="28"/>
+          <w:szCs w:val="28"/>
+          <w:rtl/>
+          <w:lang w:bidi="fa-IR"/>
+        </w:rPr>
+        <w:lastRenderedPageBreak/>
+        <w:t>کوچک و قا</w:t>
       </w:r>
       <w:r>
         <w:rPr>
@@ -5284,9 +6933,8 @@
     </w:p>
     <w:tbl>
       <w:tblPr>
-        <w:tblStyle w:val="GridTable6Colorful-Accent3"/>
+        <w:tblStyle w:val="GridTable4-Accent1"/>
         <w:tblW w:w="9445" w:type="dxa"/>
-        <w:jc w:val="center"/>
         <w:tblLook w:val="04A0" w:firstRow="1" w:lastRow="0" w:firstColumn="1" w:lastColumn="0" w:noHBand="0" w:noVBand="1"/>
       </w:tblPr>
       <w:tblGrid>
@@ -5296,7 +6944,6 @@
       <w:tr>
         <w:trPr>
           <w:cnfStyle w:val="100000000000" w:firstRow="1" w:lastRow="0" w:firstColumn="0" w:lastColumn="0" w:oddVBand="0" w:evenVBand="0" w:oddHBand="0" w:evenHBand="0" w:firstRowFirstColumn="0" w:firstRowLastColumn="0" w:lastRowFirstColumn="0" w:lastRowLastColumn="0"/>
-          <w:jc w:val="center"/>
         </w:trPr>
         <w:tc>
           <w:tcPr>
@@ -5371,7 +7018,6 @@
       <w:tr>
         <w:trPr>
           <w:cnfStyle w:val="000000100000" w:firstRow="0" w:lastRow="0" w:firstColumn="0" w:lastColumn="0" w:oddVBand="0" w:evenVBand="0" w:oddHBand="1" w:evenHBand="0" w:firstRowFirstColumn="0" w:firstRowLastColumn="0" w:lastRowFirstColumn="0" w:lastRowLastColumn="0"/>
-          <w:jc w:val="center"/>
         </w:trPr>
         <w:tc>
           <w:tcPr>
@@ -5439,9 +7085,6 @@
         </w:tc>
       </w:tr>
       <w:tr>
-        <w:trPr>
-          <w:jc w:val="center"/>
-        </w:trPr>
         <w:tc>
           <w:tcPr>
             <w:cnfStyle w:val="001000000000" w:firstRow="0" w:lastRow="0" w:firstColumn="1" w:lastColumn="0" w:oddVBand="0" w:evenVBand="0" w:oddHBand="0" w:evenHBand="0" w:firstRowFirstColumn="0" w:firstRowLastColumn="0" w:lastRowFirstColumn="0" w:lastRowLastColumn="0"/>
@@ -5510,7 +7153,6 @@
       <w:tr>
         <w:trPr>
           <w:cnfStyle w:val="000000100000" w:firstRow="0" w:lastRow="0" w:firstColumn="0" w:lastColumn="0" w:oddVBand="0" w:evenVBand="0" w:oddHBand="1" w:evenHBand="0" w:firstRowFirstColumn="0" w:firstRowLastColumn="0" w:lastRowFirstColumn="0" w:lastRowLastColumn="0"/>
-          <w:jc w:val="center"/>
         </w:trPr>
         <w:tc>
           <w:tcPr>
@@ -5578,9 +7220,6 @@
         </w:tc>
       </w:tr>
       <w:tr>
-        <w:trPr>
-          <w:jc w:val="center"/>
-        </w:trPr>
         <w:tc>
           <w:tcPr>
             <w:cnfStyle w:val="001000000000" w:firstRow="0" w:lastRow="0" w:firstColumn="1" w:lastColumn="0" w:oddVBand="0" w:evenVBand="0" w:oddHBand="0" w:evenHBand="0" w:firstRowFirstColumn="0" w:firstRowLastColumn="0" w:lastRowFirstColumn="0" w:lastRowLastColumn="0"/>
@@ -5649,7 +7288,6 @@
       <w:tr>
         <w:trPr>
           <w:cnfStyle w:val="000000100000" w:firstRow="0" w:lastRow="0" w:firstColumn="0" w:lastColumn="0" w:oddVBand="0" w:evenVBand="0" w:oddHBand="1" w:evenHBand="0" w:firstRowFirstColumn="0" w:firstRowLastColumn="0" w:lastRowFirstColumn="0" w:lastRowLastColumn="0"/>
-          <w:jc w:val="center"/>
         </w:trPr>
         <w:tc>
           <w:tcPr>
@@ -5783,13 +7421,12 @@
           <w:rtl/>
           <w:lang w:bidi="fa-IR"/>
         </w:rPr>
-        <w:lastRenderedPageBreak/>
         <w:t>مدیریت پروژه و برنامه ریزی :</w:t>
       </w:r>
     </w:p>
     <w:tbl>
       <w:tblPr>
-        <w:tblStyle w:val="PlainTable1"/>
+        <w:tblStyle w:val="GridTable4-Accent1"/>
         <w:tblW w:w="0" w:type="auto"/>
         <w:tblLook w:val="04A0" w:firstRow="1" w:lastRow="0" w:firstColumn="1" w:lastColumn="0" w:noHBand="0" w:noVBand="1"/>
       </w:tblPr>
@@ -6376,7 +8013,7 @@
     </w:p>
     <w:tbl>
       <w:tblPr>
-        <w:tblStyle w:val="PlainTable1"/>
+        <w:tblStyle w:val="GridTable4-Accent1"/>
         <w:tblW w:w="0" w:type="auto"/>
         <w:tblLook w:val="04A0" w:firstRow="1" w:lastRow="0" w:firstColumn="1" w:lastColumn="0" w:noHBand="0" w:noVBand="1"/>
       </w:tblPr>
@@ -6818,6 +8455,7 @@
                 <w:rtl/>
                 <w:lang w:bidi="fa-IR"/>
               </w:rPr>
+              <w:lastRenderedPageBreak/>
               <w:t>جمع بخش نیازمندی ها</w:t>
             </w:r>
           </w:p>
@@ -6897,7 +8535,7 @@
     </w:p>
     <w:tbl>
       <w:tblPr>
-        <w:tblStyle w:val="PlainTable1"/>
+        <w:tblStyle w:val="GridTable4-Accent1"/>
         <w:tblW w:w="0" w:type="auto"/>
         <w:tblLook w:val="04A0" w:firstRow="1" w:lastRow="0" w:firstColumn="1" w:lastColumn="0" w:noHBand="0" w:noVBand="1"/>
       </w:tblPr>
@@ -7385,7 +9023,6 @@
           <w:rtl/>
           <w:lang w:bidi="fa-IR"/>
         </w:rPr>
-        <w:lastRenderedPageBreak/>
         <w:t>طراحی مع</w:t>
       </w:r>
       <w:r>
@@ -7417,7 +9054,7 @@
     </w:p>
     <w:tbl>
       <w:tblPr>
-        <w:tblStyle w:val="PlainTable1"/>
+        <w:tblStyle w:val="GridTable4-Accent1"/>
         <w:tblW w:w="0" w:type="auto"/>
         <w:tblLook w:val="04A0" w:firstRow="1" w:lastRow="0" w:firstColumn="1" w:lastColumn="0" w:noHBand="0" w:noVBand="1"/>
       </w:tblPr>
@@ -7901,7 +9538,7 @@
     </w:p>
     <w:tbl>
       <w:tblPr>
-        <w:tblStyle w:val="PlainTable1"/>
+        <w:tblStyle w:val="GridTable4-Accent1"/>
         <w:tblW w:w="0" w:type="auto"/>
         <w:tblLook w:val="04A0" w:firstRow="1" w:lastRow="0" w:firstColumn="1" w:lastColumn="0" w:noHBand="0" w:noVBand="1"/>
       </w:tblPr>
@@ -8277,12 +9914,13 @@
           <w:rtl/>
           <w:lang w:bidi="fa-IR"/>
         </w:rPr>
+        <w:lastRenderedPageBreak/>
         <w:t>پیاده سازی نمونه اولیه :</w:t>
       </w:r>
     </w:p>
     <w:tbl>
       <w:tblPr>
-        <w:tblStyle w:val="PlainTable1"/>
+        <w:tblStyle w:val="GridTable4-Accent1"/>
         <w:tblW w:w="0" w:type="auto"/>
         <w:tblLook w:val="04A0" w:firstRow="1" w:lastRow="0" w:firstColumn="1" w:lastColumn="0" w:noHBand="0" w:noVBand="1"/>
       </w:tblPr>
@@ -8754,7 +10392,6 @@
           <w:rtl/>
           <w:lang w:bidi="fa-IR"/>
         </w:rPr>
-        <w:lastRenderedPageBreak/>
         <w:t>آ</w:t>
       </w:r>
       <w:r>
@@ -8773,7 +10410,7 @@
     </w:p>
     <w:tbl>
       <w:tblPr>
-        <w:tblStyle w:val="PlainTable1"/>
+        <w:tblStyle w:val="GridTable4-Accent1"/>
         <w:tblW w:w="0" w:type="auto"/>
         <w:tblLook w:val="04A0" w:firstRow="1" w:lastRow="0" w:firstColumn="1" w:lastColumn="0" w:noHBand="0" w:noVBand="1"/>
       </w:tblPr>
@@ -9289,7 +10926,7 @@
     </w:p>
     <w:tbl>
       <w:tblPr>
-        <w:tblStyle w:val="PlainTable1"/>
+        <w:tblStyle w:val="GridTable4-Accent1"/>
         <w:tblW w:w="0" w:type="auto"/>
         <w:tblLook w:val="04A0" w:firstRow="1" w:lastRow="0" w:firstColumn="1" w:lastColumn="0" w:noHBand="0" w:noVBand="1"/>
       </w:tblPr>
@@ -9691,7 +11328,13 @@
                       </wps:style>
                       <wps:txbx>
                         <w:txbxContent>
-                          <w:p/>
+                          <w:p>
+                            <w:pPr>
+                              <w:rPr>
+                                <w:lang w:bidi="fa-IR"/>
+                              </w:rPr>
+                            </w:pPr>
+                          </w:p>
                         </w:txbxContent>
                       </wps:txbx>
                       <wps:bodyPr rot="0" spcFirstLastPara="0" vertOverflow="overflow" horzOverflow="overflow" vert="horz" wrap="square" lIns="91440" tIns="45720" rIns="91440" bIns="45720" numCol="1" spcCol="0" rtlCol="0" fromWordArt="0" anchor="t" anchorCtr="0" forceAA="0" compatLnSpc="1">
@@ -9718,7 +11361,13 @@
               <v:shape id="Text Box 2" o:spid="_x0000_s1026" type="#_x0000_t202" style="position:absolute;left:0;text-align:left;margin-left:-21pt;margin-top:25.4pt;width:499.2pt;height:229.2pt;z-index:251662336;visibility:visible;mso-wrap-style:square;mso-height-percent:0;mso-wrap-distance-left:9pt;mso-wrap-distance-top:0;mso-wrap-distance-right:9pt;mso-wrap-distance-bottom:0;mso-position-horizontal:absolute;mso-position-horizontal-relative:text;mso-position-vertical:absolute;mso-position-vertical-relative:text;mso-height-percent:0;mso-height-relative:margin;v-text-anchor:top" o:gfxdata="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" filled="f" strokecolor="#4472c4 [3204]" strokeweight="1pt">
                 <v:textbox>
                   <w:txbxContent>
-                    <w:p/>
+                    <w:p>
+                      <w:pPr>
+                        <w:rPr>
+                          <w:lang w:bidi="fa-IR"/>
+                        </w:rPr>
+                      </w:pPr>
+                    </w:p>
                   </w:txbxContent>
                 </v:textbox>
               </v:shape>
@@ -9752,6 +11401,7 @@
           <w:rtl/>
           <w:lang w:bidi="fa-IR"/>
         </w:rPr>
+        <w:lastRenderedPageBreak/>
         <w:t>جمع کل تخمین تلاش :</w:t>
       </w:r>
     </w:p>
@@ -9926,7 +11576,6 @@
           <w:rtl/>
           <w:lang w:bidi="fa-IR"/>
         </w:rPr>
-        <w:lastRenderedPageBreak/>
         <w:t>نتیجه نهایی :</w:t>
       </w:r>
       <w:r>
@@ -10485,7 +12134,7 @@
     </w:p>
     <w:tbl>
       <w:tblPr>
-        <w:tblStyle w:val="GridTable5Dark-Accent3"/>
+        <w:tblStyle w:val="GridTable5Dark-Accent1"/>
         <w:tblW w:w="10075" w:type="dxa"/>
         <w:tblLook w:val="04A0" w:firstRow="1" w:lastRow="0" w:firstColumn="1" w:lastColumn="0" w:noHBand="0" w:noVBand="1"/>
       </w:tblPr>
@@ -10980,7 +12629,6 @@
                 <w:rtl/>
                 <w:lang w:bidi="fa-IR"/>
               </w:rPr>
-              <w:lastRenderedPageBreak/>
               <w:t>مذاکره برای حذف یا به تعویق انداختن قابلیت های غیر ضروری</w:t>
             </w:r>
             <w:r>
@@ -11044,7 +12692,6 @@
                 <w:szCs w:val="28"/>
                 <w:lang w:bidi="fa-IR"/>
               </w:rPr>
-              <w:lastRenderedPageBreak/>
               <w:t>2</w:t>
             </w:r>
           </w:p>
@@ -11269,6 +12916,7 @@
                 <w:szCs w:val="28"/>
                 <w:lang w:bidi="fa-IR"/>
               </w:rPr>
+              <w:lastRenderedPageBreak/>
               <w:t>3</w:t>
             </w:r>
           </w:p>
@@ -11754,7 +13402,6 @@
                 <w:szCs w:val="28"/>
                 <w:lang w:bidi="fa-IR"/>
               </w:rPr>
-              <w:lastRenderedPageBreak/>
               <w:t>5</w:t>
             </w:r>
           </w:p>
@@ -13422,7 +15069,6 @@
   <w:style w:type="character" w:default="1" w:styleId="DefaultParagraphFont">
     <w:name w:val="Default Paragraph Font"/>
     <w:uiPriority w:val="1"/>
-    <w:semiHidden/>
     <w:unhideWhenUsed/>
   </w:style>
   <w:style w:type="table" w:default="1" w:styleId="TableNormal">
@@ -14454,6 +16100,370 @@
       </w:tcPr>
     </w:tblStylePr>
   </w:style>
+  <w:style w:type="table" w:styleId="GridTable5Dark-Accent5">
+    <w:name w:val="Grid Table 5 Dark Accent 5"/>
+    <w:basedOn w:val="TableNormal"/>
+    <w:uiPriority w:val="50"/>
+    <w:rsid w:val="00074750"/>
+    <w:pPr>
+      <w:spacing w:after="0" w:line="240" w:lineRule="auto"/>
+    </w:pPr>
+    <w:tblPr>
+      <w:tblStyleRowBandSize w:val="1"/>
+      <w:tblStyleColBandSize w:val="1"/>
+      <w:tblBorders>
+        <w:top w:val="single" w:sz="4" w:space="0" w:color="FFFFFF" w:themeColor="background1"/>
+        <w:left w:val="single" w:sz="4" w:space="0" w:color="FFFFFF" w:themeColor="background1"/>
+        <w:bottom w:val="single" w:sz="4" w:space="0" w:color="FFFFFF" w:themeColor="background1"/>
+        <w:right w:val="single" w:sz="4" w:space="0" w:color="FFFFFF" w:themeColor="background1"/>
+        <w:insideH w:val="single" w:sz="4" w:space="0" w:color="FFFFFF" w:themeColor="background1"/>
+        <w:insideV w:val="single" w:sz="4" w:space="0" w:color="FFFFFF" w:themeColor="background1"/>
+      </w:tblBorders>
+    </w:tblPr>
+    <w:tcPr>
+      <w:shd w:val="clear" w:color="auto" w:fill="DEEAF6" w:themeFill="accent5" w:themeFillTint="33"/>
+    </w:tcPr>
+    <w:tblStylePr w:type="firstRow">
+      <w:rPr>
+        <w:b/>
+        <w:bCs/>
+        <w:color w:val="FFFFFF" w:themeColor="background1"/>
+      </w:rPr>
+      <w:tblPr/>
+      <w:tcPr>
+        <w:tcBorders>
+          <w:top w:val="single" w:sz="4" w:space="0" w:color="FFFFFF" w:themeColor="background1"/>
+          <w:left w:val="single" w:sz="4" w:space="0" w:color="FFFFFF" w:themeColor="background1"/>
+          <w:right w:val="single" w:sz="4" w:space="0" w:color="FFFFFF" w:themeColor="background1"/>
+          <w:insideH w:val="nil"/>
+          <w:insideV w:val="nil"/>
+        </w:tcBorders>
+        <w:shd w:val="clear" w:color="auto" w:fill="5B9BD5" w:themeFill="accent5"/>
+      </w:tcPr>
+    </w:tblStylePr>
+    <w:tblStylePr w:type="lastRow">
+      <w:rPr>
+        <w:b/>
+        <w:bCs/>
+        <w:color w:val="FFFFFF" w:themeColor="background1"/>
+      </w:rPr>
+      <w:tblPr/>
+      <w:tcPr>
+        <w:tcBorders>
+          <w:left w:val="single" w:sz="4" w:space="0" w:color="FFFFFF" w:themeColor="background1"/>
+          <w:bottom w:val="single" w:sz="4" w:space="0" w:color="FFFFFF" w:themeColor="background1"/>
+          <w:right w:val="single" w:sz="4" w:space="0" w:color="FFFFFF" w:themeColor="background1"/>
+          <w:insideH w:val="nil"/>
+          <w:insideV w:val="nil"/>
+        </w:tcBorders>
+        <w:shd w:val="clear" w:color="auto" w:fill="5B9BD5" w:themeFill="accent5"/>
+      </w:tcPr>
+    </w:tblStylePr>
+    <w:tblStylePr w:type="firstCol">
+      <w:rPr>
+        <w:b/>
+        <w:bCs/>
+        <w:color w:val="FFFFFF" w:themeColor="background1"/>
+      </w:rPr>
+      <w:tblPr/>
+      <w:tcPr>
+        <w:tcBorders>
+          <w:top w:val="single" w:sz="4" w:space="0" w:color="FFFFFF" w:themeColor="background1"/>
+          <w:left w:val="single" w:sz="4" w:space="0" w:color="FFFFFF" w:themeColor="background1"/>
+          <w:bottom w:val="single" w:sz="4" w:space="0" w:color="FFFFFF" w:themeColor="background1"/>
+          <w:insideV w:val="nil"/>
+        </w:tcBorders>
+        <w:shd w:val="clear" w:color="auto" w:fill="5B9BD5" w:themeFill="accent5"/>
+      </w:tcPr>
+    </w:tblStylePr>
+    <w:tblStylePr w:type="lastCol">
+      <w:rPr>
+        <w:b/>
+        <w:bCs/>
+        <w:color w:val="FFFFFF" w:themeColor="background1"/>
+      </w:rPr>
+      <w:tblPr/>
+      <w:tcPr>
+        <w:tcBorders>
+          <w:top w:val="single" w:sz="4" w:space="0" w:color="FFFFFF" w:themeColor="background1"/>
+          <w:bottom w:val="single" w:sz="4" w:space="0" w:color="FFFFFF" w:themeColor="background1"/>
+          <w:right w:val="single" w:sz="4" w:space="0" w:color="FFFFFF" w:themeColor="background1"/>
+          <w:insideV w:val="nil"/>
+        </w:tcBorders>
+        <w:shd w:val="clear" w:color="auto" w:fill="5B9BD5" w:themeFill="accent5"/>
+      </w:tcPr>
+    </w:tblStylePr>
+    <w:tblStylePr w:type="band1Vert">
+      <w:tblPr/>
+      <w:tcPr>
+        <w:shd w:val="clear" w:color="auto" w:fill="BDD6EE" w:themeFill="accent5" w:themeFillTint="66"/>
+      </w:tcPr>
+    </w:tblStylePr>
+    <w:tblStylePr w:type="band1Horz">
+      <w:tblPr/>
+      <w:tcPr>
+        <w:shd w:val="clear" w:color="auto" w:fill="BDD6EE" w:themeFill="accent5" w:themeFillTint="66"/>
+      </w:tcPr>
+    </w:tblStylePr>
+  </w:style>
+  <w:style w:type="table" w:styleId="GridTable4-Accent1">
+    <w:name w:val="Grid Table 4 Accent 1"/>
+    <w:basedOn w:val="TableNormal"/>
+    <w:uiPriority w:val="49"/>
+    <w:rsid w:val="000D5486"/>
+    <w:pPr>
+      <w:spacing w:after="0" w:line="240" w:lineRule="auto"/>
+    </w:pPr>
+    <w:tblPr>
+      <w:tblStyleRowBandSize w:val="1"/>
+      <w:tblStyleColBandSize w:val="1"/>
+      <w:tblBorders>
+        <w:top w:val="single" w:sz="4" w:space="0" w:color="8EAADB" w:themeColor="accent1" w:themeTint="99"/>
+        <w:left w:val="single" w:sz="4" w:space="0" w:color="8EAADB" w:themeColor="accent1" w:themeTint="99"/>
+        <w:bottom w:val="single" w:sz="4" w:space="0" w:color="8EAADB" w:themeColor="accent1" w:themeTint="99"/>
+        <w:right w:val="single" w:sz="4" w:space="0" w:color="8EAADB" w:themeColor="accent1" w:themeTint="99"/>
+        <w:insideH w:val="single" w:sz="4" w:space="0" w:color="8EAADB" w:themeColor="accent1" w:themeTint="99"/>
+        <w:insideV w:val="single" w:sz="4" w:space="0" w:color="8EAADB" w:themeColor="accent1" w:themeTint="99"/>
+      </w:tblBorders>
+    </w:tblPr>
+    <w:tblStylePr w:type="firstRow">
+      <w:rPr>
+        <w:b/>
+        <w:bCs/>
+        <w:color w:val="FFFFFF" w:themeColor="background1"/>
+      </w:rPr>
+      <w:tblPr/>
+      <w:tcPr>
+        <w:tcBorders>
+          <w:top w:val="single" w:sz="4" w:space="0" w:color="4472C4" w:themeColor="accent1"/>
+          <w:left w:val="single" w:sz="4" w:space="0" w:color="4472C4" w:themeColor="accent1"/>
+          <w:bottom w:val="single" w:sz="4" w:space="0" w:color="4472C4" w:themeColor="accent1"/>
+          <w:right w:val="single" w:sz="4" w:space="0" w:color="4472C4" w:themeColor="accent1"/>
+          <w:insideH w:val="nil"/>
+          <w:insideV w:val="nil"/>
+        </w:tcBorders>
+        <w:shd w:val="clear" w:color="auto" w:fill="4472C4" w:themeFill="accent1"/>
+      </w:tcPr>
+    </w:tblStylePr>
+    <w:tblStylePr w:type="lastRow">
+      <w:rPr>
+        <w:b/>
+        <w:bCs/>
+      </w:rPr>
+      <w:tblPr/>
+      <w:tcPr>
+        <w:tcBorders>
+          <w:top w:val="double" w:sz="4" w:space="0" w:color="4472C4" w:themeColor="accent1"/>
+        </w:tcBorders>
+      </w:tcPr>
+    </w:tblStylePr>
+    <w:tblStylePr w:type="firstCol">
+      <w:rPr>
+        <w:b/>
+        <w:bCs/>
+      </w:rPr>
+    </w:tblStylePr>
+    <w:tblStylePr w:type="lastCol">
+      <w:rPr>
+        <w:b/>
+        <w:bCs/>
+      </w:rPr>
+    </w:tblStylePr>
+    <w:tblStylePr w:type="band1Vert">
+      <w:tblPr/>
+      <w:tcPr>
+        <w:shd w:val="clear" w:color="auto" w:fill="D9E2F3" w:themeFill="accent1" w:themeFillTint="33"/>
+      </w:tcPr>
+    </w:tblStylePr>
+    <w:tblStylePr w:type="band1Horz">
+      <w:tblPr/>
+      <w:tcPr>
+        <w:shd w:val="clear" w:color="auto" w:fill="D9E2F3" w:themeFill="accent1" w:themeFillTint="33"/>
+      </w:tcPr>
+    </w:tblStylePr>
+  </w:style>
+  <w:style w:type="table" w:styleId="GridTable5Dark-Accent1">
+    <w:name w:val="Grid Table 5 Dark Accent 1"/>
+    <w:basedOn w:val="TableNormal"/>
+    <w:uiPriority w:val="50"/>
+    <w:rsid w:val="000D5486"/>
+    <w:pPr>
+      <w:spacing w:after="0" w:line="240" w:lineRule="auto"/>
+    </w:pPr>
+    <w:tblPr>
+      <w:tblStyleRowBandSize w:val="1"/>
+      <w:tblStyleColBandSize w:val="1"/>
+      <w:tblBorders>
+        <w:top w:val="single" w:sz="4" w:space="0" w:color="FFFFFF" w:themeColor="background1"/>
+        <w:left w:val="single" w:sz="4" w:space="0" w:color="FFFFFF" w:themeColor="background1"/>
+        <w:bottom w:val="single" w:sz="4" w:space="0" w:color="FFFFFF" w:themeColor="background1"/>
+        <w:right w:val="single" w:sz="4" w:space="0" w:color="FFFFFF" w:themeColor="background1"/>
+        <w:insideH w:val="single" w:sz="4" w:space="0" w:color="FFFFFF" w:themeColor="background1"/>
+        <w:insideV w:val="single" w:sz="4" w:space="0" w:color="FFFFFF" w:themeColor="background1"/>
+      </w:tblBorders>
+    </w:tblPr>
+    <w:tcPr>
+      <w:shd w:val="clear" w:color="auto" w:fill="D9E2F3" w:themeFill="accent1" w:themeFillTint="33"/>
+    </w:tcPr>
+    <w:tblStylePr w:type="firstRow">
+      <w:rPr>
+        <w:b/>
+        <w:bCs/>
+        <w:color w:val="FFFFFF" w:themeColor="background1"/>
+      </w:rPr>
+      <w:tblPr/>
+      <w:tcPr>
+        <w:tcBorders>
+          <w:top w:val="single" w:sz="4" w:space="0" w:color="FFFFFF" w:themeColor="background1"/>
+          <w:left w:val="single" w:sz="4" w:space="0" w:color="FFFFFF" w:themeColor="background1"/>
+          <w:right w:val="single" w:sz="4" w:space="0" w:color="FFFFFF" w:themeColor="background1"/>
+          <w:insideH w:val="nil"/>
+          <w:insideV w:val="nil"/>
+        </w:tcBorders>
+        <w:shd w:val="clear" w:color="auto" w:fill="4472C4" w:themeFill="accent1"/>
+      </w:tcPr>
+    </w:tblStylePr>
+    <w:tblStylePr w:type="lastRow">
+      <w:rPr>
+        <w:b/>
+        <w:bCs/>
+        <w:color w:val="FFFFFF" w:themeColor="background1"/>
+      </w:rPr>
+      <w:tblPr/>
+      <w:tcPr>
+        <w:tcBorders>
+          <w:left w:val="single" w:sz="4" w:space="0" w:color="FFFFFF" w:themeColor="background1"/>
+          <w:bottom w:val="single" w:sz="4" w:space="0" w:color="FFFFFF" w:themeColor="background1"/>
+          <w:right w:val="single" w:sz="4" w:space="0" w:color="FFFFFF" w:themeColor="background1"/>
+          <w:insideH w:val="nil"/>
+          <w:insideV w:val="nil"/>
+        </w:tcBorders>
+        <w:shd w:val="clear" w:color="auto" w:fill="4472C4" w:themeFill="accent1"/>
+      </w:tcPr>
+    </w:tblStylePr>
+    <w:tblStylePr w:type="firstCol">
+      <w:rPr>
+        <w:b/>
+        <w:bCs/>
+        <w:color w:val="FFFFFF" w:themeColor="background1"/>
+      </w:rPr>
+      <w:tblPr/>
+      <w:tcPr>
+        <w:tcBorders>
+          <w:top w:val="single" w:sz="4" w:space="0" w:color="FFFFFF" w:themeColor="background1"/>
+          <w:left w:val="single" w:sz="4" w:space="0" w:color="FFFFFF" w:themeColor="background1"/>
+          <w:bottom w:val="single" w:sz="4" w:space="0" w:color="FFFFFF" w:themeColor="background1"/>
+          <w:insideV w:val="nil"/>
+        </w:tcBorders>
+        <w:shd w:val="clear" w:color="auto" w:fill="4472C4" w:themeFill="accent1"/>
+      </w:tcPr>
+    </w:tblStylePr>
+    <w:tblStylePr w:type="lastCol">
+      <w:rPr>
+        <w:b/>
+        <w:bCs/>
+        <w:color w:val="FFFFFF" w:themeColor="background1"/>
+      </w:rPr>
+      <w:tblPr/>
+      <w:tcPr>
+        <w:tcBorders>
+          <w:top w:val="single" w:sz="4" w:space="0" w:color="FFFFFF" w:themeColor="background1"/>
+          <w:bottom w:val="single" w:sz="4" w:space="0" w:color="FFFFFF" w:themeColor="background1"/>
+          <w:right w:val="single" w:sz="4" w:space="0" w:color="FFFFFF" w:themeColor="background1"/>
+          <w:insideV w:val="nil"/>
+        </w:tcBorders>
+        <w:shd w:val="clear" w:color="auto" w:fill="4472C4" w:themeFill="accent1"/>
+      </w:tcPr>
+    </w:tblStylePr>
+    <w:tblStylePr w:type="band1Vert">
+      <w:tblPr/>
+      <w:tcPr>
+        <w:shd w:val="clear" w:color="auto" w:fill="B4C6E7" w:themeFill="accent1" w:themeFillTint="66"/>
+      </w:tcPr>
+    </w:tblStylePr>
+    <w:tblStylePr w:type="band1Horz">
+      <w:tblPr/>
+      <w:tcPr>
+        <w:shd w:val="clear" w:color="auto" w:fill="B4C6E7" w:themeFill="accent1" w:themeFillTint="66"/>
+      </w:tcPr>
+    </w:tblStylePr>
+  </w:style>
+  <w:style w:type="table" w:styleId="GridTable4">
+    <w:name w:val="Grid Table 4"/>
+    <w:basedOn w:val="TableNormal"/>
+    <w:uiPriority w:val="49"/>
+    <w:rsid w:val="00CE7F4C"/>
+    <w:pPr>
+      <w:spacing w:after="0" w:line="240" w:lineRule="auto"/>
+    </w:pPr>
+    <w:tblPr>
+      <w:tblStyleRowBandSize w:val="1"/>
+      <w:tblStyleColBandSize w:val="1"/>
+      <w:tblBorders>
+        <w:top w:val="single" w:sz="4" w:space="0" w:color="666666" w:themeColor="text1" w:themeTint="99"/>
+        <w:left w:val="single" w:sz="4" w:space="0" w:color="666666" w:themeColor="text1" w:themeTint="99"/>
+        <w:bottom w:val="single" w:sz="4" w:space="0" w:color="666666" w:themeColor="text1" w:themeTint="99"/>
+        <w:right w:val="single" w:sz="4" w:space="0" w:color="666666" w:themeColor="text1" w:themeTint="99"/>
+        <w:insideH w:val="single" w:sz="4" w:space="0" w:color="666666" w:themeColor="text1" w:themeTint="99"/>
+        <w:insideV w:val="single" w:sz="4" w:space="0" w:color="666666" w:themeColor="text1" w:themeTint="99"/>
+      </w:tblBorders>
+    </w:tblPr>
+    <w:tblStylePr w:type="firstRow">
+      <w:rPr>
+        <w:b/>
+        <w:bCs/>
+        <w:color w:val="FFFFFF" w:themeColor="background1"/>
+      </w:rPr>
+      <w:tblPr/>
+      <w:tcPr>
+        <w:tcBorders>
+          <w:top w:val="single" w:sz="4" w:space="0" w:color="000000" w:themeColor="text1"/>
+          <w:left w:val="single" w:sz="4" w:space="0" w:color="000000" w:themeColor="text1"/>
+          <w:bottom w:val="single" w:sz="4" w:space="0" w:color="000000" w:themeColor="text1"/>
+          <w:right w:val="single" w:sz="4" w:space="0" w:color="000000" w:themeColor="text1"/>
+          <w:insideH w:val="nil"/>
+          <w:insideV w:val="nil"/>
+        </w:tcBorders>
+        <w:shd w:val="clear" w:color="auto" w:fill="000000" w:themeFill="text1"/>
+      </w:tcPr>
+    </w:tblStylePr>
+    <w:tblStylePr w:type="lastRow">
+      <w:rPr>
+        <w:b/>
+        <w:bCs/>
+      </w:rPr>
+      <w:tblPr/>
+      <w:tcPr>
+        <w:tcBorders>
+          <w:top w:val="double" w:sz="4" w:space="0" w:color="000000" w:themeColor="text1"/>
+        </w:tcBorders>
+      </w:tcPr>
+    </w:tblStylePr>
+    <w:tblStylePr w:type="firstCol">
+      <w:rPr>
+        <w:b/>
+        <w:bCs/>
+      </w:rPr>
+    </w:tblStylePr>
+    <w:tblStylePr w:type="lastCol">
+      <w:rPr>
+        <w:b/>
+        <w:bCs/>
+      </w:rPr>
+    </w:tblStylePr>
+    <w:tblStylePr w:type="band1Vert">
+      <w:tblPr/>
+      <w:tcPr>
+        <w:shd w:val="clear" w:color="auto" w:fill="CCCCCC" w:themeFill="text1" w:themeFillTint="33"/>
+      </w:tcPr>
+    </w:tblStylePr>
+    <w:tblStylePr w:type="band1Horz">
+      <w:tblPr/>
+      <w:tcPr>
+        <w:shd w:val="clear" w:color="auto" w:fill="CCCCCC" w:themeFill="text1" w:themeFillTint="33"/>
+      </w:tcPr>
+    </w:tblStylePr>
+  </w:style>
 </w:styles>
 </file>
 
